--- a/Grasp Brief 2.docx
+++ b/Grasp Brief 2.docx
@@ -3,5602 +3,575 @@
 <w:document xmlns:wpc="http://schemas.microsoft.com/office/word/2010/wordprocessingCanvas" xmlns:cx="http://schemas.microsoft.com/office/drawing/2014/chartex" xmlns:cx1="http://schemas.microsoft.com/office/drawing/2015/9/8/chartex" xmlns:cx2="http://schemas.microsoft.com/office/drawing/2015/10/21/chartex" xmlns:cx3="http://schemas.microsoft.com/office/drawing/2016/5/9/chartex" xmlns:cx4="http://schemas.microsoft.com/office/drawing/2016/5/10/chartex" xmlns:cx5="http://schemas.microsoft.com/office/drawing/2016/5/11/chartex" xmlns:cx6="http://schemas.microsoft.com/office/drawing/2016/5/12/chartex" xmlns:cx7="http://schemas.microsoft.com/office/drawing/2016/5/13/chartex" xmlns:cx8="http://schemas.microsoft.com/office/drawing/2016/5/14/chartex" xmlns:mc="http://schemas.openxmlformats.org/markup-compatibility/2006" xmlns:aink="http://schemas.microsoft.com/office/drawing/2016/ink" xmlns:am3d="http://schemas.microsoft.com/office/drawing/2017/model3d" xmlns:o="urn:schemas-microsoft-com:office:office" xmlns:oel="http://schemas.microsoft.com/office/2019/extlst" xmlns:r="http://schemas.openxmlformats.org/officeDocument/2006/relationships" xmlns:m="http://schemas.openxmlformats.org/officeDocument/2006/math" xmlns:v="urn:schemas-microsoft-com:vml" xmlns:wp14="http://schemas.microsoft.com/office/word/2010/wordprocessingDrawing" xmlns:wp="http://schemas.openxmlformats.org/drawingml/2006/wordprocessingDrawing" xmlns:w10="urn:schemas-microsoft-com:office:word" xmlns:w="http://schemas.openxmlformats.org/wordprocessingml/2006/main" xmlns:w14="http://schemas.microsoft.com/office/word/2010/wordml" xmlns:w15="http://schemas.microsoft.com/office/word/2012/wordml" xmlns:w16cex="http://schemas.microsoft.com/office/word/2018/wordml/cex" xmlns:w16cid="http://schemas.microsoft.com/office/word/2016/wordml/cid" xmlns:w16="http://schemas.microsoft.com/office/word/2018/wordml" xmlns:w16du="http://schemas.microsoft.com/office/word/2023/wordml/word16du" xmlns:w16sdtdh="http://schemas.microsoft.com/office/word/2020/wordml/sdtdatahash" xmlns:w16sdtfl="http://schemas.microsoft.com/office/word/2024/wordml/sdtformatlock" xmlns:w16se="http://schemas.microsoft.com/office/word/2015/wordml/symex" xmlns:wpg="http://schemas.microsoft.com/office/word/2010/wordprocessingGroup" xmlns:wpi="http://schemas.microsoft.com/office/word/2010/wordprocessingInk" xmlns:wne="http://schemas.microsoft.com/office/word/2006/wordml" xmlns:wps="http://schemas.microsoft.com/office/word/2010/wordprocessingShape" mc:Ignorable="w14 w15 w16se w16cid w16 w16cex w16sdtdh w16sdtfl w16du wp14">
   <w:body>
     <w:p>
-      <w:pPr>
-        <w:pStyle w:val="Heading2"/>
-      </w:pPr>
+      <w:r>
+        <w:t>Stage 2 GRASP Brief: Negotiation-Prep Briefing Generator</w:t>
+      </w:r>
+    </w:p>
+    <w:p>
+      <w:r>
+        <w:t>Scenario type: interaction-heavy (Salesforce AE preparing for a live renewal conversation with named Marriott stakeholders). Tool built: Negotiation-prep briefing generator — the table's exact match for interaction-heavy scenarios.</w:t>
+      </w:r>
+    </w:p>
+    <w:p>
+      <w:r>
+        <w:t>Goal</w:t>
+      </w:r>
+    </w:p>
+    <w:p>
+      <w:r>
+        <w:t>Build one interactive tool that takes situational inputs about an upcoming Marriott meeting — who's attending, what the meeting will focus on, any last-minute notes — and generates a short, accurate pre-meeting briefing drawn entirely from the Stage 1 negotiation packet, so the account executive can review it in the few minutes before walking into the room.</w:t>
+      </w:r>
+    </w:p>
+    <w:p>
+      <w:r>
+        <w:t>Resources</w:t>
+      </w:r>
+    </w:p>
+    <w:p>
+      <w:r>
+        <w:t>Exact inputs, not a general folder:</w:t>
+      </w:r>
+    </w:p>
+    <w:p>
       <w:r>
         <w:rPr>
-          <w:rFonts w:ascii="Times New Roman" w:eastAsia="Times New Roman" w:hAnsi="Times New Roman" w:cs="Times New Roman"/>
           <w:b/>
           <w:bCs/>
-          <w:color w:val="auto"/>
-          <w:kern w:val="0"/>
-          <w:sz w:val="36"/>
-          <w:szCs w:val="36"/>
-          <w14:ligatures w14:val="none"/>
         </w:rPr>
-        <w:t>Stage 2 GRASP Brief: Negotiation-Prep Briefing Generator</w:t>
+        <w:t xml:space="preserve">Data source: </w:t>
+      </w:r>
+      <w:proofErr w:type="spellStart"/>
+      <w:r>
+        <w:t>salesforce_marriott_negotiation_</w:t>
+      </w:r>
+      <w:proofErr w:type="gramStart"/>
+      <w:r>
+        <w:t>packet.json</w:t>
+      </w:r>
+      <w:proofErr w:type="spellEnd"/>
+      <w:proofErr w:type="gramEnd"/>
+      <w:r>
+        <w:t xml:space="preserve"> — the single fixed file the tool reads. Its top-level sections </w:t>
+      </w:r>
+      <w:proofErr w:type="gramStart"/>
+      <w:r>
+        <w:t>are:</w:t>
+      </w:r>
+      <w:proofErr w:type="gramEnd"/>
+      <w:r>
+        <w:t xml:space="preserve"> </w:t>
+      </w:r>
+      <w:proofErr w:type="spellStart"/>
+      <w:r>
+        <w:t>classroom_use_disclaimer</w:t>
+      </w:r>
+      <w:proofErr w:type="spellEnd"/>
+      <w:r>
+        <w:t xml:space="preserve">, </w:t>
+      </w:r>
+      <w:proofErr w:type="spellStart"/>
+      <w:r>
+        <w:t>account_overview</w:t>
+      </w:r>
+      <w:proofErr w:type="spellEnd"/>
+      <w:r>
+        <w:t xml:space="preserve">, stakeholders, </w:t>
+      </w:r>
+      <w:proofErr w:type="spellStart"/>
+      <w:r>
+        <w:t>current_contract</w:t>
+      </w:r>
+      <w:proofErr w:type="spellEnd"/>
+      <w:r>
+        <w:t xml:space="preserve">, </w:t>
+      </w:r>
+      <w:proofErr w:type="spellStart"/>
+      <w:r>
+        <w:t>requested_terms</w:t>
+      </w:r>
+      <w:proofErr w:type="spellEnd"/>
+      <w:r>
+        <w:t xml:space="preserve">, </w:t>
+      </w:r>
+      <w:proofErr w:type="spellStart"/>
+      <w:r>
+        <w:t>usage_and_outcomes</w:t>
+      </w:r>
+      <w:proofErr w:type="spellEnd"/>
+      <w:r>
+        <w:t xml:space="preserve">, </w:t>
+      </w:r>
+      <w:proofErr w:type="spellStart"/>
+      <w:r>
+        <w:t>salesforce_objectives</w:t>
+      </w:r>
+      <w:proofErr w:type="spellEnd"/>
+      <w:r>
+        <w:t xml:space="preserve">, </w:t>
+      </w:r>
+      <w:proofErr w:type="spellStart"/>
+      <w:r>
+        <w:t>minimum_limits</w:t>
+      </w:r>
+      <w:proofErr w:type="spellEnd"/>
+      <w:r>
+        <w:t xml:space="preserve">, </w:t>
+      </w:r>
+      <w:proofErr w:type="spellStart"/>
+      <w:r>
+        <w:t>marriott_interests</w:t>
+      </w:r>
+      <w:proofErr w:type="spellEnd"/>
+      <w:r>
+        <w:t xml:space="preserve">, </w:t>
+      </w:r>
+      <w:proofErr w:type="spellStart"/>
+      <w:r>
+        <w:t>salesforce_interests</w:t>
+      </w:r>
+      <w:proofErr w:type="spellEnd"/>
+      <w:r>
+        <w:t xml:space="preserve">, alternatives, leverage, concessions, </w:t>
+      </w:r>
+      <w:proofErr w:type="spellStart"/>
+      <w:r>
+        <w:t>likely_objections</w:t>
+      </w:r>
+      <w:proofErr w:type="spellEnd"/>
+      <w:r>
+        <w:t xml:space="preserve">, </w:t>
+      </w:r>
+      <w:proofErr w:type="spellStart"/>
+      <w:r>
+        <w:t>unresolved_questions</w:t>
+      </w:r>
+      <w:proofErr w:type="spellEnd"/>
+      <w:r>
+        <w:t xml:space="preserve">, </w:t>
+      </w:r>
+      <w:proofErr w:type="spellStart"/>
+      <w:r>
+        <w:t>source_references</w:t>
+      </w:r>
+      <w:proofErr w:type="spellEnd"/>
+      <w:r>
+        <w:t>, conflicts.</w:t>
       </w:r>
     </w:p>
     <w:p>
-      <w:pPr>
-        <w:spacing w:before="100" w:beforeAutospacing="1" w:after="100" w:afterAutospacing="1" w:line="240" w:lineRule="auto"/>
-        <w:outlineLvl w:val="2"/>
-        <w:rPr>
-          <w:rFonts w:ascii="Times New Roman" w:eastAsia="Times New Roman" w:hAnsi="Times New Roman" w:cs="Times New Roman"/>
-          <w:b/>
-          <w:bCs/>
-          <w:kern w:val="0"/>
-          <w:sz w:val="27"/>
-          <w:szCs w:val="27"/>
-          <w14:ligatures w14:val="none"/>
-        </w:rPr>
-      </w:pPr>
-      <w:r>
-        <w:rPr>
-          <w:rFonts w:ascii="Times New Roman" w:eastAsia="Times New Roman" w:hAnsi="Times New Roman" w:cs="Times New Roman"/>
-          <w:b/>
-          <w:bCs/>
-          <w:kern w:val="0"/>
-          <w:sz w:val="27"/>
-          <w:szCs w:val="27"/>
-          <w14:ligatures w14:val="none"/>
-        </w:rPr>
-        <w:t>Goal</w:t>
+      <w:r>
+        <w:t>Runtime inputs, collected each time the tool runs (CLI flags or interactive prompts in the Python version; a form in the web version):</w:t>
       </w:r>
     </w:p>
     <w:p>
       <w:pPr>
-        <w:spacing w:before="100" w:beforeAutospacing="1" w:after="100" w:afterAutospacing="1" w:line="240" w:lineRule="auto"/>
-        <w:rPr>
-          <w:rFonts w:ascii="Times New Roman" w:eastAsia="Times New Roman" w:hAnsi="Times New Roman" w:cs="Times New Roman"/>
-          <w:kern w:val="0"/>
-          <w14:ligatures w14:val="none"/>
-        </w:rPr>
-      </w:pPr>
-      <w:r>
-        <w:rPr>
-          <w:rFonts w:ascii="Times New Roman" w:eastAsia="Times New Roman" w:hAnsi="Times New Roman" w:cs="Times New Roman"/>
-          <w:kern w:val="0"/>
-          <w14:ligatures w14:val="none"/>
-        </w:rPr>
-        <w:t xml:space="preserve">Build a functional, interactive </w:t>
-      </w:r>
-      <w:r>
-        <w:rPr>
-          <w:rFonts w:ascii="Times New Roman" w:eastAsia="Times New Roman" w:hAnsi="Times New Roman" w:cs="Times New Roman"/>
-          <w:b/>
-          <w:bCs/>
-          <w:kern w:val="0"/>
-          <w14:ligatures w14:val="none"/>
-        </w:rPr>
-        <w:t>negotiation-prep briefing generator</w:t>
-      </w:r>
-      <w:r>
-        <w:rPr>
-          <w:rFonts w:ascii="Times New Roman" w:eastAsia="Times New Roman" w:hAnsi="Times New Roman" w:cs="Times New Roman"/>
-          <w:kern w:val="0"/>
-          <w14:ligatures w14:val="none"/>
-        </w:rPr>
-        <w:t xml:space="preserve"> for the fictional Salesforce–Marriott International contract-renewal scenario.</w:t>
+        <w:numPr>
+          <w:ilvl w:val="0"/>
+          <w:numId w:val="32"/>
+        </w:numPr>
+      </w:pPr>
+      <w:proofErr w:type="spellStart"/>
+      <w:r>
+        <w:t>meeting_with</w:t>
+      </w:r>
+      <w:proofErr w:type="spellEnd"/>
+      <w:r>
+        <w:t xml:space="preserve"> — name(s) of the Marriott attendee(s) for this specific meeting, matched against stakeholders where possible.</w:t>
       </w:r>
     </w:p>
     <w:p>
       <w:pPr>
-        <w:spacing w:before="100" w:beforeAutospacing="1" w:after="100" w:afterAutospacing="1" w:line="240" w:lineRule="auto"/>
-        <w:rPr>
-          <w:rFonts w:ascii="Times New Roman" w:eastAsia="Times New Roman" w:hAnsi="Times New Roman" w:cs="Times New Roman"/>
-          <w:kern w:val="0"/>
-          <w14:ligatures w14:val="none"/>
-        </w:rPr>
-      </w:pPr>
-      <w:r>
-        <w:rPr>
-          <w:rFonts w:ascii="Times New Roman" w:eastAsia="Times New Roman" w:hAnsi="Times New Roman" w:cs="Times New Roman"/>
-          <w:kern w:val="0"/>
-          <w14:ligatures w14:val="none"/>
-        </w:rPr>
-        <w:t>The tool will take structured information about the customer, contract, negotiation positions, interests, alternatives, concessions, and likely objections, then generate a concise briefing that a Salesforce account executive could review immediately before the negotiation.</w:t>
+        <w:numPr>
+          <w:ilvl w:val="0"/>
+          <w:numId w:val="32"/>
+        </w:numPr>
+      </w:pPr>
+      <w:r>
+        <w:t xml:space="preserve">focus — one of: pricing, seats, </w:t>
+      </w:r>
+      <w:proofErr w:type="spellStart"/>
+      <w:r>
+        <w:t>ai_einstein</w:t>
+      </w:r>
+      <w:proofErr w:type="spellEnd"/>
+      <w:r>
+        <w:t>, sandboxes, deadline, competitive, general (default).</w:t>
       </w:r>
     </w:p>
     <w:p>
       <w:pPr>
-        <w:spacing w:before="100" w:beforeAutospacing="1" w:after="100" w:afterAutospacing="1" w:line="240" w:lineRule="auto"/>
-        <w:rPr>
-          <w:rFonts w:ascii="Times New Roman" w:eastAsia="Times New Roman" w:hAnsi="Times New Roman" w:cs="Times New Roman"/>
-          <w:kern w:val="0"/>
-          <w14:ligatures w14:val="none"/>
-        </w:rPr>
-      </w:pPr>
-      <w:r>
-        <w:rPr>
-          <w:rFonts w:ascii="Times New Roman" w:eastAsia="Times New Roman" w:hAnsi="Times New Roman" w:cs="Times New Roman"/>
-          <w:kern w:val="0"/>
-          <w14:ligatures w14:val="none"/>
-        </w:rPr>
-        <w:t>The briefing should help the user understand:</w:t>
+        <w:numPr>
+          <w:ilvl w:val="0"/>
+          <w:numId w:val="32"/>
+        </w:numPr>
+      </w:pPr>
+      <w:r>
+        <w:t>notes — optional free text for this meeting instance, rendered as a labeled session note and never merged into confirmed facts.</w:t>
       </w:r>
     </w:p>
     <w:p>
+      <w:r>
+        <w:t>Output: a Markdown briefing file (negotiation_prep_briefing_generator.py), or an on-</w:t>
+      </w:r>
+      <w:proofErr w:type="gramStart"/>
+      <w:r>
+        <w:t>page rendered</w:t>
+      </w:r>
+      <w:proofErr w:type="gramEnd"/>
+      <w:r>
+        <w:t xml:space="preserve"> briefing plus a downloadable Markdown file (index.html). Both consume the same filtering logic (negotiation_briefing_logic.js mirrors the Python renderer function-for-function).</w:t>
+      </w:r>
+    </w:p>
+    <w:p>
+      <w:r>
+        <w:t>Autonomy limits</w:t>
+      </w:r>
+    </w:p>
+    <w:p>
+      <w:r>
+        <w:t>The tool may:</w:t>
+      </w:r>
+    </w:p>
+    <w:p>
       <w:pPr>
         <w:numPr>
           <w:ilvl w:val="0"/>
-          <w:numId w:val="7"/>
+          <w:numId w:val="32"/>
         </w:numPr>
-        <w:spacing w:before="100" w:beforeAutospacing="1" w:after="100" w:afterAutospacing="1" w:line="240" w:lineRule="auto"/>
-        <w:rPr>
-          <w:rFonts w:ascii="Times New Roman" w:eastAsia="Times New Roman" w:hAnsi="Times New Roman" w:cs="Times New Roman"/>
-          <w:kern w:val="0"/>
-          <w14:ligatures w14:val="none"/>
-        </w:rPr>
-      </w:pPr>
-      <w:r>
-        <w:rPr>
-          <w:rFonts w:ascii="Times New Roman" w:eastAsia="Times New Roman" w:hAnsi="Times New Roman" w:cs="Times New Roman"/>
-          <w:kern w:val="0"/>
-          <w14:ligatures w14:val="none"/>
-        </w:rPr>
-        <w:t xml:space="preserve">The purpose and desired outcome of the meeting. </w:t>
+      </w:pPr>
+      <w:r>
+        <w:lastRenderedPageBreak/>
+        <w:t>Read, filter, and reformat content already present in the packet, based on the selected focus.</w:t>
       </w:r>
     </w:p>
     <w:p>
       <w:pPr>
         <w:numPr>
           <w:ilvl w:val="0"/>
-          <w:numId w:val="7"/>
+          <w:numId w:val="32"/>
         </w:numPr>
-        <w:spacing w:before="100" w:beforeAutospacing="1" w:after="100" w:afterAutospacing="1" w:line="240" w:lineRule="auto"/>
-        <w:rPr>
-          <w:rFonts w:ascii="Times New Roman" w:eastAsia="Times New Roman" w:hAnsi="Times New Roman" w:cs="Times New Roman"/>
-          <w:kern w:val="0"/>
-          <w14:ligatures w14:val="none"/>
-        </w:rPr>
-      </w:pPr>
-      <w:r>
-        <w:rPr>
-          <w:rFonts w:ascii="Times New Roman" w:eastAsia="Times New Roman" w:hAnsi="Times New Roman" w:cs="Times New Roman"/>
-          <w:kern w:val="0"/>
-          <w14:ligatures w14:val="none"/>
-        </w:rPr>
-        <w:t xml:space="preserve">Marriott’s fictional requests and likely priorities. </w:t>
+      </w:pPr>
+      <w:r>
+        <w:t>Match a typed attendee name against known stakeholders in the packet.</w:t>
       </w:r>
     </w:p>
     <w:p>
       <w:pPr>
         <w:numPr>
           <w:ilvl w:val="0"/>
-          <w:numId w:val="7"/>
+          <w:numId w:val="32"/>
         </w:numPr>
-        <w:spacing w:before="100" w:beforeAutospacing="1" w:after="100" w:afterAutospacing="1" w:line="240" w:lineRule="auto"/>
-        <w:rPr>
-          <w:rFonts w:ascii="Times New Roman" w:eastAsia="Times New Roman" w:hAnsi="Times New Roman" w:cs="Times New Roman"/>
-          <w:kern w:val="0"/>
-          <w14:ligatures w14:val="none"/>
-        </w:rPr>
-      </w:pPr>
-      <w:r>
-        <w:rPr>
-          <w:rFonts w:ascii="Times New Roman" w:eastAsia="Times New Roman" w:hAnsi="Times New Roman" w:cs="Times New Roman"/>
-          <w:kern w:val="0"/>
-          <w14:ligatures w14:val="none"/>
-        </w:rPr>
-        <w:t xml:space="preserve">Salesforce’s opening, target, acceptable, and minimum positions. </w:t>
+      </w:pPr>
+      <w:r>
+        <w:t>Timestamp each generated briefing with the run date.</w:t>
       </w:r>
     </w:p>
     <w:p>
+      <w:r>
+        <w:t>The tool may not:</w:t>
+      </w:r>
+    </w:p>
+    <w:p>
       <w:pPr>
         <w:numPr>
           <w:ilvl w:val="0"/>
-          <w:numId w:val="7"/>
+          <w:numId w:val="32"/>
         </w:numPr>
-        <w:spacing w:before="100" w:beforeAutospacing="1" w:after="100" w:afterAutospacing="1" w:line="240" w:lineRule="auto"/>
-        <w:rPr>
-          <w:rFonts w:ascii="Times New Roman" w:eastAsia="Times New Roman" w:hAnsi="Times New Roman" w:cs="Times New Roman"/>
-          <w:kern w:val="0"/>
-          <w14:ligatures w14:val="none"/>
-        </w:rPr>
-      </w:pPr>
-      <w:r>
-        <w:rPr>
-          <w:rFonts w:ascii="Times New Roman" w:eastAsia="Times New Roman" w:hAnsi="Times New Roman" w:cs="Times New Roman"/>
-          <w:kern w:val="0"/>
-          <w14:ligatures w14:val="none"/>
-        </w:rPr>
-        <w:t xml:space="preserve">The negotiating leverage and alternatives available to both parties. </w:t>
+      </w:pPr>
+      <w:r>
+        <w:t>Introduce any fact, number, quote, or stakeholder detail that is not already in the packet. Session notes are rendered as a labeled user note, never as a packet fact.</w:t>
       </w:r>
     </w:p>
     <w:p>
       <w:pPr>
         <w:numPr>
           <w:ilvl w:val="0"/>
-          <w:numId w:val="7"/>
+          <w:numId w:val="32"/>
         </w:numPr>
-        <w:spacing w:before="100" w:beforeAutospacing="1" w:after="100" w:afterAutospacing="1" w:line="240" w:lineRule="auto"/>
-        <w:rPr>
-          <w:rFonts w:ascii="Times New Roman" w:eastAsia="Times New Roman" w:hAnsi="Times New Roman" w:cs="Times New Roman"/>
-          <w:kern w:val="0"/>
-          <w14:ligatures w14:val="none"/>
-        </w:rPr>
-      </w:pPr>
-      <w:r>
-        <w:rPr>
-          <w:rFonts w:ascii="Times New Roman" w:eastAsia="Times New Roman" w:hAnsi="Times New Roman" w:cs="Times New Roman"/>
-          <w:kern w:val="0"/>
-          <w14:ligatures w14:val="none"/>
-        </w:rPr>
-        <w:t xml:space="preserve">Which concessions may be offered and what </w:t>
-      </w:r>
-      <w:proofErr w:type="gramStart"/>
-      <w:r>
-        <w:rPr>
-          <w:rFonts w:ascii="Times New Roman" w:eastAsia="Times New Roman" w:hAnsi="Times New Roman" w:cs="Times New Roman"/>
-          <w:kern w:val="0"/>
-          <w14:ligatures w14:val="none"/>
-        </w:rPr>
-        <w:t>Salesforce should</w:t>
-      </w:r>
-      <w:proofErr w:type="gramEnd"/>
-      <w:r>
-        <w:rPr>
-          <w:rFonts w:ascii="Times New Roman" w:eastAsia="Times New Roman" w:hAnsi="Times New Roman" w:cs="Times New Roman"/>
-          <w:kern w:val="0"/>
-          <w14:ligatures w14:val="none"/>
-        </w:rPr>
-        <w:t xml:space="preserve"> request in return. </w:t>
+      </w:pPr>
+      <w:r>
+        <w:t>Re-label an inferred item as confirmed, or vice versa, regardless of the selected focus.</w:t>
       </w:r>
     </w:p>
     <w:p>
       <w:pPr>
         <w:numPr>
           <w:ilvl w:val="0"/>
-          <w:numId w:val="7"/>
+          <w:numId w:val="32"/>
         </w:numPr>
-        <w:spacing w:before="100" w:beforeAutospacing="1" w:after="100" w:afterAutospacing="1" w:line="240" w:lineRule="auto"/>
-        <w:rPr>
-          <w:rFonts w:ascii="Times New Roman" w:eastAsia="Times New Roman" w:hAnsi="Times New Roman" w:cs="Times New Roman"/>
-          <w:kern w:val="0"/>
-          <w14:ligatures w14:val="none"/>
-        </w:rPr>
-      </w:pPr>
-      <w:r>
-        <w:rPr>
-          <w:rFonts w:ascii="Times New Roman" w:eastAsia="Times New Roman" w:hAnsi="Times New Roman" w:cs="Times New Roman"/>
-          <w:kern w:val="0"/>
-          <w14:ligatures w14:val="none"/>
-        </w:rPr>
-        <w:t xml:space="preserve">Important questions, objections, risks, and missing information. </w:t>
+      </w:pPr>
+      <w:r>
+        <w:t>Drop the classroom-use disclaimer, any entry from the conflicts log, or any source citation, even when a section is filtered down.</w:t>
       </w:r>
     </w:p>
     <w:p>
       <w:pPr>
-        <w:spacing w:before="100" w:beforeAutospacing="1" w:after="100" w:afterAutospacing="1" w:line="240" w:lineRule="auto"/>
-        <w:rPr>
-          <w:rFonts w:ascii="Times New Roman" w:eastAsia="Times New Roman" w:hAnsi="Times New Roman" w:cs="Times New Roman"/>
-          <w:kern w:val="0"/>
-          <w14:ligatures w14:val="none"/>
-        </w:rPr>
-      </w:pPr>
-      <w:r>
-        <w:rPr>
-          <w:rFonts w:ascii="Times New Roman" w:eastAsia="Times New Roman" w:hAnsi="Times New Roman" w:cs="Times New Roman"/>
-          <w:kern w:val="0"/>
-          <w14:ligatures w14:val="none"/>
-        </w:rPr>
-        <w:t>The tool is intended to support preparation. It will not make the final negotiation decision or approve an offer.</w:t>
+        <w:numPr>
+          <w:ilvl w:val="0"/>
+          <w:numId w:val="32"/>
+        </w:numPr>
+      </w:pPr>
+      <w:r>
+        <w:t>Recommend which offer the account executive should make or accept — it presents Salesforce's positions and Marriott's asks side by side, not a recommended play.</w:t>
       </w:r>
     </w:p>
     <w:p>
       <w:pPr>
-        <w:spacing w:before="100" w:beforeAutospacing="1" w:after="100" w:afterAutospacing="1" w:line="240" w:lineRule="auto"/>
-        <w:rPr>
-          <w:rFonts w:ascii="Times New Roman" w:eastAsia="Times New Roman" w:hAnsi="Times New Roman" w:cs="Times New Roman"/>
-          <w:kern w:val="0"/>
-          <w14:ligatures w14:val="none"/>
-        </w:rPr>
-      </w:pPr>
-      <w:r>
-        <w:rPr>
-          <w:rFonts w:ascii="Times New Roman" w:eastAsia="Times New Roman" w:hAnsi="Times New Roman" w:cs="Times New Roman"/>
-          <w:b/>
-          <w:bCs/>
-          <w:kern w:val="0"/>
-          <w14:ligatures w14:val="none"/>
-        </w:rPr>
-        <w:t>Disclaimer:</w:t>
-      </w:r>
-      <w:r>
-        <w:rPr>
-          <w:rFonts w:ascii="Times New Roman" w:eastAsia="Times New Roman" w:hAnsi="Times New Roman" w:cs="Times New Roman"/>
-          <w:kern w:val="0"/>
-          <w14:ligatures w14:val="none"/>
-        </w:rPr>
-        <w:t xml:space="preserve"> Salesforce and Marriott International are real companies, but all contracts, prices, metrics, people, communications, and negotiation details used in this assignment are fictional.</w:t>
+        <w:numPr>
+          <w:ilvl w:val="0"/>
+          <w:numId w:val="32"/>
+        </w:numPr>
+      </w:pPr>
+      <w:r>
+        <w:t>Silently drop a conflict or unresolved item just because it falls outside the selected focus — a pointer to the complete conflict log always appears, regardless of focus, listing how many entries exist and how many are shown.</w:t>
       </w:r>
     </w:p>
     <w:p>
-      <w:pPr>
-        <w:spacing w:after="0" w:line="240" w:lineRule="auto"/>
-        <w:rPr>
-          <w:rFonts w:ascii="Times New Roman" w:eastAsia="Times New Roman" w:hAnsi="Times New Roman" w:cs="Times New Roman"/>
-          <w:kern w:val="0"/>
-          <w14:ligatures w14:val="none"/>
-        </w:rPr>
-      </w:pPr>
-      <w:r>
-        <w:rPr>
-          <w:rFonts w:ascii="Times New Roman" w:eastAsia="Times New Roman" w:hAnsi="Times New Roman" w:cs="Times New Roman"/>
-          <w:kern w:val="0"/>
-          <w14:ligatures w14:val="none"/>
-        </w:rPr>
-        <w:pict w14:anchorId="42379A1D">
-          <v:rect id="_x0000_i1025" style="width:0;height:1.5pt" o:hralign="center" o:hrstd="t" o:hr="t" fillcolor="#a0a0a0" stroked="f"/>
-        </w:pict>
+      <w:r>
+        <w:t>Sign-off point</w:t>
       </w:r>
     </w:p>
     <w:p>
-      <w:pPr>
-        <w:spacing w:before="100" w:beforeAutospacing="1" w:after="100" w:afterAutospacing="1" w:line="240" w:lineRule="auto"/>
-        <w:outlineLvl w:val="2"/>
-        <w:rPr>
-          <w:rFonts w:ascii="Times New Roman" w:eastAsia="Times New Roman" w:hAnsi="Times New Roman" w:cs="Times New Roman"/>
-          <w:b/>
-          <w:bCs/>
-          <w:kern w:val="0"/>
-          <w:sz w:val="27"/>
-          <w:szCs w:val="27"/>
-          <w14:ligatures w14:val="none"/>
-        </w:rPr>
-      </w:pPr>
-      <w:r>
-        <w:rPr>
-          <w:rFonts w:ascii="Times New Roman" w:eastAsia="Times New Roman" w:hAnsi="Times New Roman" w:cs="Times New Roman"/>
-          <w:b/>
-          <w:bCs/>
-          <w:kern w:val="0"/>
-          <w:sz w:val="27"/>
-          <w:szCs w:val="27"/>
-          <w14:ligatures w14:val="none"/>
-        </w:rPr>
-        <w:t>Resources</w:t>
+      <w:r>
+        <w:t>Before treating the tool as ready for real meeting prep, I personally:</w:t>
       </w:r>
     </w:p>
     <w:p>
       <w:pPr>
-        <w:spacing w:before="100" w:beforeAutospacing="1" w:after="100" w:afterAutospacing="1" w:line="240" w:lineRule="auto"/>
-        <w:rPr>
-          <w:rFonts w:ascii="Times New Roman" w:eastAsia="Times New Roman" w:hAnsi="Times New Roman" w:cs="Times New Roman"/>
-          <w:kern w:val="0"/>
-          <w14:ligatures w14:val="none"/>
-        </w:rPr>
-      </w:pPr>
-      <w:r>
-        <w:rPr>
-          <w:rFonts w:ascii="Times New Roman" w:eastAsia="Times New Roman" w:hAnsi="Times New Roman" w:cs="Times New Roman"/>
-          <w:kern w:val="0"/>
-          <w14:ligatures w14:val="none"/>
-        </w:rPr>
-        <w:t>The tool will be built in Claude Code as a locally running, single-page web application using:</w:t>
+        <w:numPr>
+          <w:ilvl w:val="0"/>
+          <w:numId w:val="32"/>
+        </w:numPr>
+      </w:pPr>
+      <w:r>
+        <w:t xml:space="preserve">Ran it with multiple </w:t>
+      </w:r>
+      <w:proofErr w:type="spellStart"/>
+      <w:r>
+        <w:t>meeting_with</w:t>
+      </w:r>
+      <w:proofErr w:type="spellEnd"/>
+      <w:r>
+        <w:t xml:space="preserve"> / focus combinations and manually compared rendered values against the source JSON.</w:t>
       </w:r>
     </w:p>
     <w:p>
       <w:pPr>
         <w:numPr>
           <w:ilvl w:val="0"/>
-          <w:numId w:val="8"/>
+          <w:numId w:val="32"/>
         </w:numPr>
-        <w:spacing w:before="100" w:beforeAutospacing="1" w:after="100" w:afterAutospacing="1" w:line="240" w:lineRule="auto"/>
-        <w:rPr>
-          <w:rFonts w:ascii="Times New Roman" w:eastAsia="Times New Roman" w:hAnsi="Times New Roman" w:cs="Times New Roman"/>
-          <w:kern w:val="0"/>
-          <w14:ligatures w14:val="none"/>
-        </w:rPr>
-      </w:pPr>
-      <w:r>
-        <w:rPr>
-          <w:rFonts w:ascii="Times New Roman" w:eastAsia="Times New Roman" w:hAnsi="Times New Roman" w:cs="Times New Roman"/>
-          <w:kern w:val="0"/>
-          <w14:ligatures w14:val="none"/>
-        </w:rPr>
-        <w:t xml:space="preserve">HTML for the interface and briefing structure. </w:t>
+      </w:pPr>
+      <w:r>
+        <w:t>Confirmed every inferred statement kept its confidence level and evidence text through every focus filter.</w:t>
       </w:r>
     </w:p>
     <w:p>
       <w:pPr>
         <w:numPr>
           <w:ilvl w:val="0"/>
-          <w:numId w:val="8"/>
+          <w:numId w:val="32"/>
         </w:numPr>
-        <w:spacing w:before="100" w:beforeAutospacing="1" w:after="100" w:afterAutospacing="1" w:line="240" w:lineRule="auto"/>
-        <w:rPr>
-          <w:rFonts w:ascii="Times New Roman" w:eastAsia="Times New Roman" w:hAnsi="Times New Roman" w:cs="Times New Roman"/>
-          <w:kern w:val="0"/>
-          <w14:ligatures w14:val="none"/>
-        </w:rPr>
-      </w:pPr>
-      <w:r>
-        <w:rPr>
-          <w:rFonts w:ascii="Times New Roman" w:eastAsia="Times New Roman" w:hAnsi="Times New Roman" w:cs="Times New Roman"/>
-          <w:kern w:val="0"/>
-          <w14:ligatures w14:val="none"/>
-        </w:rPr>
-        <w:t xml:space="preserve">CSS for layout, readability, responsive design, and printing. </w:t>
+      </w:pPr>
+      <w:r>
+        <w:t>Confirmed the disclaimer and the conflict-log pointer appeared in every run, including a general-focus run.</w:t>
       </w:r>
     </w:p>
     <w:p>
       <w:pPr>
         <w:numPr>
           <w:ilvl w:val="0"/>
-          <w:numId w:val="8"/>
+          <w:numId w:val="32"/>
         </w:numPr>
-        <w:spacing w:before="100" w:beforeAutospacing="1" w:after="100" w:afterAutospacing="1" w:line="240" w:lineRule="auto"/>
-        <w:rPr>
-          <w:rFonts w:ascii="Times New Roman" w:eastAsia="Times New Roman" w:hAnsi="Times New Roman" w:cs="Times New Roman"/>
-          <w:kern w:val="0"/>
-          <w14:ligatures w14:val="none"/>
-        </w:rPr>
-      </w:pPr>
-      <w:r>
-        <w:rPr>
-          <w:rFonts w:ascii="Times New Roman" w:eastAsia="Times New Roman" w:hAnsi="Times New Roman" w:cs="Times New Roman"/>
-          <w:kern w:val="0"/>
-          <w14:ligatures w14:val="none"/>
-        </w:rPr>
-        <w:t xml:space="preserve">Vanilla JavaScript for validation, calculations, JSON loading, and briefing generation. </w:t>
+      </w:pPr>
+      <w:r>
+        <w:t>Confirmed the actual deployed repository — not just the local output — matched what was tested, after discovering that uploading the files had silently mangled several filenames and had dropped the reflection file entirely.</w:t>
       </w:r>
     </w:p>
     <w:p>
+      <w:r>
+        <w:t>Proof</w:t>
+      </w:r>
+    </w:p>
+    <w:p>
+      <w:r>
+        <w:t>The tool passed testing when:</w:t>
+      </w:r>
+    </w:p>
+    <w:p>
       <w:pPr>
         <w:numPr>
           <w:ilvl w:val="0"/>
-          <w:numId w:val="8"/>
+          <w:numId w:val="32"/>
         </w:numPr>
-        <w:spacing w:before="100" w:beforeAutospacing="1" w:after="100" w:afterAutospacing="1" w:line="240" w:lineRule="auto"/>
-        <w:rPr>
-          <w:rFonts w:ascii="Times New Roman" w:eastAsia="Times New Roman" w:hAnsi="Times New Roman" w:cs="Times New Roman"/>
-          <w:kern w:val="0"/>
-          <w14:ligatures w14:val="none"/>
-        </w:rPr>
-      </w:pPr>
-      <w:r>
-        <w:rPr>
-          <w:rFonts w:ascii="Times New Roman" w:eastAsia="Times New Roman" w:hAnsi="Times New Roman" w:cs="Times New Roman"/>
-          <w:kern w:val="0"/>
-          <w14:ligatures w14:val="none"/>
-        </w:rPr>
-        <w:t xml:space="preserve">No external APIs, databases, packages, or internet connection. </w:t>
+      </w:pPr>
+      <w:r>
+        <w:t>It ran end-to-end with no crashes: via CLI flags, via interactive prompts, and in the browser.</w:t>
       </w:r>
     </w:p>
     <w:p>
       <w:pPr>
         <w:numPr>
           <w:ilvl w:val="0"/>
-          <w:numId w:val="8"/>
+          <w:numId w:val="32"/>
         </w:numPr>
-        <w:spacing w:before="100" w:beforeAutospacing="1" w:after="100" w:afterAutospacing="1" w:line="240" w:lineRule="auto"/>
-        <w:rPr>
-          <w:rFonts w:ascii="Times New Roman" w:eastAsia="Times New Roman" w:hAnsi="Times New Roman" w:cs="Times New Roman"/>
-          <w:kern w:val="0"/>
-          <w14:ligatures w14:val="none"/>
-        </w:rPr>
-      </w:pPr>
-      <w:r>
-        <w:rPr>
-          <w:rFonts w:ascii="Times New Roman" w:eastAsia="Times New Roman" w:hAnsi="Times New Roman" w:cs="Times New Roman"/>
-          <w:kern w:val="0"/>
-          <w14:ligatures w14:val="none"/>
-        </w:rPr>
-        <w:t xml:space="preserve">The Stage 1 output file: </w:t>
+      </w:pPr>
+      <w:r>
+        <w:lastRenderedPageBreak/>
+        <w:t xml:space="preserve">Five different </w:t>
       </w:r>
       <w:proofErr w:type="spellStart"/>
       <w:r>
-        <w:rPr>
-          <w:rFonts w:ascii="Courier New" w:eastAsia="Times New Roman" w:hAnsi="Courier New" w:cs="Courier New"/>
-          <w:kern w:val="0"/>
-          <w:sz w:val="20"/>
-          <w:szCs w:val="20"/>
-          <w14:ligatures w14:val="none"/>
-        </w:rPr>
+        <w:t>meeting_with</w:t>
+      </w:r>
+      <w:proofErr w:type="spellEnd"/>
+      <w:r>
+        <w:t xml:space="preserve"> / focus combinations were </w:t>
+      </w:r>
+      <w:proofErr w:type="gramStart"/>
+      <w:r>
+        <w:t>run</w:t>
+      </w:r>
+      <w:proofErr w:type="gramEnd"/>
+      <w:r>
+        <w:t xml:space="preserve"> and each produced visibly different, correct content:</w:t>
+      </w:r>
+    </w:p>
+    <w:p>
+      <w:pPr>
+        <w:numPr>
+          <w:ilvl w:val="1"/>
+          <w:numId w:val="32"/>
+        </w:numPr>
+      </w:pPr>
+      <w:r>
+        <w:t>Rachel Kim / pricing — verified price fields ($1,920,000 list, $1,780,000 negotiated, $1,650,000 internal minimum) and the title conflict (C-1) rendered correctly.</w:t>
+      </w:r>
+    </w:p>
+    <w:p>
+      <w:pPr>
+        <w:numPr>
+          <w:ilvl w:val="1"/>
+          <w:numId w:val="32"/>
+        </w:numPr>
+      </w:pPr>
+      <w:r>
+        <w:t>Devon Osei / seats — verified correct stakeholder match and the 3,800-seat internal floor.</w:t>
+      </w:r>
+    </w:p>
+    <w:p>
+      <w:pPr>
+        <w:numPr>
+          <w:ilvl w:val="1"/>
+          <w:numId w:val="32"/>
+        </w:numPr>
+      </w:pPr>
+      <w:r>
+        <w:t>Rachel Kim, Devon Osei / deadline — verified conflict C-3 (the deadline conflict) rendered in full under a directly relevant focus.</w:t>
+      </w:r>
+    </w:p>
+    <w:p>
+      <w:pPr>
+        <w:numPr>
+          <w:ilvl w:val="1"/>
+          <w:numId w:val="32"/>
+        </w:numPr>
+      </w:pPr>
+      <w:r>
+        <w:t>CFO's office / general — verified an attendee present only as a role (not a name) still produces a complete briefing with a clear warning, not a fabricated stakeholder.</w:t>
+      </w:r>
+    </w:p>
+    <w:p>
+      <w:pPr>
+        <w:numPr>
+          <w:ilvl w:val="1"/>
+          <w:numId w:val="32"/>
+        </w:numPr>
+      </w:pPr>
+      <w:r>
+        <w:t xml:space="preserve">Unknown Person / </w:t>
+      </w:r>
+      <w:proofErr w:type="spellStart"/>
+      <w:r>
+        <w:t>ai_einstein</w:t>
+      </w:r>
+      <w:proofErr w:type="spellEnd"/>
+      <w:r>
+        <w:t xml:space="preserve"> — verified the tool warns rather than inventing a stakeholder match.</w:t>
+      </w:r>
+    </w:p>
+    <w:p>
+      <w:pPr>
+        <w:numPr>
+          <w:ilvl w:val="0"/>
+          <w:numId w:val="32"/>
+        </w:numPr>
+      </w:pPr>
+      <w:r>
+        <w:t>At least seven fields (annual list price, annual negotiated price, discount percentage, internal minimum price, internal opening price, seat floor, estimated budget ceiling) were diffed programmatically against the source JSON and matched exactly.</w:t>
+      </w:r>
+    </w:p>
+    <w:p>
+      <w:pPr>
+        <w:numPr>
+          <w:ilvl w:val="0"/>
+          <w:numId w:val="32"/>
+        </w:numPr>
+      </w:pPr>
+      <w:r>
+        <w:t>Every run contained the classroom-use disclaimer verbatim.</w:t>
+      </w:r>
+    </w:p>
+    <w:p>
+      <w:pPr>
+        <w:numPr>
+          <w:ilvl w:val="0"/>
+          <w:numId w:val="32"/>
+        </w:numPr>
+      </w:pPr>
+      <w:r>
+        <w:t>The JavaScript rendering logic (negotiation_briefing_logic.js) was tested independently via Node against the same five scenarios before being wired into the web page, confirming the CLI and web versions produce identical output.</w:t>
+      </w:r>
+    </w:p>
+    <w:p>
+      <w:pPr>
+        <w:numPr>
+          <w:ilvl w:val="0"/>
+          <w:numId w:val="32"/>
+        </w:numPr>
+      </w:pPr>
+      <w:r>
+        <w:t>A real bug was found and fixed during this testing: the first version only pointed to the full conflict log when zero conflicts matched the current focus, so a pricing-focused briefing could omit any mention that other conflicts existed. Caught by the deadline-focus test above; fixed so the pointer to the full conflict log always appears, listing which entries are shown and how many exist in total.</w:t>
+      </w:r>
+    </w:p>
+    <w:p>
+      <w:pPr>
+        <w:numPr>
+          <w:ilvl w:val="0"/>
+          <w:numId w:val="32"/>
+        </w:numPr>
+      </w:pPr>
+      <w:r>
+        <w:t xml:space="preserve">After deploying to GitHub Pages, the live site was checked directly — not just the local files — and found to have several files renamed to truncated or incorrect filenames during upload, including the required </w:t>
+      </w:r>
+      <w:proofErr w:type="spellStart"/>
+      <w:r>
         <w:t>salesforce_marriott_negotiation_</w:t>
       </w:r>
       <w:proofErr w:type="gramStart"/>
       <w:r>
-        <w:rPr>
-          <w:rFonts w:ascii="Courier New" w:eastAsia="Times New Roman" w:hAnsi="Courier New" w:cs="Courier New"/>
-          <w:kern w:val="0"/>
-          <w:sz w:val="20"/>
-          <w:szCs w:val="20"/>
-          <w14:ligatures w14:val="none"/>
-        </w:rPr>
         <w:t>packet.json</w:t>
       </w:r>
       <w:proofErr w:type="spellEnd"/>
       <w:proofErr w:type="gramEnd"/>
       <w:r>
-        <w:rPr>
-          <w:rFonts w:ascii="Times New Roman" w:eastAsia="Times New Roman" w:hAnsi="Times New Roman" w:cs="Times New Roman"/>
-          <w:kern w:val="0"/>
-          <w14:ligatures w14:val="none"/>
-        </w:rPr>
-        <w:t xml:space="preserve">. </w:t>
-      </w:r>
-    </w:p>
-    <w:p>
-      <w:pPr>
-        <w:spacing w:before="100" w:beforeAutospacing="1" w:after="100" w:afterAutospacing="1" w:line="240" w:lineRule="auto"/>
-        <w:outlineLvl w:val="3"/>
-        <w:rPr>
-          <w:rFonts w:ascii="Times New Roman" w:eastAsia="Times New Roman" w:hAnsi="Times New Roman" w:cs="Times New Roman"/>
-          <w:b/>
-          <w:bCs/>
-          <w:kern w:val="0"/>
-          <w14:ligatures w14:val="none"/>
-        </w:rPr>
-      </w:pPr>
-      <w:r>
-        <w:rPr>
-          <w:rFonts w:ascii="Times New Roman" w:eastAsia="Times New Roman" w:hAnsi="Times New Roman" w:cs="Times New Roman"/>
-          <w:b/>
-          <w:bCs/>
-          <w:kern w:val="0"/>
-          <w14:ligatures w14:val="none"/>
-        </w:rPr>
-        <w:t>Required input format</w:t>
-      </w:r>
-    </w:p>
-    <w:p>
-      <w:pPr>
-        <w:spacing w:before="100" w:beforeAutospacing="1" w:after="100" w:afterAutospacing="1" w:line="240" w:lineRule="auto"/>
-        <w:rPr>
-          <w:rFonts w:ascii="Times New Roman" w:eastAsia="Times New Roman" w:hAnsi="Times New Roman" w:cs="Times New Roman"/>
-          <w:kern w:val="0"/>
-          <w14:ligatures w14:val="none"/>
-        </w:rPr>
-      </w:pPr>
-      <w:r>
-        <w:rPr>
-          <w:rFonts w:ascii="Times New Roman" w:eastAsia="Times New Roman" w:hAnsi="Times New Roman" w:cs="Times New Roman"/>
-          <w:kern w:val="0"/>
-          <w14:ligatures w14:val="none"/>
-        </w:rPr>
-        <w:t xml:space="preserve">The tool will accept a UTF-8 encoded </w:t>
-      </w:r>
-      <w:r>
-        <w:rPr>
-          <w:rFonts w:ascii="Courier New" w:eastAsia="Times New Roman" w:hAnsi="Courier New" w:cs="Courier New"/>
-          <w:kern w:val="0"/>
-          <w:sz w:val="20"/>
-          <w:szCs w:val="20"/>
-          <w14:ligatures w14:val="none"/>
-        </w:rPr>
-        <w:t>.</w:t>
-      </w:r>
-      <w:proofErr w:type="spellStart"/>
-      <w:r>
-        <w:rPr>
-          <w:rFonts w:ascii="Courier New" w:eastAsia="Times New Roman" w:hAnsi="Courier New" w:cs="Courier New"/>
-          <w:kern w:val="0"/>
-          <w:sz w:val="20"/>
-          <w:szCs w:val="20"/>
-          <w14:ligatures w14:val="none"/>
-        </w:rPr>
-        <w:t>json</w:t>
-      </w:r>
-      <w:proofErr w:type="spellEnd"/>
-      <w:r>
-        <w:rPr>
-          <w:rFonts w:ascii="Times New Roman" w:eastAsia="Times New Roman" w:hAnsi="Times New Roman" w:cs="Times New Roman"/>
-          <w:kern w:val="0"/>
-          <w14:ligatures w14:val="none"/>
-        </w:rPr>
-        <w:t xml:space="preserve"> file. It will also include editable form fields so the user can correct or update the information after loading it.</w:t>
-      </w:r>
-    </w:p>
-    <w:p>
-      <w:pPr>
-        <w:spacing w:before="100" w:beforeAutospacing="1" w:after="100" w:afterAutospacing="1" w:line="240" w:lineRule="auto"/>
-        <w:rPr>
-          <w:rFonts w:ascii="Times New Roman" w:eastAsia="Times New Roman" w:hAnsi="Times New Roman" w:cs="Times New Roman"/>
-          <w:kern w:val="0"/>
-          <w14:ligatures w14:val="none"/>
-        </w:rPr>
-      </w:pPr>
-      <w:r>
-        <w:rPr>
-          <w:rFonts w:ascii="Times New Roman" w:eastAsia="Times New Roman" w:hAnsi="Times New Roman" w:cs="Times New Roman"/>
-          <w:kern w:val="0"/>
-          <w14:ligatures w14:val="none"/>
-        </w:rPr>
-        <w:t>The JSON file will contain the following sections:</w:t>
-      </w:r>
-    </w:p>
-    <w:p>
-      <w:pPr>
-        <w:tabs>
-          <w:tab w:val="left" w:pos="916"/>
-          <w:tab w:val="left" w:pos="1832"/>
-          <w:tab w:val="left" w:pos="2748"/>
-          <w:tab w:val="left" w:pos="3664"/>
-          <w:tab w:val="left" w:pos="4580"/>
-          <w:tab w:val="left" w:pos="5496"/>
-          <w:tab w:val="left" w:pos="6412"/>
-          <w:tab w:val="left" w:pos="7328"/>
-          <w:tab w:val="left" w:pos="8244"/>
-          <w:tab w:val="left" w:pos="9160"/>
-          <w:tab w:val="left" w:pos="10076"/>
-          <w:tab w:val="left" w:pos="10992"/>
-          <w:tab w:val="left" w:pos="11908"/>
-          <w:tab w:val="left" w:pos="12824"/>
-          <w:tab w:val="left" w:pos="13740"/>
-          <w:tab w:val="left" w:pos="14656"/>
-        </w:tabs>
-        <w:spacing w:after="0" w:line="240" w:lineRule="auto"/>
-        <w:rPr>
-          <w:rFonts w:ascii="Courier New" w:eastAsia="Times New Roman" w:hAnsi="Courier New" w:cs="Courier New"/>
-          <w:kern w:val="0"/>
-          <w:sz w:val="20"/>
-          <w:szCs w:val="20"/>
-          <w14:ligatures w14:val="none"/>
-        </w:rPr>
-      </w:pPr>
-      <w:r>
-        <w:rPr>
-          <w:rFonts w:ascii="Courier New" w:eastAsia="Times New Roman" w:hAnsi="Courier New" w:cs="Courier New"/>
-          <w:kern w:val="0"/>
-          <w:sz w:val="20"/>
-          <w:szCs w:val="20"/>
-          <w14:ligatures w14:val="none"/>
-        </w:rPr>
-        <w:lastRenderedPageBreak/>
-        <w:t>disclaimer</w:t>
-      </w:r>
-    </w:p>
-    <w:p>
-      <w:pPr>
-        <w:tabs>
-          <w:tab w:val="left" w:pos="916"/>
-          <w:tab w:val="left" w:pos="1832"/>
-          <w:tab w:val="left" w:pos="2748"/>
-          <w:tab w:val="left" w:pos="3664"/>
-          <w:tab w:val="left" w:pos="4580"/>
-          <w:tab w:val="left" w:pos="5496"/>
-          <w:tab w:val="left" w:pos="6412"/>
-          <w:tab w:val="left" w:pos="7328"/>
-          <w:tab w:val="left" w:pos="8244"/>
-          <w:tab w:val="left" w:pos="9160"/>
-          <w:tab w:val="left" w:pos="10076"/>
-          <w:tab w:val="left" w:pos="10992"/>
-          <w:tab w:val="left" w:pos="11908"/>
-          <w:tab w:val="left" w:pos="12824"/>
-          <w:tab w:val="left" w:pos="13740"/>
-          <w:tab w:val="left" w:pos="14656"/>
-        </w:tabs>
-        <w:spacing w:after="0" w:line="240" w:lineRule="auto"/>
-        <w:rPr>
-          <w:rFonts w:ascii="Courier New" w:eastAsia="Times New Roman" w:hAnsi="Courier New" w:cs="Courier New"/>
-          <w:kern w:val="0"/>
-          <w:sz w:val="20"/>
-          <w:szCs w:val="20"/>
-          <w14:ligatures w14:val="none"/>
-        </w:rPr>
-      </w:pPr>
-      <w:r>
-        <w:rPr>
-          <w:rFonts w:ascii="Courier New" w:eastAsia="Times New Roman" w:hAnsi="Courier New" w:cs="Courier New"/>
-          <w:kern w:val="0"/>
-          <w:sz w:val="20"/>
-          <w:szCs w:val="20"/>
-          <w14:ligatures w14:val="none"/>
-        </w:rPr>
-        <w:t>account</w:t>
-      </w:r>
-    </w:p>
-    <w:p>
-      <w:pPr>
-        <w:tabs>
-          <w:tab w:val="left" w:pos="916"/>
-          <w:tab w:val="left" w:pos="1832"/>
-          <w:tab w:val="left" w:pos="2748"/>
-          <w:tab w:val="left" w:pos="3664"/>
-          <w:tab w:val="left" w:pos="4580"/>
-          <w:tab w:val="left" w:pos="5496"/>
-          <w:tab w:val="left" w:pos="6412"/>
-          <w:tab w:val="left" w:pos="7328"/>
-          <w:tab w:val="left" w:pos="8244"/>
-          <w:tab w:val="left" w:pos="9160"/>
-          <w:tab w:val="left" w:pos="10076"/>
-          <w:tab w:val="left" w:pos="10992"/>
-          <w:tab w:val="left" w:pos="11908"/>
-          <w:tab w:val="left" w:pos="12824"/>
-          <w:tab w:val="left" w:pos="13740"/>
-          <w:tab w:val="left" w:pos="14656"/>
-        </w:tabs>
-        <w:spacing w:after="0" w:line="240" w:lineRule="auto"/>
-        <w:rPr>
-          <w:rFonts w:ascii="Courier New" w:eastAsia="Times New Roman" w:hAnsi="Courier New" w:cs="Courier New"/>
-          <w:kern w:val="0"/>
-          <w:sz w:val="20"/>
-          <w:szCs w:val="20"/>
-          <w14:ligatures w14:val="none"/>
-        </w:rPr>
-      </w:pPr>
-      <w:r>
-        <w:rPr>
-          <w:rFonts w:ascii="Courier New" w:eastAsia="Times New Roman" w:hAnsi="Courier New" w:cs="Courier New"/>
-          <w:kern w:val="0"/>
-          <w:sz w:val="20"/>
-          <w:szCs w:val="20"/>
-          <w14:ligatures w14:val="none"/>
-        </w:rPr>
-        <w:t>stakeholders</w:t>
-      </w:r>
-    </w:p>
-    <w:p>
-      <w:pPr>
-        <w:tabs>
-          <w:tab w:val="left" w:pos="916"/>
-          <w:tab w:val="left" w:pos="1832"/>
-          <w:tab w:val="left" w:pos="2748"/>
-          <w:tab w:val="left" w:pos="3664"/>
-          <w:tab w:val="left" w:pos="4580"/>
-          <w:tab w:val="left" w:pos="5496"/>
-          <w:tab w:val="left" w:pos="6412"/>
-          <w:tab w:val="left" w:pos="7328"/>
-          <w:tab w:val="left" w:pos="8244"/>
-          <w:tab w:val="left" w:pos="9160"/>
-          <w:tab w:val="left" w:pos="10076"/>
-          <w:tab w:val="left" w:pos="10992"/>
-          <w:tab w:val="left" w:pos="11908"/>
-          <w:tab w:val="left" w:pos="12824"/>
-          <w:tab w:val="left" w:pos="13740"/>
-          <w:tab w:val="left" w:pos="14656"/>
-        </w:tabs>
-        <w:spacing w:after="0" w:line="240" w:lineRule="auto"/>
-        <w:rPr>
-          <w:rFonts w:ascii="Courier New" w:eastAsia="Times New Roman" w:hAnsi="Courier New" w:cs="Courier New"/>
-          <w:kern w:val="0"/>
-          <w:sz w:val="20"/>
-          <w:szCs w:val="20"/>
-          <w14:ligatures w14:val="none"/>
-        </w:rPr>
-      </w:pPr>
-      <w:proofErr w:type="spellStart"/>
-      <w:r>
-        <w:rPr>
-          <w:rFonts w:ascii="Courier New" w:eastAsia="Times New Roman" w:hAnsi="Courier New" w:cs="Courier New"/>
-          <w:kern w:val="0"/>
-          <w:sz w:val="20"/>
-          <w:szCs w:val="20"/>
-          <w14:ligatures w14:val="none"/>
-        </w:rPr>
-        <w:t>current_contract</w:t>
-      </w:r>
-      <w:proofErr w:type="spellEnd"/>
-    </w:p>
-    <w:p>
-      <w:pPr>
-        <w:tabs>
-          <w:tab w:val="left" w:pos="916"/>
-          <w:tab w:val="left" w:pos="1832"/>
-          <w:tab w:val="left" w:pos="2748"/>
-          <w:tab w:val="left" w:pos="3664"/>
-          <w:tab w:val="left" w:pos="4580"/>
-          <w:tab w:val="left" w:pos="5496"/>
-          <w:tab w:val="left" w:pos="6412"/>
-          <w:tab w:val="left" w:pos="7328"/>
-          <w:tab w:val="left" w:pos="8244"/>
-          <w:tab w:val="left" w:pos="9160"/>
-          <w:tab w:val="left" w:pos="10076"/>
-          <w:tab w:val="left" w:pos="10992"/>
-          <w:tab w:val="left" w:pos="11908"/>
-          <w:tab w:val="left" w:pos="12824"/>
-          <w:tab w:val="left" w:pos="13740"/>
-          <w:tab w:val="left" w:pos="14656"/>
-        </w:tabs>
-        <w:spacing w:after="0" w:line="240" w:lineRule="auto"/>
-        <w:rPr>
-          <w:rFonts w:ascii="Courier New" w:eastAsia="Times New Roman" w:hAnsi="Courier New" w:cs="Courier New"/>
-          <w:kern w:val="0"/>
-          <w:sz w:val="20"/>
-          <w:szCs w:val="20"/>
-          <w14:ligatures w14:val="none"/>
-        </w:rPr>
-      </w:pPr>
-      <w:proofErr w:type="spellStart"/>
-      <w:r>
-        <w:rPr>
-          <w:rFonts w:ascii="Courier New" w:eastAsia="Times New Roman" w:hAnsi="Courier New" w:cs="Courier New"/>
-          <w:kern w:val="0"/>
-          <w:sz w:val="20"/>
-          <w:szCs w:val="20"/>
-          <w14:ligatures w14:val="none"/>
-        </w:rPr>
-        <w:t>customer_request</w:t>
-      </w:r>
-      <w:proofErr w:type="spellEnd"/>
-    </w:p>
-    <w:p>
-      <w:pPr>
-        <w:tabs>
-          <w:tab w:val="left" w:pos="916"/>
-          <w:tab w:val="left" w:pos="1832"/>
-          <w:tab w:val="left" w:pos="2748"/>
-          <w:tab w:val="left" w:pos="3664"/>
-          <w:tab w:val="left" w:pos="4580"/>
-          <w:tab w:val="left" w:pos="5496"/>
-          <w:tab w:val="left" w:pos="6412"/>
-          <w:tab w:val="left" w:pos="7328"/>
-          <w:tab w:val="left" w:pos="8244"/>
-          <w:tab w:val="left" w:pos="9160"/>
-          <w:tab w:val="left" w:pos="10076"/>
-          <w:tab w:val="left" w:pos="10992"/>
-          <w:tab w:val="left" w:pos="11908"/>
-          <w:tab w:val="left" w:pos="12824"/>
-          <w:tab w:val="left" w:pos="13740"/>
-          <w:tab w:val="left" w:pos="14656"/>
-        </w:tabs>
-        <w:spacing w:after="0" w:line="240" w:lineRule="auto"/>
-        <w:rPr>
-          <w:rFonts w:ascii="Courier New" w:eastAsia="Times New Roman" w:hAnsi="Courier New" w:cs="Courier New"/>
-          <w:kern w:val="0"/>
-          <w:sz w:val="20"/>
-          <w:szCs w:val="20"/>
-          <w14:ligatures w14:val="none"/>
-        </w:rPr>
-      </w:pPr>
-      <w:proofErr w:type="spellStart"/>
-      <w:r>
-        <w:rPr>
-          <w:rFonts w:ascii="Courier New" w:eastAsia="Times New Roman" w:hAnsi="Courier New" w:cs="Courier New"/>
-          <w:kern w:val="0"/>
-          <w:sz w:val="20"/>
-          <w:szCs w:val="20"/>
-          <w14:ligatures w14:val="none"/>
-        </w:rPr>
-        <w:t>usage_and_results</w:t>
-      </w:r>
-      <w:proofErr w:type="spellEnd"/>
-    </w:p>
-    <w:p>
-      <w:pPr>
-        <w:tabs>
-          <w:tab w:val="left" w:pos="916"/>
-          <w:tab w:val="left" w:pos="1832"/>
-          <w:tab w:val="left" w:pos="2748"/>
-          <w:tab w:val="left" w:pos="3664"/>
-          <w:tab w:val="left" w:pos="4580"/>
-          <w:tab w:val="left" w:pos="5496"/>
-          <w:tab w:val="left" w:pos="6412"/>
-          <w:tab w:val="left" w:pos="7328"/>
-          <w:tab w:val="left" w:pos="8244"/>
-          <w:tab w:val="left" w:pos="9160"/>
-          <w:tab w:val="left" w:pos="10076"/>
-          <w:tab w:val="left" w:pos="10992"/>
-          <w:tab w:val="left" w:pos="11908"/>
-          <w:tab w:val="left" w:pos="12824"/>
-          <w:tab w:val="left" w:pos="13740"/>
-          <w:tab w:val="left" w:pos="14656"/>
-        </w:tabs>
-        <w:spacing w:after="0" w:line="240" w:lineRule="auto"/>
-        <w:rPr>
-          <w:rFonts w:ascii="Courier New" w:eastAsia="Times New Roman" w:hAnsi="Courier New" w:cs="Courier New"/>
-          <w:kern w:val="0"/>
-          <w:sz w:val="20"/>
-          <w:szCs w:val="20"/>
-          <w14:ligatures w14:val="none"/>
-        </w:rPr>
-      </w:pPr>
-      <w:proofErr w:type="spellStart"/>
-      <w:r>
-        <w:rPr>
-          <w:rFonts w:ascii="Courier New" w:eastAsia="Times New Roman" w:hAnsi="Courier New" w:cs="Courier New"/>
-          <w:kern w:val="0"/>
-          <w:sz w:val="20"/>
-          <w:szCs w:val="20"/>
-          <w14:ligatures w14:val="none"/>
-        </w:rPr>
-        <w:t>our_position</w:t>
-      </w:r>
-      <w:proofErr w:type="spellEnd"/>
-    </w:p>
-    <w:p>
-      <w:pPr>
-        <w:tabs>
-          <w:tab w:val="left" w:pos="916"/>
-          <w:tab w:val="left" w:pos="1832"/>
-          <w:tab w:val="left" w:pos="2748"/>
-          <w:tab w:val="left" w:pos="3664"/>
-          <w:tab w:val="left" w:pos="4580"/>
-          <w:tab w:val="left" w:pos="5496"/>
-          <w:tab w:val="left" w:pos="6412"/>
-          <w:tab w:val="left" w:pos="7328"/>
-          <w:tab w:val="left" w:pos="8244"/>
-          <w:tab w:val="left" w:pos="9160"/>
-          <w:tab w:val="left" w:pos="10076"/>
-          <w:tab w:val="left" w:pos="10992"/>
-          <w:tab w:val="left" w:pos="11908"/>
-          <w:tab w:val="left" w:pos="12824"/>
-          <w:tab w:val="left" w:pos="13740"/>
-          <w:tab w:val="left" w:pos="14656"/>
-        </w:tabs>
-        <w:spacing w:after="0" w:line="240" w:lineRule="auto"/>
-        <w:rPr>
-          <w:rFonts w:ascii="Courier New" w:eastAsia="Times New Roman" w:hAnsi="Courier New" w:cs="Courier New"/>
-          <w:kern w:val="0"/>
-          <w:sz w:val="20"/>
-          <w:szCs w:val="20"/>
-          <w14:ligatures w14:val="none"/>
-        </w:rPr>
-      </w:pPr>
-      <w:r>
-        <w:rPr>
-          <w:rFonts w:ascii="Courier New" w:eastAsia="Times New Roman" w:hAnsi="Courier New" w:cs="Courier New"/>
-          <w:kern w:val="0"/>
-          <w:sz w:val="20"/>
-          <w:szCs w:val="20"/>
-          <w14:ligatures w14:val="none"/>
-        </w:rPr>
-        <w:t>alternatives</w:t>
-      </w:r>
-    </w:p>
-    <w:p>
-      <w:pPr>
-        <w:tabs>
-          <w:tab w:val="left" w:pos="916"/>
-          <w:tab w:val="left" w:pos="1832"/>
-          <w:tab w:val="left" w:pos="2748"/>
-          <w:tab w:val="left" w:pos="3664"/>
-          <w:tab w:val="left" w:pos="4580"/>
-          <w:tab w:val="left" w:pos="5496"/>
-          <w:tab w:val="left" w:pos="6412"/>
-          <w:tab w:val="left" w:pos="7328"/>
-          <w:tab w:val="left" w:pos="8244"/>
-          <w:tab w:val="left" w:pos="9160"/>
-          <w:tab w:val="left" w:pos="10076"/>
-          <w:tab w:val="left" w:pos="10992"/>
-          <w:tab w:val="left" w:pos="11908"/>
-          <w:tab w:val="left" w:pos="12824"/>
-          <w:tab w:val="left" w:pos="13740"/>
-          <w:tab w:val="left" w:pos="14656"/>
-        </w:tabs>
-        <w:spacing w:after="0" w:line="240" w:lineRule="auto"/>
-        <w:rPr>
-          <w:rFonts w:ascii="Courier New" w:eastAsia="Times New Roman" w:hAnsi="Courier New" w:cs="Courier New"/>
-          <w:kern w:val="0"/>
-          <w:sz w:val="20"/>
-          <w:szCs w:val="20"/>
-          <w14:ligatures w14:val="none"/>
-        </w:rPr>
-      </w:pPr>
-      <w:r>
-        <w:rPr>
-          <w:rFonts w:ascii="Courier New" w:eastAsia="Times New Roman" w:hAnsi="Courier New" w:cs="Courier New"/>
-          <w:kern w:val="0"/>
-          <w:sz w:val="20"/>
-          <w:szCs w:val="20"/>
-          <w14:ligatures w14:val="none"/>
-        </w:rPr>
-        <w:t>interests</w:t>
-      </w:r>
-    </w:p>
-    <w:p>
-      <w:pPr>
-        <w:tabs>
-          <w:tab w:val="left" w:pos="916"/>
-          <w:tab w:val="left" w:pos="1832"/>
-          <w:tab w:val="left" w:pos="2748"/>
-          <w:tab w:val="left" w:pos="3664"/>
-          <w:tab w:val="left" w:pos="4580"/>
-          <w:tab w:val="left" w:pos="5496"/>
-          <w:tab w:val="left" w:pos="6412"/>
-          <w:tab w:val="left" w:pos="7328"/>
-          <w:tab w:val="left" w:pos="8244"/>
-          <w:tab w:val="left" w:pos="9160"/>
-          <w:tab w:val="left" w:pos="10076"/>
-          <w:tab w:val="left" w:pos="10992"/>
-          <w:tab w:val="left" w:pos="11908"/>
-          <w:tab w:val="left" w:pos="12824"/>
-          <w:tab w:val="left" w:pos="13740"/>
-          <w:tab w:val="left" w:pos="14656"/>
-        </w:tabs>
-        <w:spacing w:after="0" w:line="240" w:lineRule="auto"/>
-        <w:rPr>
-          <w:rFonts w:ascii="Courier New" w:eastAsia="Times New Roman" w:hAnsi="Courier New" w:cs="Courier New"/>
-          <w:kern w:val="0"/>
-          <w:sz w:val="20"/>
-          <w:szCs w:val="20"/>
-          <w14:ligatures w14:val="none"/>
-        </w:rPr>
-      </w:pPr>
-      <w:r>
-        <w:rPr>
-          <w:rFonts w:ascii="Courier New" w:eastAsia="Times New Roman" w:hAnsi="Courier New" w:cs="Courier New"/>
-          <w:kern w:val="0"/>
-          <w:sz w:val="20"/>
-          <w:szCs w:val="20"/>
-          <w14:ligatures w14:val="none"/>
-        </w:rPr>
-        <w:t>concessions</w:t>
-      </w:r>
-    </w:p>
-    <w:p>
-      <w:pPr>
-        <w:tabs>
-          <w:tab w:val="left" w:pos="916"/>
-          <w:tab w:val="left" w:pos="1832"/>
-          <w:tab w:val="left" w:pos="2748"/>
-          <w:tab w:val="left" w:pos="3664"/>
-          <w:tab w:val="left" w:pos="4580"/>
-          <w:tab w:val="left" w:pos="5496"/>
-          <w:tab w:val="left" w:pos="6412"/>
-          <w:tab w:val="left" w:pos="7328"/>
-          <w:tab w:val="left" w:pos="8244"/>
-          <w:tab w:val="left" w:pos="9160"/>
-          <w:tab w:val="left" w:pos="10076"/>
-          <w:tab w:val="left" w:pos="10992"/>
-          <w:tab w:val="left" w:pos="11908"/>
-          <w:tab w:val="left" w:pos="12824"/>
-          <w:tab w:val="left" w:pos="13740"/>
-          <w:tab w:val="left" w:pos="14656"/>
-        </w:tabs>
-        <w:spacing w:after="0" w:line="240" w:lineRule="auto"/>
-        <w:rPr>
-          <w:rFonts w:ascii="Courier New" w:eastAsia="Times New Roman" w:hAnsi="Courier New" w:cs="Courier New"/>
-          <w:kern w:val="0"/>
-          <w:sz w:val="20"/>
-          <w:szCs w:val="20"/>
-          <w14:ligatures w14:val="none"/>
-        </w:rPr>
-      </w:pPr>
-      <w:proofErr w:type="spellStart"/>
-      <w:r>
-        <w:rPr>
-          <w:rFonts w:ascii="Courier New" w:eastAsia="Times New Roman" w:hAnsi="Courier New" w:cs="Courier New"/>
-          <w:kern w:val="0"/>
-          <w:sz w:val="20"/>
-          <w:szCs w:val="20"/>
-          <w14:ligatures w14:val="none"/>
-        </w:rPr>
-        <w:t>likely_objections</w:t>
-      </w:r>
-      <w:proofErr w:type="spellEnd"/>
-    </w:p>
-    <w:p>
-      <w:pPr>
-        <w:tabs>
-          <w:tab w:val="left" w:pos="916"/>
-          <w:tab w:val="left" w:pos="1832"/>
-          <w:tab w:val="left" w:pos="2748"/>
-          <w:tab w:val="left" w:pos="3664"/>
-          <w:tab w:val="left" w:pos="4580"/>
-          <w:tab w:val="left" w:pos="5496"/>
-          <w:tab w:val="left" w:pos="6412"/>
-          <w:tab w:val="left" w:pos="7328"/>
-          <w:tab w:val="left" w:pos="8244"/>
-          <w:tab w:val="left" w:pos="9160"/>
-          <w:tab w:val="left" w:pos="10076"/>
-          <w:tab w:val="left" w:pos="10992"/>
-          <w:tab w:val="left" w:pos="11908"/>
-          <w:tab w:val="left" w:pos="12824"/>
-          <w:tab w:val="left" w:pos="13740"/>
-          <w:tab w:val="left" w:pos="14656"/>
-        </w:tabs>
-        <w:spacing w:after="0" w:line="240" w:lineRule="auto"/>
-        <w:rPr>
-          <w:rFonts w:ascii="Courier New" w:eastAsia="Times New Roman" w:hAnsi="Courier New" w:cs="Courier New"/>
-          <w:kern w:val="0"/>
-          <w:sz w:val="20"/>
-          <w:szCs w:val="20"/>
-          <w14:ligatures w14:val="none"/>
-        </w:rPr>
-      </w:pPr>
-      <w:proofErr w:type="spellStart"/>
-      <w:r>
-        <w:rPr>
-          <w:rFonts w:ascii="Courier New" w:eastAsia="Times New Roman" w:hAnsi="Courier New" w:cs="Courier New"/>
-          <w:kern w:val="0"/>
-          <w:sz w:val="20"/>
-          <w:szCs w:val="20"/>
-          <w14:ligatures w14:val="none"/>
-        </w:rPr>
-        <w:t>open_questions</w:t>
-      </w:r>
-      <w:proofErr w:type="spellEnd"/>
-    </w:p>
-    <w:p>
-      <w:pPr>
-        <w:spacing w:before="100" w:beforeAutospacing="1" w:after="100" w:afterAutospacing="1" w:line="240" w:lineRule="auto"/>
-        <w:outlineLvl w:val="3"/>
-        <w:rPr>
-          <w:rFonts w:ascii="Times New Roman" w:eastAsia="Times New Roman" w:hAnsi="Times New Roman" w:cs="Times New Roman"/>
-          <w:b/>
-          <w:bCs/>
-          <w:kern w:val="0"/>
-          <w14:ligatures w14:val="none"/>
-        </w:rPr>
-      </w:pPr>
-      <w:r>
-        <w:rPr>
-          <w:rFonts w:ascii="Times New Roman" w:eastAsia="Times New Roman" w:hAnsi="Times New Roman" w:cs="Times New Roman"/>
-          <w:b/>
-          <w:bCs/>
-          <w:kern w:val="0"/>
-          <w14:ligatures w14:val="none"/>
-        </w:rPr>
-        <w:t>Required inputs</w:t>
-      </w:r>
-    </w:p>
-    <w:p>
-      <w:pPr>
-        <w:spacing w:before="100" w:beforeAutospacing="1" w:after="100" w:afterAutospacing="1" w:line="240" w:lineRule="auto"/>
-        <w:rPr>
-          <w:rFonts w:ascii="Times New Roman" w:eastAsia="Times New Roman" w:hAnsi="Times New Roman" w:cs="Times New Roman"/>
-          <w:kern w:val="0"/>
-          <w14:ligatures w14:val="none"/>
-        </w:rPr>
-      </w:pPr>
-      <w:r>
-        <w:rPr>
-          <w:rFonts w:ascii="Times New Roman" w:eastAsia="Times New Roman" w:hAnsi="Times New Roman" w:cs="Times New Roman"/>
-          <w:b/>
-          <w:bCs/>
-          <w:kern w:val="0"/>
-          <w14:ligatures w14:val="none"/>
-        </w:rPr>
-        <w:t>Account information</w:t>
-      </w:r>
-    </w:p>
-    <w:p>
-      <w:pPr>
-        <w:numPr>
-          <w:ilvl w:val="0"/>
-          <w:numId w:val="9"/>
-        </w:numPr>
-        <w:spacing w:before="100" w:beforeAutospacing="1" w:after="100" w:afterAutospacing="1" w:line="240" w:lineRule="auto"/>
-        <w:rPr>
-          <w:rFonts w:ascii="Times New Roman" w:eastAsia="Times New Roman" w:hAnsi="Times New Roman" w:cs="Times New Roman"/>
-          <w:kern w:val="0"/>
-          <w14:ligatures w14:val="none"/>
-        </w:rPr>
-      </w:pPr>
-      <w:r>
-        <w:rPr>
-          <w:rFonts w:ascii="Times New Roman" w:eastAsia="Times New Roman" w:hAnsi="Times New Roman" w:cs="Times New Roman"/>
-          <w:kern w:val="0"/>
-          <w14:ligatures w14:val="none"/>
-        </w:rPr>
-        <w:t xml:space="preserve">Vendor name: text </w:t>
-      </w:r>
-    </w:p>
-    <w:p>
-      <w:pPr>
-        <w:numPr>
-          <w:ilvl w:val="0"/>
-          <w:numId w:val="9"/>
-        </w:numPr>
-        <w:spacing w:before="100" w:beforeAutospacing="1" w:after="100" w:afterAutospacing="1" w:line="240" w:lineRule="auto"/>
-        <w:rPr>
-          <w:rFonts w:ascii="Times New Roman" w:eastAsia="Times New Roman" w:hAnsi="Times New Roman" w:cs="Times New Roman"/>
-          <w:kern w:val="0"/>
-          <w14:ligatures w14:val="none"/>
-        </w:rPr>
-      </w:pPr>
-      <w:r>
-        <w:rPr>
-          <w:rFonts w:ascii="Times New Roman" w:eastAsia="Times New Roman" w:hAnsi="Times New Roman" w:cs="Times New Roman"/>
-          <w:kern w:val="0"/>
-          <w14:ligatures w14:val="none"/>
-        </w:rPr>
-        <w:t xml:space="preserve">Customer name: text </w:t>
-      </w:r>
-    </w:p>
-    <w:p>
-      <w:pPr>
-        <w:numPr>
-          <w:ilvl w:val="0"/>
-          <w:numId w:val="9"/>
-        </w:numPr>
-        <w:spacing w:before="100" w:beforeAutospacing="1" w:after="100" w:afterAutospacing="1" w:line="240" w:lineRule="auto"/>
-        <w:rPr>
-          <w:rFonts w:ascii="Times New Roman" w:eastAsia="Times New Roman" w:hAnsi="Times New Roman" w:cs="Times New Roman"/>
-          <w:kern w:val="0"/>
-          <w14:ligatures w14:val="none"/>
-        </w:rPr>
-      </w:pPr>
-      <w:r>
-        <w:rPr>
-          <w:rFonts w:ascii="Times New Roman" w:eastAsia="Times New Roman" w:hAnsi="Times New Roman" w:cs="Times New Roman"/>
-          <w:kern w:val="0"/>
-          <w14:ligatures w14:val="none"/>
-        </w:rPr>
-        <w:t xml:space="preserve">Product or solution: text </w:t>
-      </w:r>
-    </w:p>
-    <w:p>
-      <w:pPr>
-        <w:numPr>
-          <w:ilvl w:val="0"/>
-          <w:numId w:val="9"/>
-        </w:numPr>
-        <w:spacing w:before="100" w:beforeAutospacing="1" w:after="100" w:afterAutospacing="1" w:line="240" w:lineRule="auto"/>
-        <w:rPr>
-          <w:rFonts w:ascii="Times New Roman" w:eastAsia="Times New Roman" w:hAnsi="Times New Roman" w:cs="Times New Roman"/>
-          <w:kern w:val="0"/>
-          <w14:ligatures w14:val="none"/>
-        </w:rPr>
-      </w:pPr>
-      <w:r>
-        <w:rPr>
-          <w:rFonts w:ascii="Times New Roman" w:eastAsia="Times New Roman" w:hAnsi="Times New Roman" w:cs="Times New Roman"/>
-          <w:kern w:val="0"/>
-          <w14:ligatures w14:val="none"/>
-        </w:rPr>
-        <w:t xml:space="preserve">Negotiation type: text </w:t>
-      </w:r>
-    </w:p>
-    <w:p>
-      <w:pPr>
-        <w:numPr>
-          <w:ilvl w:val="0"/>
-          <w:numId w:val="9"/>
-        </w:numPr>
-        <w:spacing w:before="100" w:beforeAutospacing="1" w:after="100" w:afterAutospacing="1" w:line="240" w:lineRule="auto"/>
-        <w:rPr>
-          <w:rFonts w:ascii="Times New Roman" w:eastAsia="Times New Roman" w:hAnsi="Times New Roman" w:cs="Times New Roman"/>
-          <w:kern w:val="0"/>
-          <w14:ligatures w14:val="none"/>
-        </w:rPr>
-      </w:pPr>
-      <w:r>
-        <w:rPr>
-          <w:rFonts w:ascii="Times New Roman" w:eastAsia="Times New Roman" w:hAnsi="Times New Roman" w:cs="Times New Roman"/>
-          <w:kern w:val="0"/>
-          <w14:ligatures w14:val="none"/>
-        </w:rPr>
-        <w:t xml:space="preserve">Meeting date: </w:t>
-      </w:r>
-      <w:r>
-        <w:rPr>
-          <w:rFonts w:ascii="Courier New" w:eastAsia="Times New Roman" w:hAnsi="Courier New" w:cs="Courier New"/>
-          <w:kern w:val="0"/>
-          <w:sz w:val="20"/>
-          <w:szCs w:val="20"/>
-          <w14:ligatures w14:val="none"/>
-        </w:rPr>
-        <w:t>YYYY-MM-DD</w:t>
-      </w:r>
-      <w:r>
-        <w:rPr>
-          <w:rFonts w:ascii="Times New Roman" w:eastAsia="Times New Roman" w:hAnsi="Times New Roman" w:cs="Times New Roman"/>
-          <w:kern w:val="0"/>
-          <w14:ligatures w14:val="none"/>
-        </w:rPr>
-        <w:t xml:space="preserve"> </w:t>
-      </w:r>
-    </w:p>
-    <w:p>
-      <w:pPr>
-        <w:spacing w:before="100" w:beforeAutospacing="1" w:after="100" w:afterAutospacing="1" w:line="240" w:lineRule="auto"/>
-        <w:rPr>
-          <w:rFonts w:ascii="Times New Roman" w:eastAsia="Times New Roman" w:hAnsi="Times New Roman" w:cs="Times New Roman"/>
-          <w:kern w:val="0"/>
-          <w14:ligatures w14:val="none"/>
-        </w:rPr>
-      </w:pPr>
-      <w:r>
-        <w:rPr>
-          <w:rFonts w:ascii="Times New Roman" w:eastAsia="Times New Roman" w:hAnsi="Times New Roman" w:cs="Times New Roman"/>
-          <w:b/>
-          <w:bCs/>
-          <w:kern w:val="0"/>
-          <w14:ligatures w14:val="none"/>
-        </w:rPr>
-        <w:t>Stakeholders</w:t>
-      </w:r>
-    </w:p>
-    <w:p>
-      <w:pPr>
-        <w:numPr>
-          <w:ilvl w:val="0"/>
-          <w:numId w:val="10"/>
-        </w:numPr>
-        <w:spacing w:before="100" w:beforeAutospacing="1" w:after="100" w:afterAutospacing="1" w:line="240" w:lineRule="auto"/>
-        <w:rPr>
-          <w:rFonts w:ascii="Times New Roman" w:eastAsia="Times New Roman" w:hAnsi="Times New Roman" w:cs="Times New Roman"/>
-          <w:kern w:val="0"/>
-          <w14:ligatures w14:val="none"/>
-        </w:rPr>
-      </w:pPr>
-      <w:r>
-        <w:rPr>
-          <w:rFonts w:ascii="Times New Roman" w:eastAsia="Times New Roman" w:hAnsi="Times New Roman" w:cs="Times New Roman"/>
-          <w:kern w:val="0"/>
-          <w14:ligatures w14:val="none"/>
-        </w:rPr>
-        <w:t xml:space="preserve">Name: text </w:t>
-      </w:r>
-    </w:p>
-    <w:p>
-      <w:pPr>
-        <w:numPr>
-          <w:ilvl w:val="0"/>
-          <w:numId w:val="10"/>
-        </w:numPr>
-        <w:spacing w:before="100" w:beforeAutospacing="1" w:after="100" w:afterAutospacing="1" w:line="240" w:lineRule="auto"/>
-        <w:rPr>
-          <w:rFonts w:ascii="Times New Roman" w:eastAsia="Times New Roman" w:hAnsi="Times New Roman" w:cs="Times New Roman"/>
-          <w:kern w:val="0"/>
-          <w14:ligatures w14:val="none"/>
-        </w:rPr>
-      </w:pPr>
-      <w:r>
-        <w:rPr>
-          <w:rFonts w:ascii="Times New Roman" w:eastAsia="Times New Roman" w:hAnsi="Times New Roman" w:cs="Times New Roman"/>
-          <w:kern w:val="0"/>
-          <w14:ligatures w14:val="none"/>
-        </w:rPr>
-        <w:t xml:space="preserve">Role: text </w:t>
-      </w:r>
-    </w:p>
-    <w:p>
-      <w:pPr>
-        <w:numPr>
-          <w:ilvl w:val="0"/>
-          <w:numId w:val="10"/>
-        </w:numPr>
-        <w:spacing w:before="100" w:beforeAutospacing="1" w:after="100" w:afterAutospacing="1" w:line="240" w:lineRule="auto"/>
-        <w:rPr>
-          <w:rFonts w:ascii="Times New Roman" w:eastAsia="Times New Roman" w:hAnsi="Times New Roman" w:cs="Times New Roman"/>
-          <w:kern w:val="0"/>
-          <w14:ligatures w14:val="none"/>
-        </w:rPr>
-      </w:pPr>
-      <w:r>
-        <w:rPr>
-          <w:rFonts w:ascii="Times New Roman" w:eastAsia="Times New Roman" w:hAnsi="Times New Roman" w:cs="Times New Roman"/>
-          <w:kern w:val="0"/>
-          <w14:ligatures w14:val="none"/>
-        </w:rPr>
-        <w:t xml:space="preserve">Organization: text </w:t>
-      </w:r>
-    </w:p>
-    <w:p>
-      <w:pPr>
-        <w:numPr>
-          <w:ilvl w:val="0"/>
-          <w:numId w:val="10"/>
-        </w:numPr>
-        <w:spacing w:before="100" w:beforeAutospacing="1" w:after="100" w:afterAutospacing="1" w:line="240" w:lineRule="auto"/>
-        <w:rPr>
-          <w:rFonts w:ascii="Times New Roman" w:eastAsia="Times New Roman" w:hAnsi="Times New Roman" w:cs="Times New Roman"/>
-          <w:kern w:val="0"/>
-          <w14:ligatures w14:val="none"/>
-        </w:rPr>
-      </w:pPr>
-      <w:r>
-        <w:rPr>
-          <w:rFonts w:ascii="Times New Roman" w:eastAsia="Times New Roman" w:hAnsi="Times New Roman" w:cs="Times New Roman"/>
-          <w:kern w:val="0"/>
-          <w14:ligatures w14:val="none"/>
-        </w:rPr>
-        <w:t xml:space="preserve">Influence or decision authority: text </w:t>
-      </w:r>
-    </w:p>
-    <w:p>
-      <w:pPr>
-        <w:spacing w:before="100" w:beforeAutospacing="1" w:after="100" w:afterAutospacing="1" w:line="240" w:lineRule="auto"/>
-        <w:rPr>
-          <w:rFonts w:ascii="Times New Roman" w:eastAsia="Times New Roman" w:hAnsi="Times New Roman" w:cs="Times New Roman"/>
-          <w:kern w:val="0"/>
-          <w14:ligatures w14:val="none"/>
-        </w:rPr>
-      </w:pPr>
-      <w:r>
-        <w:rPr>
-          <w:rFonts w:ascii="Times New Roman" w:eastAsia="Times New Roman" w:hAnsi="Times New Roman" w:cs="Times New Roman"/>
-          <w:b/>
-          <w:bCs/>
-          <w:kern w:val="0"/>
-          <w14:ligatures w14:val="none"/>
-        </w:rPr>
-        <w:t>Current contract</w:t>
-      </w:r>
-    </w:p>
-    <w:p>
-      <w:pPr>
-        <w:numPr>
-          <w:ilvl w:val="0"/>
-          <w:numId w:val="11"/>
-        </w:numPr>
-        <w:spacing w:before="100" w:beforeAutospacing="1" w:after="100" w:afterAutospacing="1" w:line="240" w:lineRule="auto"/>
-        <w:rPr>
-          <w:rFonts w:ascii="Times New Roman" w:eastAsia="Times New Roman" w:hAnsi="Times New Roman" w:cs="Times New Roman"/>
-          <w:kern w:val="0"/>
-          <w14:ligatures w14:val="none"/>
-        </w:rPr>
-      </w:pPr>
-      <w:r>
-        <w:rPr>
-          <w:rFonts w:ascii="Times New Roman" w:eastAsia="Times New Roman" w:hAnsi="Times New Roman" w:cs="Times New Roman"/>
-          <w:kern w:val="0"/>
-          <w14:ligatures w14:val="none"/>
-        </w:rPr>
-        <w:t xml:space="preserve">Annual price: number in U.S. dollars </w:t>
-      </w:r>
-    </w:p>
-    <w:p>
-      <w:pPr>
-        <w:numPr>
-          <w:ilvl w:val="0"/>
-          <w:numId w:val="11"/>
-        </w:numPr>
-        <w:spacing w:before="100" w:beforeAutospacing="1" w:after="100" w:afterAutospacing="1" w:line="240" w:lineRule="auto"/>
-        <w:rPr>
-          <w:rFonts w:ascii="Times New Roman" w:eastAsia="Times New Roman" w:hAnsi="Times New Roman" w:cs="Times New Roman"/>
-          <w:kern w:val="0"/>
-          <w14:ligatures w14:val="none"/>
-        </w:rPr>
-      </w:pPr>
-      <w:r>
-        <w:rPr>
-          <w:rFonts w:ascii="Times New Roman" w:eastAsia="Times New Roman" w:hAnsi="Times New Roman" w:cs="Times New Roman"/>
-          <w:kern w:val="0"/>
-          <w14:ligatures w14:val="none"/>
-        </w:rPr>
-        <w:t xml:space="preserve">Number of users: whole number </w:t>
-      </w:r>
-    </w:p>
-    <w:p>
-      <w:pPr>
-        <w:numPr>
-          <w:ilvl w:val="0"/>
-          <w:numId w:val="11"/>
-        </w:numPr>
-        <w:spacing w:before="100" w:beforeAutospacing="1" w:after="100" w:afterAutospacing="1" w:line="240" w:lineRule="auto"/>
-        <w:rPr>
-          <w:rFonts w:ascii="Times New Roman" w:eastAsia="Times New Roman" w:hAnsi="Times New Roman" w:cs="Times New Roman"/>
-          <w:kern w:val="0"/>
-          <w14:ligatures w14:val="none"/>
-        </w:rPr>
-      </w:pPr>
-      <w:r>
-        <w:rPr>
-          <w:rFonts w:ascii="Times New Roman" w:eastAsia="Times New Roman" w:hAnsi="Times New Roman" w:cs="Times New Roman"/>
-          <w:kern w:val="0"/>
-          <w14:ligatures w14:val="none"/>
-        </w:rPr>
-        <w:t xml:space="preserve">Contract length: whole number of months </w:t>
-      </w:r>
-    </w:p>
-    <w:p>
-      <w:pPr>
-        <w:numPr>
-          <w:ilvl w:val="0"/>
-          <w:numId w:val="11"/>
-        </w:numPr>
-        <w:spacing w:before="100" w:beforeAutospacing="1" w:after="100" w:afterAutospacing="1" w:line="240" w:lineRule="auto"/>
-        <w:rPr>
-          <w:rFonts w:ascii="Times New Roman" w:eastAsia="Times New Roman" w:hAnsi="Times New Roman" w:cs="Times New Roman"/>
-          <w:kern w:val="0"/>
-          <w14:ligatures w14:val="none"/>
-        </w:rPr>
-      </w:pPr>
-      <w:r>
-        <w:rPr>
-          <w:rFonts w:ascii="Times New Roman" w:eastAsia="Times New Roman" w:hAnsi="Times New Roman" w:cs="Times New Roman"/>
-          <w:kern w:val="0"/>
-          <w14:ligatures w14:val="none"/>
-        </w:rPr>
-        <w:t xml:space="preserve">Support level: text </w:t>
-      </w:r>
-    </w:p>
-    <w:p>
-      <w:pPr>
-        <w:numPr>
-          <w:ilvl w:val="0"/>
-          <w:numId w:val="11"/>
-        </w:numPr>
-        <w:spacing w:before="100" w:beforeAutospacing="1" w:after="100" w:afterAutospacing="1" w:line="240" w:lineRule="auto"/>
-        <w:rPr>
-          <w:rFonts w:ascii="Times New Roman" w:eastAsia="Times New Roman" w:hAnsi="Times New Roman" w:cs="Times New Roman"/>
-          <w:kern w:val="0"/>
-          <w14:ligatures w14:val="none"/>
-        </w:rPr>
-      </w:pPr>
-      <w:r>
-        <w:rPr>
-          <w:rFonts w:ascii="Times New Roman" w:eastAsia="Times New Roman" w:hAnsi="Times New Roman" w:cs="Times New Roman"/>
-          <w:kern w:val="0"/>
-          <w14:ligatures w14:val="none"/>
-        </w:rPr>
-        <w:t xml:space="preserve">Payment terms: text </w:t>
-      </w:r>
-    </w:p>
-    <w:p>
-      <w:pPr>
-        <w:numPr>
-          <w:ilvl w:val="0"/>
-          <w:numId w:val="11"/>
-        </w:numPr>
-        <w:spacing w:before="100" w:beforeAutospacing="1" w:after="100" w:afterAutospacing="1" w:line="240" w:lineRule="auto"/>
-        <w:rPr>
-          <w:rFonts w:ascii="Times New Roman" w:eastAsia="Times New Roman" w:hAnsi="Times New Roman" w:cs="Times New Roman"/>
-          <w:kern w:val="0"/>
-          <w14:ligatures w14:val="none"/>
-        </w:rPr>
-      </w:pPr>
-      <w:r>
-        <w:rPr>
-          <w:rFonts w:ascii="Times New Roman" w:eastAsia="Times New Roman" w:hAnsi="Times New Roman" w:cs="Times New Roman"/>
-          <w:kern w:val="0"/>
-          <w14:ligatures w14:val="none"/>
-        </w:rPr>
-        <w:t xml:space="preserve">Expiration date: </w:t>
-      </w:r>
-      <w:r>
-        <w:rPr>
-          <w:rFonts w:ascii="Courier New" w:eastAsia="Times New Roman" w:hAnsi="Courier New" w:cs="Courier New"/>
-          <w:kern w:val="0"/>
-          <w:sz w:val="20"/>
-          <w:szCs w:val="20"/>
-          <w14:ligatures w14:val="none"/>
-        </w:rPr>
-        <w:t>YYYY-MM-DD</w:t>
-      </w:r>
-      <w:r>
-        <w:rPr>
-          <w:rFonts w:ascii="Times New Roman" w:eastAsia="Times New Roman" w:hAnsi="Times New Roman" w:cs="Times New Roman"/>
-          <w:kern w:val="0"/>
-          <w14:ligatures w14:val="none"/>
-        </w:rPr>
-        <w:t xml:space="preserve"> </w:t>
-      </w:r>
-    </w:p>
-    <w:p>
-      <w:pPr>
-        <w:spacing w:before="100" w:beforeAutospacing="1" w:after="100" w:afterAutospacing="1" w:line="240" w:lineRule="auto"/>
-        <w:rPr>
-          <w:rFonts w:ascii="Times New Roman" w:eastAsia="Times New Roman" w:hAnsi="Times New Roman" w:cs="Times New Roman"/>
-          <w:kern w:val="0"/>
-          <w14:ligatures w14:val="none"/>
-        </w:rPr>
-      </w:pPr>
-      <w:r>
-        <w:rPr>
-          <w:rFonts w:ascii="Times New Roman" w:eastAsia="Times New Roman" w:hAnsi="Times New Roman" w:cs="Times New Roman"/>
-          <w:b/>
-          <w:bCs/>
-          <w:kern w:val="0"/>
-          <w14:ligatures w14:val="none"/>
-        </w:rPr>
-        <w:t>Customer request</w:t>
-      </w:r>
-    </w:p>
-    <w:p>
-      <w:pPr>
-        <w:numPr>
-          <w:ilvl w:val="0"/>
-          <w:numId w:val="12"/>
-        </w:numPr>
-        <w:spacing w:before="100" w:beforeAutospacing="1" w:after="100" w:afterAutospacing="1" w:line="240" w:lineRule="auto"/>
-        <w:rPr>
-          <w:rFonts w:ascii="Times New Roman" w:eastAsia="Times New Roman" w:hAnsi="Times New Roman" w:cs="Times New Roman"/>
-          <w:kern w:val="0"/>
-          <w14:ligatures w14:val="none"/>
-        </w:rPr>
-      </w:pPr>
-      <w:r>
-        <w:rPr>
-          <w:rFonts w:ascii="Times New Roman" w:eastAsia="Times New Roman" w:hAnsi="Times New Roman" w:cs="Times New Roman"/>
-          <w:kern w:val="0"/>
-          <w14:ligatures w14:val="none"/>
-        </w:rPr>
-        <w:t xml:space="preserve">Requested annual price or budget: number in U.S. dollars </w:t>
-      </w:r>
-    </w:p>
-    <w:p>
-      <w:pPr>
-        <w:numPr>
-          <w:ilvl w:val="0"/>
-          <w:numId w:val="12"/>
-        </w:numPr>
-        <w:spacing w:before="100" w:beforeAutospacing="1" w:after="100" w:afterAutospacing="1" w:line="240" w:lineRule="auto"/>
-        <w:rPr>
-          <w:rFonts w:ascii="Times New Roman" w:eastAsia="Times New Roman" w:hAnsi="Times New Roman" w:cs="Times New Roman"/>
-          <w:kern w:val="0"/>
-          <w14:ligatures w14:val="none"/>
-        </w:rPr>
-      </w:pPr>
-      <w:r>
-        <w:rPr>
-          <w:rFonts w:ascii="Times New Roman" w:eastAsia="Times New Roman" w:hAnsi="Times New Roman" w:cs="Times New Roman"/>
-          <w:kern w:val="0"/>
-          <w14:ligatures w14:val="none"/>
-        </w:rPr>
-        <w:t xml:space="preserve">Requested users: whole number </w:t>
-      </w:r>
-    </w:p>
-    <w:p>
-      <w:pPr>
-        <w:numPr>
-          <w:ilvl w:val="0"/>
-          <w:numId w:val="12"/>
-        </w:numPr>
-        <w:spacing w:before="100" w:beforeAutospacing="1" w:after="100" w:afterAutospacing="1" w:line="240" w:lineRule="auto"/>
-        <w:rPr>
-          <w:rFonts w:ascii="Times New Roman" w:eastAsia="Times New Roman" w:hAnsi="Times New Roman" w:cs="Times New Roman"/>
-          <w:kern w:val="0"/>
-          <w14:ligatures w14:val="none"/>
-        </w:rPr>
-      </w:pPr>
-      <w:r>
-        <w:rPr>
-          <w:rFonts w:ascii="Times New Roman" w:eastAsia="Times New Roman" w:hAnsi="Times New Roman" w:cs="Times New Roman"/>
-          <w:kern w:val="0"/>
-          <w14:ligatures w14:val="none"/>
-        </w:rPr>
-        <w:t xml:space="preserve">Requested contract length: whole number of months </w:t>
-      </w:r>
-    </w:p>
-    <w:p>
-      <w:pPr>
-        <w:numPr>
-          <w:ilvl w:val="0"/>
-          <w:numId w:val="12"/>
-        </w:numPr>
-        <w:spacing w:before="100" w:beforeAutospacing="1" w:after="100" w:afterAutospacing="1" w:line="240" w:lineRule="auto"/>
-        <w:rPr>
-          <w:rFonts w:ascii="Times New Roman" w:eastAsia="Times New Roman" w:hAnsi="Times New Roman" w:cs="Times New Roman"/>
-          <w:kern w:val="0"/>
-          <w14:ligatures w14:val="none"/>
-        </w:rPr>
-      </w:pPr>
-      <w:r>
-        <w:rPr>
-          <w:rFonts w:ascii="Times New Roman" w:eastAsia="Times New Roman" w:hAnsi="Times New Roman" w:cs="Times New Roman"/>
-          <w:kern w:val="0"/>
-          <w14:ligatures w14:val="none"/>
-        </w:rPr>
-        <w:t xml:space="preserve">Requested support level: text </w:t>
-      </w:r>
-    </w:p>
-    <w:p>
-      <w:pPr>
-        <w:numPr>
-          <w:ilvl w:val="0"/>
-          <w:numId w:val="12"/>
-        </w:numPr>
-        <w:spacing w:before="100" w:beforeAutospacing="1" w:after="100" w:afterAutospacing="1" w:line="240" w:lineRule="auto"/>
-        <w:rPr>
-          <w:rFonts w:ascii="Times New Roman" w:eastAsia="Times New Roman" w:hAnsi="Times New Roman" w:cs="Times New Roman"/>
-          <w:kern w:val="0"/>
-          <w14:ligatures w14:val="none"/>
-        </w:rPr>
-      </w:pPr>
-      <w:r>
-        <w:rPr>
-          <w:rFonts w:ascii="Times New Roman" w:eastAsia="Times New Roman" w:hAnsi="Times New Roman" w:cs="Times New Roman"/>
-          <w:kern w:val="0"/>
-          <w14:ligatures w14:val="none"/>
-        </w:rPr>
-        <w:t xml:space="preserve">Requested training sessions: whole number </w:t>
-      </w:r>
-    </w:p>
-    <w:p>
-      <w:pPr>
-        <w:numPr>
-          <w:ilvl w:val="0"/>
-          <w:numId w:val="12"/>
-        </w:numPr>
-        <w:spacing w:before="100" w:beforeAutospacing="1" w:after="100" w:afterAutospacing="1" w:line="240" w:lineRule="auto"/>
-        <w:rPr>
-          <w:rFonts w:ascii="Times New Roman" w:eastAsia="Times New Roman" w:hAnsi="Times New Roman" w:cs="Times New Roman"/>
-          <w:kern w:val="0"/>
-          <w14:ligatures w14:val="none"/>
-        </w:rPr>
-      </w:pPr>
-      <w:r>
-        <w:rPr>
-          <w:rFonts w:ascii="Times New Roman" w:eastAsia="Times New Roman" w:hAnsi="Times New Roman" w:cs="Times New Roman"/>
-          <w:kern w:val="0"/>
-          <w14:ligatures w14:val="none"/>
-        </w:rPr>
-        <w:t xml:space="preserve">Requested payment terms: text </w:t>
-      </w:r>
-    </w:p>
-    <w:p>
-      <w:pPr>
-        <w:spacing w:before="100" w:beforeAutospacing="1" w:after="100" w:afterAutospacing="1" w:line="240" w:lineRule="auto"/>
-        <w:rPr>
-          <w:rFonts w:ascii="Times New Roman" w:eastAsia="Times New Roman" w:hAnsi="Times New Roman" w:cs="Times New Roman"/>
-          <w:kern w:val="0"/>
-          <w14:ligatures w14:val="none"/>
-        </w:rPr>
-      </w:pPr>
-      <w:r>
-        <w:rPr>
-          <w:rFonts w:ascii="Times New Roman" w:eastAsia="Times New Roman" w:hAnsi="Times New Roman" w:cs="Times New Roman"/>
-          <w:b/>
-          <w:bCs/>
-          <w:kern w:val="0"/>
-          <w14:ligatures w14:val="none"/>
-        </w:rPr>
-        <w:lastRenderedPageBreak/>
-        <w:t>Salesforce’s negotiation position</w:t>
-      </w:r>
-    </w:p>
-    <w:p>
-      <w:pPr>
-        <w:numPr>
-          <w:ilvl w:val="0"/>
-          <w:numId w:val="13"/>
-        </w:numPr>
-        <w:spacing w:before="100" w:beforeAutospacing="1" w:after="100" w:afterAutospacing="1" w:line="240" w:lineRule="auto"/>
-        <w:rPr>
-          <w:rFonts w:ascii="Times New Roman" w:eastAsia="Times New Roman" w:hAnsi="Times New Roman" w:cs="Times New Roman"/>
-          <w:kern w:val="0"/>
-          <w14:ligatures w14:val="none"/>
-        </w:rPr>
-      </w:pPr>
-      <w:r>
-        <w:rPr>
-          <w:rFonts w:ascii="Times New Roman" w:eastAsia="Times New Roman" w:hAnsi="Times New Roman" w:cs="Times New Roman"/>
-          <w:kern w:val="0"/>
-          <w14:ligatures w14:val="none"/>
-        </w:rPr>
-        <w:t xml:space="preserve">Opening price: number in U.S. dollars </w:t>
-      </w:r>
-    </w:p>
-    <w:p>
-      <w:pPr>
-        <w:numPr>
-          <w:ilvl w:val="0"/>
-          <w:numId w:val="13"/>
-        </w:numPr>
-        <w:spacing w:before="100" w:beforeAutospacing="1" w:after="100" w:afterAutospacing="1" w:line="240" w:lineRule="auto"/>
-        <w:rPr>
-          <w:rFonts w:ascii="Times New Roman" w:eastAsia="Times New Roman" w:hAnsi="Times New Roman" w:cs="Times New Roman"/>
-          <w:kern w:val="0"/>
-          <w14:ligatures w14:val="none"/>
-        </w:rPr>
-      </w:pPr>
-      <w:r>
-        <w:rPr>
-          <w:rFonts w:ascii="Times New Roman" w:eastAsia="Times New Roman" w:hAnsi="Times New Roman" w:cs="Times New Roman"/>
-          <w:kern w:val="0"/>
-          <w14:ligatures w14:val="none"/>
-        </w:rPr>
-        <w:t xml:space="preserve">Target price: number in U.S. dollars </w:t>
-      </w:r>
-    </w:p>
-    <w:p>
-      <w:pPr>
-        <w:numPr>
-          <w:ilvl w:val="0"/>
-          <w:numId w:val="13"/>
-        </w:numPr>
-        <w:spacing w:before="100" w:beforeAutospacing="1" w:after="100" w:afterAutospacing="1" w:line="240" w:lineRule="auto"/>
-        <w:rPr>
-          <w:rFonts w:ascii="Times New Roman" w:eastAsia="Times New Roman" w:hAnsi="Times New Roman" w:cs="Times New Roman"/>
-          <w:kern w:val="0"/>
-          <w14:ligatures w14:val="none"/>
-        </w:rPr>
-      </w:pPr>
-      <w:r>
-        <w:rPr>
-          <w:rFonts w:ascii="Times New Roman" w:eastAsia="Times New Roman" w:hAnsi="Times New Roman" w:cs="Times New Roman"/>
-          <w:kern w:val="0"/>
-          <w14:ligatures w14:val="none"/>
-        </w:rPr>
-        <w:t xml:space="preserve">Minimum acceptable price: number in U.S. dollars </w:t>
-      </w:r>
-    </w:p>
-    <w:p>
-      <w:pPr>
-        <w:numPr>
-          <w:ilvl w:val="0"/>
-          <w:numId w:val="13"/>
-        </w:numPr>
-        <w:spacing w:before="100" w:beforeAutospacing="1" w:after="100" w:afterAutospacing="1" w:line="240" w:lineRule="auto"/>
-        <w:rPr>
-          <w:rFonts w:ascii="Times New Roman" w:eastAsia="Times New Roman" w:hAnsi="Times New Roman" w:cs="Times New Roman"/>
-          <w:kern w:val="0"/>
-          <w14:ligatures w14:val="none"/>
-        </w:rPr>
-      </w:pPr>
-      <w:r>
-        <w:rPr>
-          <w:rFonts w:ascii="Times New Roman" w:eastAsia="Times New Roman" w:hAnsi="Times New Roman" w:cs="Times New Roman"/>
-          <w:kern w:val="0"/>
-          <w14:ligatures w14:val="none"/>
-        </w:rPr>
-        <w:t xml:space="preserve">Target contract length: whole number of months </w:t>
-      </w:r>
-    </w:p>
-    <w:p>
-      <w:pPr>
-        <w:numPr>
-          <w:ilvl w:val="0"/>
-          <w:numId w:val="13"/>
-        </w:numPr>
-        <w:spacing w:before="100" w:beforeAutospacing="1" w:after="100" w:afterAutospacing="1" w:line="240" w:lineRule="auto"/>
-        <w:rPr>
-          <w:rFonts w:ascii="Times New Roman" w:eastAsia="Times New Roman" w:hAnsi="Times New Roman" w:cs="Times New Roman"/>
-          <w:kern w:val="0"/>
-          <w14:ligatures w14:val="none"/>
-        </w:rPr>
-      </w:pPr>
-      <w:r>
-        <w:rPr>
-          <w:rFonts w:ascii="Times New Roman" w:eastAsia="Times New Roman" w:hAnsi="Times New Roman" w:cs="Times New Roman"/>
-          <w:kern w:val="0"/>
-          <w14:ligatures w14:val="none"/>
-        </w:rPr>
-        <w:t xml:space="preserve">Acceptable packages: array of structured options </w:t>
-      </w:r>
-    </w:p>
-    <w:p>
-      <w:pPr>
-        <w:numPr>
-          <w:ilvl w:val="0"/>
-          <w:numId w:val="13"/>
-        </w:numPr>
-        <w:spacing w:before="100" w:beforeAutospacing="1" w:after="100" w:afterAutospacing="1" w:line="240" w:lineRule="auto"/>
-        <w:rPr>
-          <w:rFonts w:ascii="Times New Roman" w:eastAsia="Times New Roman" w:hAnsi="Times New Roman" w:cs="Times New Roman"/>
-          <w:kern w:val="0"/>
-          <w14:ligatures w14:val="none"/>
-        </w:rPr>
-      </w:pPr>
-      <w:r>
-        <w:rPr>
-          <w:rFonts w:ascii="Times New Roman" w:eastAsia="Times New Roman" w:hAnsi="Times New Roman" w:cs="Times New Roman"/>
-          <w:kern w:val="0"/>
-          <w14:ligatures w14:val="none"/>
-        </w:rPr>
-        <w:t xml:space="preserve">Non-negotiable terms: array of text values </w:t>
-      </w:r>
-    </w:p>
-    <w:p>
-      <w:pPr>
-        <w:spacing w:before="100" w:beforeAutospacing="1" w:after="100" w:afterAutospacing="1" w:line="240" w:lineRule="auto"/>
-        <w:rPr>
-          <w:rFonts w:ascii="Times New Roman" w:eastAsia="Times New Roman" w:hAnsi="Times New Roman" w:cs="Times New Roman"/>
-          <w:kern w:val="0"/>
-          <w14:ligatures w14:val="none"/>
-        </w:rPr>
-      </w:pPr>
-      <w:r>
-        <w:rPr>
-          <w:rFonts w:ascii="Times New Roman" w:eastAsia="Times New Roman" w:hAnsi="Times New Roman" w:cs="Times New Roman"/>
-          <w:b/>
-          <w:bCs/>
-          <w:kern w:val="0"/>
-          <w14:ligatures w14:val="none"/>
-        </w:rPr>
-        <w:t>Interests</w:t>
-      </w:r>
-    </w:p>
-    <w:p>
-      <w:pPr>
-        <w:spacing w:before="100" w:beforeAutospacing="1" w:after="100" w:afterAutospacing="1" w:line="240" w:lineRule="auto"/>
-        <w:rPr>
-          <w:rFonts w:ascii="Times New Roman" w:eastAsia="Times New Roman" w:hAnsi="Times New Roman" w:cs="Times New Roman"/>
-          <w:kern w:val="0"/>
-          <w14:ligatures w14:val="none"/>
-        </w:rPr>
-      </w:pPr>
-      <w:r>
-        <w:rPr>
-          <w:rFonts w:ascii="Times New Roman" w:eastAsia="Times New Roman" w:hAnsi="Times New Roman" w:cs="Times New Roman"/>
-          <w:kern w:val="0"/>
-          <w14:ligatures w14:val="none"/>
-        </w:rPr>
-        <w:t xml:space="preserve">Each </w:t>
-      </w:r>
-      <w:proofErr w:type="gramStart"/>
-      <w:r>
-        <w:rPr>
-          <w:rFonts w:ascii="Times New Roman" w:eastAsia="Times New Roman" w:hAnsi="Times New Roman" w:cs="Times New Roman"/>
-          <w:kern w:val="0"/>
-          <w14:ligatures w14:val="none"/>
-        </w:rPr>
-        <w:t>customer</w:t>
-      </w:r>
-      <w:proofErr w:type="gramEnd"/>
-      <w:r>
-        <w:rPr>
-          <w:rFonts w:ascii="Times New Roman" w:eastAsia="Times New Roman" w:hAnsi="Times New Roman" w:cs="Times New Roman"/>
-          <w:kern w:val="0"/>
-          <w14:ligatures w14:val="none"/>
-        </w:rPr>
-        <w:t xml:space="preserve"> interest will include:</w:t>
-      </w:r>
-    </w:p>
-    <w:p>
-      <w:pPr>
-        <w:numPr>
-          <w:ilvl w:val="0"/>
-          <w:numId w:val="14"/>
-        </w:numPr>
-        <w:spacing w:before="100" w:beforeAutospacing="1" w:after="100" w:afterAutospacing="1" w:line="240" w:lineRule="auto"/>
-        <w:rPr>
-          <w:rFonts w:ascii="Times New Roman" w:eastAsia="Times New Roman" w:hAnsi="Times New Roman" w:cs="Times New Roman"/>
-          <w:kern w:val="0"/>
-          <w14:ligatures w14:val="none"/>
-        </w:rPr>
-      </w:pPr>
-      <w:r>
-        <w:rPr>
-          <w:rFonts w:ascii="Times New Roman" w:eastAsia="Times New Roman" w:hAnsi="Times New Roman" w:cs="Times New Roman"/>
-          <w:kern w:val="0"/>
-          <w14:ligatures w14:val="none"/>
-        </w:rPr>
-        <w:t xml:space="preserve">Interest: text </w:t>
-      </w:r>
-    </w:p>
-    <w:p>
-      <w:pPr>
-        <w:numPr>
-          <w:ilvl w:val="0"/>
-          <w:numId w:val="14"/>
-        </w:numPr>
-        <w:spacing w:before="100" w:beforeAutospacing="1" w:after="100" w:afterAutospacing="1" w:line="240" w:lineRule="auto"/>
-        <w:rPr>
-          <w:rFonts w:ascii="Times New Roman" w:eastAsia="Times New Roman" w:hAnsi="Times New Roman" w:cs="Times New Roman"/>
-          <w:kern w:val="0"/>
-          <w14:ligatures w14:val="none"/>
-        </w:rPr>
-      </w:pPr>
-      <w:r>
-        <w:rPr>
-          <w:rFonts w:ascii="Times New Roman" w:eastAsia="Times New Roman" w:hAnsi="Times New Roman" w:cs="Times New Roman"/>
-          <w:kern w:val="0"/>
-          <w14:ligatures w14:val="none"/>
-        </w:rPr>
-        <w:t xml:space="preserve">Status: </w:t>
-      </w:r>
-      <w:r>
-        <w:rPr>
-          <w:rFonts w:ascii="Courier New" w:eastAsia="Times New Roman" w:hAnsi="Courier New" w:cs="Courier New"/>
-          <w:kern w:val="0"/>
-          <w:sz w:val="20"/>
-          <w:szCs w:val="20"/>
-          <w14:ligatures w14:val="none"/>
-        </w:rPr>
-        <w:t>confirmed</w:t>
-      </w:r>
-      <w:r>
-        <w:rPr>
-          <w:rFonts w:ascii="Times New Roman" w:eastAsia="Times New Roman" w:hAnsi="Times New Roman" w:cs="Times New Roman"/>
-          <w:kern w:val="0"/>
-          <w14:ligatures w14:val="none"/>
-        </w:rPr>
-        <w:t xml:space="preserve"> or </w:t>
-      </w:r>
-      <w:r>
-        <w:rPr>
-          <w:rFonts w:ascii="Courier New" w:eastAsia="Times New Roman" w:hAnsi="Courier New" w:cs="Courier New"/>
-          <w:kern w:val="0"/>
-          <w:sz w:val="20"/>
-          <w:szCs w:val="20"/>
-          <w14:ligatures w14:val="none"/>
-        </w:rPr>
-        <w:t>inferred</w:t>
-      </w:r>
-      <w:r>
-        <w:rPr>
-          <w:rFonts w:ascii="Times New Roman" w:eastAsia="Times New Roman" w:hAnsi="Times New Roman" w:cs="Times New Roman"/>
-          <w:kern w:val="0"/>
-          <w14:ligatures w14:val="none"/>
-        </w:rPr>
-        <w:t xml:space="preserve"> </w:t>
-      </w:r>
-    </w:p>
-    <w:p>
-      <w:pPr>
-        <w:numPr>
-          <w:ilvl w:val="0"/>
-          <w:numId w:val="14"/>
-        </w:numPr>
-        <w:spacing w:before="100" w:beforeAutospacing="1" w:after="100" w:afterAutospacing="1" w:line="240" w:lineRule="auto"/>
-        <w:rPr>
-          <w:rFonts w:ascii="Times New Roman" w:eastAsia="Times New Roman" w:hAnsi="Times New Roman" w:cs="Times New Roman"/>
-          <w:kern w:val="0"/>
-          <w14:ligatures w14:val="none"/>
-        </w:rPr>
-      </w:pPr>
-      <w:r>
-        <w:rPr>
-          <w:rFonts w:ascii="Times New Roman" w:eastAsia="Times New Roman" w:hAnsi="Times New Roman" w:cs="Times New Roman"/>
-          <w:kern w:val="0"/>
-          <w14:ligatures w14:val="none"/>
-        </w:rPr>
-        <w:t xml:space="preserve">Confidence: </w:t>
-      </w:r>
-      <w:r>
-        <w:rPr>
-          <w:rFonts w:ascii="Courier New" w:eastAsia="Times New Roman" w:hAnsi="Courier New" w:cs="Courier New"/>
-          <w:kern w:val="0"/>
-          <w:sz w:val="20"/>
-          <w:szCs w:val="20"/>
-          <w14:ligatures w14:val="none"/>
-        </w:rPr>
-        <w:t>high</w:t>
-      </w:r>
-      <w:r>
-        <w:rPr>
-          <w:rFonts w:ascii="Times New Roman" w:eastAsia="Times New Roman" w:hAnsi="Times New Roman" w:cs="Times New Roman"/>
-          <w:kern w:val="0"/>
-          <w14:ligatures w14:val="none"/>
-        </w:rPr>
-        <w:t xml:space="preserve">, </w:t>
-      </w:r>
-      <w:r>
-        <w:rPr>
-          <w:rFonts w:ascii="Courier New" w:eastAsia="Times New Roman" w:hAnsi="Courier New" w:cs="Courier New"/>
-          <w:kern w:val="0"/>
-          <w:sz w:val="20"/>
-          <w:szCs w:val="20"/>
-          <w14:ligatures w14:val="none"/>
-        </w:rPr>
-        <w:t>medium</w:t>
-      </w:r>
-      <w:r>
-        <w:rPr>
-          <w:rFonts w:ascii="Times New Roman" w:eastAsia="Times New Roman" w:hAnsi="Times New Roman" w:cs="Times New Roman"/>
-          <w:kern w:val="0"/>
-          <w14:ligatures w14:val="none"/>
-        </w:rPr>
-        <w:t xml:space="preserve">, or </w:t>
-      </w:r>
-      <w:r>
-        <w:rPr>
-          <w:rFonts w:ascii="Courier New" w:eastAsia="Times New Roman" w:hAnsi="Courier New" w:cs="Courier New"/>
-          <w:kern w:val="0"/>
-          <w:sz w:val="20"/>
-          <w:szCs w:val="20"/>
-          <w14:ligatures w14:val="none"/>
-        </w:rPr>
-        <w:t>low</w:t>
-      </w:r>
-      <w:r>
-        <w:rPr>
-          <w:rFonts w:ascii="Times New Roman" w:eastAsia="Times New Roman" w:hAnsi="Times New Roman" w:cs="Times New Roman"/>
-          <w:kern w:val="0"/>
-          <w14:ligatures w14:val="none"/>
-        </w:rPr>
-        <w:t xml:space="preserve"> </w:t>
-      </w:r>
-    </w:p>
-    <w:p>
-      <w:pPr>
-        <w:numPr>
-          <w:ilvl w:val="0"/>
-          <w:numId w:val="14"/>
-        </w:numPr>
-        <w:spacing w:before="100" w:beforeAutospacing="1" w:after="100" w:afterAutospacing="1" w:line="240" w:lineRule="auto"/>
-        <w:rPr>
-          <w:rFonts w:ascii="Times New Roman" w:eastAsia="Times New Roman" w:hAnsi="Times New Roman" w:cs="Times New Roman"/>
-          <w:kern w:val="0"/>
-          <w14:ligatures w14:val="none"/>
-        </w:rPr>
-      </w:pPr>
-      <w:r>
-        <w:rPr>
-          <w:rFonts w:ascii="Times New Roman" w:eastAsia="Times New Roman" w:hAnsi="Times New Roman" w:cs="Times New Roman"/>
-          <w:kern w:val="0"/>
-          <w14:ligatures w14:val="none"/>
-        </w:rPr>
-        <w:t xml:space="preserve">Supporting evidence: text or </w:t>
-      </w:r>
-      <w:r>
-        <w:rPr>
-          <w:rFonts w:ascii="Courier New" w:eastAsia="Times New Roman" w:hAnsi="Courier New" w:cs="Courier New"/>
-          <w:kern w:val="0"/>
-          <w:sz w:val="20"/>
-          <w:szCs w:val="20"/>
-          <w14:ligatures w14:val="none"/>
-        </w:rPr>
-        <w:t>null</w:t>
-      </w:r>
-      <w:r>
-        <w:rPr>
-          <w:rFonts w:ascii="Times New Roman" w:eastAsia="Times New Roman" w:hAnsi="Times New Roman" w:cs="Times New Roman"/>
-          <w:kern w:val="0"/>
-          <w14:ligatures w14:val="none"/>
-        </w:rPr>
-        <w:t xml:space="preserve"> </w:t>
-      </w:r>
-    </w:p>
-    <w:p>
-      <w:pPr>
-        <w:spacing w:before="100" w:beforeAutospacing="1" w:after="100" w:afterAutospacing="1" w:line="240" w:lineRule="auto"/>
-        <w:rPr>
-          <w:rFonts w:ascii="Times New Roman" w:eastAsia="Times New Roman" w:hAnsi="Times New Roman" w:cs="Times New Roman"/>
-          <w:kern w:val="0"/>
-          <w14:ligatures w14:val="none"/>
-        </w:rPr>
-      </w:pPr>
-      <w:r>
-        <w:rPr>
-          <w:rFonts w:ascii="Times New Roman" w:eastAsia="Times New Roman" w:hAnsi="Times New Roman" w:cs="Times New Roman"/>
-          <w:b/>
-          <w:bCs/>
-          <w:kern w:val="0"/>
-          <w14:ligatures w14:val="none"/>
-        </w:rPr>
-        <w:t>Alternatives</w:t>
-      </w:r>
-    </w:p>
-    <w:p>
-      <w:pPr>
-        <w:numPr>
-          <w:ilvl w:val="0"/>
-          <w:numId w:val="15"/>
-        </w:numPr>
-        <w:spacing w:before="100" w:beforeAutospacing="1" w:after="100" w:afterAutospacing="1" w:line="240" w:lineRule="auto"/>
-        <w:rPr>
-          <w:rFonts w:ascii="Times New Roman" w:eastAsia="Times New Roman" w:hAnsi="Times New Roman" w:cs="Times New Roman"/>
-          <w:kern w:val="0"/>
-          <w14:ligatures w14:val="none"/>
-        </w:rPr>
-      </w:pPr>
-      <w:r>
-        <w:rPr>
-          <w:rFonts w:ascii="Times New Roman" w:eastAsia="Times New Roman" w:hAnsi="Times New Roman" w:cs="Times New Roman"/>
-          <w:kern w:val="0"/>
-          <w14:ligatures w14:val="none"/>
-        </w:rPr>
-        <w:t xml:space="preserve">Salesforce BATNA: text </w:t>
-      </w:r>
-    </w:p>
-    <w:p>
-      <w:pPr>
-        <w:numPr>
-          <w:ilvl w:val="0"/>
-          <w:numId w:val="15"/>
-        </w:numPr>
-        <w:spacing w:before="100" w:beforeAutospacing="1" w:after="100" w:afterAutospacing="1" w:line="240" w:lineRule="auto"/>
-        <w:rPr>
-          <w:rFonts w:ascii="Times New Roman" w:eastAsia="Times New Roman" w:hAnsi="Times New Roman" w:cs="Times New Roman"/>
-          <w:kern w:val="0"/>
-          <w14:ligatures w14:val="none"/>
-        </w:rPr>
-      </w:pPr>
-      <w:r>
-        <w:rPr>
-          <w:rFonts w:ascii="Times New Roman" w:eastAsia="Times New Roman" w:hAnsi="Times New Roman" w:cs="Times New Roman"/>
-          <w:kern w:val="0"/>
-          <w14:ligatures w14:val="none"/>
-        </w:rPr>
-        <w:t xml:space="preserve">Marriott BATNA: text </w:t>
-      </w:r>
-    </w:p>
-    <w:p>
-      <w:pPr>
-        <w:numPr>
-          <w:ilvl w:val="0"/>
-          <w:numId w:val="15"/>
-        </w:numPr>
-        <w:spacing w:before="100" w:beforeAutospacing="1" w:after="100" w:afterAutospacing="1" w:line="240" w:lineRule="auto"/>
-        <w:rPr>
-          <w:rFonts w:ascii="Times New Roman" w:eastAsia="Times New Roman" w:hAnsi="Times New Roman" w:cs="Times New Roman"/>
-          <w:kern w:val="0"/>
-          <w14:ligatures w14:val="none"/>
-        </w:rPr>
-      </w:pPr>
-      <w:r>
-        <w:rPr>
-          <w:rFonts w:ascii="Times New Roman" w:eastAsia="Times New Roman" w:hAnsi="Times New Roman" w:cs="Times New Roman"/>
-          <w:kern w:val="0"/>
-          <w14:ligatures w14:val="none"/>
-        </w:rPr>
-        <w:t xml:space="preserve">Competitor estimate: number in U.S. dollars or </w:t>
-      </w:r>
-      <w:r>
-        <w:rPr>
-          <w:rFonts w:ascii="Courier New" w:eastAsia="Times New Roman" w:hAnsi="Courier New" w:cs="Courier New"/>
-          <w:kern w:val="0"/>
-          <w:sz w:val="20"/>
-          <w:szCs w:val="20"/>
-          <w14:ligatures w14:val="none"/>
-        </w:rPr>
-        <w:t>null</w:t>
-      </w:r>
-      <w:r>
-        <w:rPr>
-          <w:rFonts w:ascii="Times New Roman" w:eastAsia="Times New Roman" w:hAnsi="Times New Roman" w:cs="Times New Roman"/>
-          <w:kern w:val="0"/>
-          <w14:ligatures w14:val="none"/>
-        </w:rPr>
-        <w:t xml:space="preserve"> </w:t>
-      </w:r>
-    </w:p>
-    <w:p>
-      <w:pPr>
-        <w:numPr>
-          <w:ilvl w:val="0"/>
-          <w:numId w:val="15"/>
-        </w:numPr>
-        <w:spacing w:before="100" w:beforeAutospacing="1" w:after="100" w:afterAutospacing="1" w:line="240" w:lineRule="auto"/>
-        <w:rPr>
-          <w:rFonts w:ascii="Times New Roman" w:eastAsia="Times New Roman" w:hAnsi="Times New Roman" w:cs="Times New Roman"/>
-          <w:kern w:val="0"/>
-          <w14:ligatures w14:val="none"/>
-        </w:rPr>
-      </w:pPr>
-      <w:r>
-        <w:rPr>
-          <w:rFonts w:ascii="Times New Roman" w:eastAsia="Times New Roman" w:hAnsi="Times New Roman" w:cs="Times New Roman"/>
-          <w:kern w:val="0"/>
-          <w14:ligatures w14:val="none"/>
-        </w:rPr>
-        <w:t xml:space="preserve">Switching time: number of weeks or a minimum-and-maximum range </w:t>
-      </w:r>
-    </w:p>
-    <w:p>
-      <w:pPr>
-        <w:numPr>
-          <w:ilvl w:val="0"/>
-          <w:numId w:val="15"/>
-        </w:numPr>
-        <w:spacing w:before="100" w:beforeAutospacing="1" w:after="100" w:afterAutospacing="1" w:line="240" w:lineRule="auto"/>
-        <w:rPr>
-          <w:rFonts w:ascii="Times New Roman" w:eastAsia="Times New Roman" w:hAnsi="Times New Roman" w:cs="Times New Roman"/>
-          <w:kern w:val="0"/>
-          <w14:ligatures w14:val="none"/>
-        </w:rPr>
-      </w:pPr>
-      <w:r>
-        <w:rPr>
-          <w:rFonts w:ascii="Times New Roman" w:eastAsia="Times New Roman" w:hAnsi="Times New Roman" w:cs="Times New Roman"/>
-          <w:kern w:val="0"/>
-          <w14:ligatures w14:val="none"/>
-        </w:rPr>
-        <w:t xml:space="preserve">Operational switching risks: text </w:t>
-      </w:r>
-    </w:p>
-    <w:p>
-      <w:pPr>
-        <w:spacing w:before="100" w:beforeAutospacing="1" w:after="100" w:afterAutospacing="1" w:line="240" w:lineRule="auto"/>
-        <w:rPr>
-          <w:rFonts w:ascii="Times New Roman" w:eastAsia="Times New Roman" w:hAnsi="Times New Roman" w:cs="Times New Roman"/>
-          <w:kern w:val="0"/>
-          <w14:ligatures w14:val="none"/>
-        </w:rPr>
-      </w:pPr>
-      <w:r>
-        <w:rPr>
-          <w:rFonts w:ascii="Times New Roman" w:eastAsia="Times New Roman" w:hAnsi="Times New Roman" w:cs="Times New Roman"/>
-          <w:b/>
-          <w:bCs/>
-          <w:kern w:val="0"/>
-          <w14:ligatures w14:val="none"/>
-        </w:rPr>
-        <w:t>Concessions</w:t>
-      </w:r>
-    </w:p>
-    <w:p>
-      <w:pPr>
-        <w:spacing w:before="100" w:beforeAutospacing="1" w:after="100" w:afterAutospacing="1" w:line="240" w:lineRule="auto"/>
-        <w:rPr>
-          <w:rFonts w:ascii="Times New Roman" w:eastAsia="Times New Roman" w:hAnsi="Times New Roman" w:cs="Times New Roman"/>
-          <w:kern w:val="0"/>
-          <w14:ligatures w14:val="none"/>
-        </w:rPr>
-      </w:pPr>
-      <w:r>
-        <w:rPr>
-          <w:rFonts w:ascii="Times New Roman" w:eastAsia="Times New Roman" w:hAnsi="Times New Roman" w:cs="Times New Roman"/>
-          <w:kern w:val="0"/>
-          <w14:ligatures w14:val="none"/>
-        </w:rPr>
-        <w:t>Each concession will include:</w:t>
-      </w:r>
-    </w:p>
-    <w:p>
-      <w:pPr>
-        <w:numPr>
-          <w:ilvl w:val="0"/>
-          <w:numId w:val="16"/>
-        </w:numPr>
-        <w:spacing w:before="100" w:beforeAutospacing="1" w:after="100" w:afterAutospacing="1" w:line="240" w:lineRule="auto"/>
-        <w:rPr>
-          <w:rFonts w:ascii="Times New Roman" w:eastAsia="Times New Roman" w:hAnsi="Times New Roman" w:cs="Times New Roman"/>
-          <w:kern w:val="0"/>
-          <w14:ligatures w14:val="none"/>
-        </w:rPr>
-      </w:pPr>
-      <w:r>
-        <w:rPr>
-          <w:rFonts w:ascii="Times New Roman" w:eastAsia="Times New Roman" w:hAnsi="Times New Roman" w:cs="Times New Roman"/>
-          <w:kern w:val="0"/>
-          <w14:ligatures w14:val="none"/>
-        </w:rPr>
-        <w:t xml:space="preserve">Concession offered: text </w:t>
-      </w:r>
-    </w:p>
-    <w:p>
-      <w:pPr>
-        <w:numPr>
-          <w:ilvl w:val="0"/>
-          <w:numId w:val="16"/>
-        </w:numPr>
-        <w:spacing w:before="100" w:beforeAutospacing="1" w:after="100" w:afterAutospacing="1" w:line="240" w:lineRule="auto"/>
-        <w:rPr>
-          <w:rFonts w:ascii="Times New Roman" w:eastAsia="Times New Roman" w:hAnsi="Times New Roman" w:cs="Times New Roman"/>
-          <w:kern w:val="0"/>
-          <w14:ligatures w14:val="none"/>
-        </w:rPr>
-      </w:pPr>
-      <w:r>
-        <w:rPr>
-          <w:rFonts w:ascii="Times New Roman" w:eastAsia="Times New Roman" w:hAnsi="Times New Roman" w:cs="Times New Roman"/>
-          <w:kern w:val="0"/>
-          <w14:ligatures w14:val="none"/>
-        </w:rPr>
-        <w:t xml:space="preserve">Estimated value: number in U.S. dollars or </w:t>
-      </w:r>
-      <w:r>
-        <w:rPr>
-          <w:rFonts w:ascii="Courier New" w:eastAsia="Times New Roman" w:hAnsi="Courier New" w:cs="Courier New"/>
-          <w:kern w:val="0"/>
-          <w:sz w:val="20"/>
-          <w:szCs w:val="20"/>
-          <w14:ligatures w14:val="none"/>
-        </w:rPr>
-        <w:t>null</w:t>
-      </w:r>
-      <w:r>
-        <w:rPr>
-          <w:rFonts w:ascii="Times New Roman" w:eastAsia="Times New Roman" w:hAnsi="Times New Roman" w:cs="Times New Roman"/>
-          <w:kern w:val="0"/>
-          <w14:ligatures w14:val="none"/>
-        </w:rPr>
-        <w:t xml:space="preserve"> </w:t>
-      </w:r>
-    </w:p>
-    <w:p>
-      <w:pPr>
-        <w:numPr>
-          <w:ilvl w:val="0"/>
-          <w:numId w:val="16"/>
-        </w:numPr>
-        <w:spacing w:before="100" w:beforeAutospacing="1" w:after="100" w:afterAutospacing="1" w:line="240" w:lineRule="auto"/>
-        <w:rPr>
-          <w:rFonts w:ascii="Times New Roman" w:eastAsia="Times New Roman" w:hAnsi="Times New Roman" w:cs="Times New Roman"/>
-          <w:kern w:val="0"/>
-          <w14:ligatures w14:val="none"/>
-        </w:rPr>
-      </w:pPr>
-      <w:r>
-        <w:rPr>
-          <w:rFonts w:ascii="Times New Roman" w:eastAsia="Times New Roman" w:hAnsi="Times New Roman" w:cs="Times New Roman"/>
-          <w:kern w:val="0"/>
-          <w14:ligatures w14:val="none"/>
-        </w:rPr>
-        <w:t xml:space="preserve">Required customer exchange: text </w:t>
-      </w:r>
-    </w:p>
-    <w:p>
-      <w:pPr>
-        <w:numPr>
-          <w:ilvl w:val="0"/>
-          <w:numId w:val="16"/>
-        </w:numPr>
-        <w:spacing w:before="100" w:beforeAutospacing="1" w:after="100" w:afterAutospacing="1" w:line="240" w:lineRule="auto"/>
-        <w:rPr>
-          <w:rFonts w:ascii="Times New Roman" w:eastAsia="Times New Roman" w:hAnsi="Times New Roman" w:cs="Times New Roman"/>
-          <w:kern w:val="0"/>
-          <w14:ligatures w14:val="none"/>
-        </w:rPr>
-      </w:pPr>
-      <w:r>
-        <w:rPr>
-          <w:rFonts w:ascii="Times New Roman" w:eastAsia="Times New Roman" w:hAnsi="Times New Roman" w:cs="Times New Roman"/>
-          <w:kern w:val="0"/>
-          <w14:ligatures w14:val="none"/>
-        </w:rPr>
-        <w:t xml:space="preserve">Conditions or approval requirements: text or </w:t>
-      </w:r>
-      <w:r>
-        <w:rPr>
-          <w:rFonts w:ascii="Courier New" w:eastAsia="Times New Roman" w:hAnsi="Courier New" w:cs="Courier New"/>
-          <w:kern w:val="0"/>
-          <w:sz w:val="20"/>
-          <w:szCs w:val="20"/>
-          <w14:ligatures w14:val="none"/>
-        </w:rPr>
-        <w:t>null</w:t>
-      </w:r>
-      <w:r>
-        <w:rPr>
-          <w:rFonts w:ascii="Times New Roman" w:eastAsia="Times New Roman" w:hAnsi="Times New Roman" w:cs="Times New Roman"/>
-          <w:kern w:val="0"/>
-          <w14:ligatures w14:val="none"/>
-        </w:rPr>
-        <w:t xml:space="preserve"> </w:t>
-      </w:r>
-    </w:p>
-    <w:p>
-      <w:pPr>
-        <w:spacing w:before="100" w:beforeAutospacing="1" w:after="100" w:afterAutospacing="1" w:line="240" w:lineRule="auto"/>
-        <w:rPr>
-          <w:rFonts w:ascii="Times New Roman" w:eastAsia="Times New Roman" w:hAnsi="Times New Roman" w:cs="Times New Roman"/>
-          <w:kern w:val="0"/>
-          <w14:ligatures w14:val="none"/>
-        </w:rPr>
-      </w:pPr>
-      <w:r>
-        <w:rPr>
-          <w:rFonts w:ascii="Times New Roman" w:eastAsia="Times New Roman" w:hAnsi="Times New Roman" w:cs="Times New Roman"/>
-          <w:b/>
-          <w:bCs/>
-          <w:kern w:val="0"/>
-          <w14:ligatures w14:val="none"/>
-        </w:rPr>
-        <w:t>Preparation items</w:t>
-      </w:r>
-    </w:p>
-    <w:p>
-      <w:pPr>
-        <w:numPr>
-          <w:ilvl w:val="0"/>
-          <w:numId w:val="17"/>
-        </w:numPr>
-        <w:spacing w:before="100" w:beforeAutospacing="1" w:after="100" w:afterAutospacing="1" w:line="240" w:lineRule="auto"/>
-        <w:rPr>
-          <w:rFonts w:ascii="Times New Roman" w:eastAsia="Times New Roman" w:hAnsi="Times New Roman" w:cs="Times New Roman"/>
-          <w:kern w:val="0"/>
-          <w14:ligatures w14:val="none"/>
-        </w:rPr>
-      </w:pPr>
-      <w:r>
-        <w:rPr>
-          <w:rFonts w:ascii="Times New Roman" w:eastAsia="Times New Roman" w:hAnsi="Times New Roman" w:cs="Times New Roman"/>
-          <w:kern w:val="0"/>
-          <w14:ligatures w14:val="none"/>
-        </w:rPr>
-        <w:t xml:space="preserve">Likely objections: array of text values </w:t>
-      </w:r>
-    </w:p>
-    <w:p>
-      <w:pPr>
-        <w:numPr>
-          <w:ilvl w:val="0"/>
-          <w:numId w:val="17"/>
-        </w:numPr>
-        <w:spacing w:before="100" w:beforeAutospacing="1" w:after="100" w:afterAutospacing="1" w:line="240" w:lineRule="auto"/>
-        <w:rPr>
-          <w:rFonts w:ascii="Times New Roman" w:eastAsia="Times New Roman" w:hAnsi="Times New Roman" w:cs="Times New Roman"/>
-          <w:kern w:val="0"/>
-          <w14:ligatures w14:val="none"/>
-        </w:rPr>
-      </w:pPr>
-      <w:r>
-        <w:rPr>
-          <w:rFonts w:ascii="Times New Roman" w:eastAsia="Times New Roman" w:hAnsi="Times New Roman" w:cs="Times New Roman"/>
-          <w:kern w:val="0"/>
-          <w14:ligatures w14:val="none"/>
-        </w:rPr>
-        <w:t xml:space="preserve">Open questions: array of text values </w:t>
-      </w:r>
-    </w:p>
-    <w:p>
-      <w:pPr>
-        <w:numPr>
-          <w:ilvl w:val="0"/>
-          <w:numId w:val="17"/>
-        </w:numPr>
-        <w:spacing w:before="100" w:beforeAutospacing="1" w:after="100" w:afterAutospacing="1" w:line="240" w:lineRule="auto"/>
-        <w:rPr>
-          <w:rFonts w:ascii="Times New Roman" w:eastAsia="Times New Roman" w:hAnsi="Times New Roman" w:cs="Times New Roman"/>
-          <w:kern w:val="0"/>
-          <w14:ligatures w14:val="none"/>
-        </w:rPr>
-      </w:pPr>
-      <w:r>
-        <w:rPr>
-          <w:rFonts w:ascii="Times New Roman" w:eastAsia="Times New Roman" w:hAnsi="Times New Roman" w:cs="Times New Roman"/>
-          <w:kern w:val="0"/>
-          <w14:ligatures w14:val="none"/>
-        </w:rPr>
-        <w:t xml:space="preserve">Missing information: array of text values </w:t>
-      </w:r>
-    </w:p>
-    <w:p>
-      <w:pPr>
-        <w:spacing w:before="100" w:beforeAutospacing="1" w:after="100" w:afterAutospacing="1" w:line="240" w:lineRule="auto"/>
-        <w:outlineLvl w:val="3"/>
-        <w:rPr>
-          <w:rFonts w:ascii="Times New Roman" w:eastAsia="Times New Roman" w:hAnsi="Times New Roman" w:cs="Times New Roman"/>
-          <w:b/>
-          <w:bCs/>
-          <w:kern w:val="0"/>
-          <w14:ligatures w14:val="none"/>
-        </w:rPr>
-      </w:pPr>
-      <w:r>
-        <w:rPr>
-          <w:rFonts w:ascii="Times New Roman" w:eastAsia="Times New Roman" w:hAnsi="Times New Roman" w:cs="Times New Roman"/>
-          <w:b/>
-          <w:bCs/>
-          <w:kern w:val="0"/>
-          <w14:ligatures w14:val="none"/>
-        </w:rPr>
-        <w:t>Generated output</w:t>
-      </w:r>
-    </w:p>
-    <w:p>
-      <w:pPr>
-        <w:spacing w:before="100" w:beforeAutospacing="1" w:after="100" w:afterAutospacing="1" w:line="240" w:lineRule="auto"/>
-        <w:rPr>
-          <w:rFonts w:ascii="Times New Roman" w:eastAsia="Times New Roman" w:hAnsi="Times New Roman" w:cs="Times New Roman"/>
-          <w:kern w:val="0"/>
-          <w14:ligatures w14:val="none"/>
-        </w:rPr>
-      </w:pPr>
-      <w:r>
-        <w:rPr>
-          <w:rFonts w:ascii="Times New Roman" w:eastAsia="Times New Roman" w:hAnsi="Times New Roman" w:cs="Times New Roman"/>
-          <w:kern w:val="0"/>
-          <w14:ligatures w14:val="none"/>
-        </w:rPr>
-        <w:t>The application will produce a readable briefing with these sections:</w:t>
-      </w:r>
-    </w:p>
-    <w:p>
-      <w:pPr>
-        <w:numPr>
-          <w:ilvl w:val="0"/>
-          <w:numId w:val="18"/>
-        </w:numPr>
-        <w:spacing w:before="100" w:beforeAutospacing="1" w:after="100" w:afterAutospacing="1" w:line="240" w:lineRule="auto"/>
-        <w:rPr>
-          <w:rFonts w:ascii="Times New Roman" w:eastAsia="Times New Roman" w:hAnsi="Times New Roman" w:cs="Times New Roman"/>
-          <w:kern w:val="0"/>
-          <w14:ligatures w14:val="none"/>
-        </w:rPr>
-      </w:pPr>
-      <w:r>
-        <w:rPr>
-          <w:rFonts w:ascii="Times New Roman" w:eastAsia="Times New Roman" w:hAnsi="Times New Roman" w:cs="Times New Roman"/>
-          <w:kern w:val="0"/>
-          <w14:ligatures w14:val="none"/>
-        </w:rPr>
-        <w:t xml:space="preserve">Preparation-draft warning. </w:t>
-      </w:r>
-    </w:p>
-    <w:p>
-      <w:pPr>
-        <w:numPr>
-          <w:ilvl w:val="0"/>
-          <w:numId w:val="18"/>
-        </w:numPr>
-        <w:spacing w:before="100" w:beforeAutospacing="1" w:after="100" w:afterAutospacing="1" w:line="240" w:lineRule="auto"/>
-        <w:rPr>
-          <w:rFonts w:ascii="Times New Roman" w:eastAsia="Times New Roman" w:hAnsi="Times New Roman" w:cs="Times New Roman"/>
-          <w:kern w:val="0"/>
-          <w14:ligatures w14:val="none"/>
-        </w:rPr>
-      </w:pPr>
-      <w:r>
-        <w:rPr>
-          <w:rFonts w:ascii="Times New Roman" w:eastAsia="Times New Roman" w:hAnsi="Times New Roman" w:cs="Times New Roman"/>
-          <w:kern w:val="0"/>
-          <w14:ligatures w14:val="none"/>
-        </w:rPr>
-        <w:lastRenderedPageBreak/>
-        <w:t xml:space="preserve">Meeting snapshot. </w:t>
-      </w:r>
-    </w:p>
-    <w:p>
-      <w:pPr>
-        <w:numPr>
-          <w:ilvl w:val="0"/>
-          <w:numId w:val="18"/>
-        </w:numPr>
-        <w:spacing w:before="100" w:beforeAutospacing="1" w:after="100" w:afterAutospacing="1" w:line="240" w:lineRule="auto"/>
-        <w:rPr>
-          <w:rFonts w:ascii="Times New Roman" w:eastAsia="Times New Roman" w:hAnsi="Times New Roman" w:cs="Times New Roman"/>
-          <w:kern w:val="0"/>
-          <w14:ligatures w14:val="none"/>
-        </w:rPr>
-      </w:pPr>
-      <w:r>
-        <w:rPr>
-          <w:rFonts w:ascii="Times New Roman" w:eastAsia="Times New Roman" w:hAnsi="Times New Roman" w:cs="Times New Roman"/>
-          <w:kern w:val="0"/>
-          <w14:ligatures w14:val="none"/>
-        </w:rPr>
-        <w:t xml:space="preserve">Negotiation objective. </w:t>
-      </w:r>
-    </w:p>
-    <w:p>
-      <w:pPr>
-        <w:numPr>
-          <w:ilvl w:val="0"/>
-          <w:numId w:val="18"/>
-        </w:numPr>
-        <w:spacing w:before="100" w:beforeAutospacing="1" w:after="100" w:afterAutospacing="1" w:line="240" w:lineRule="auto"/>
-        <w:rPr>
-          <w:rFonts w:ascii="Times New Roman" w:eastAsia="Times New Roman" w:hAnsi="Times New Roman" w:cs="Times New Roman"/>
-          <w:kern w:val="0"/>
-          <w14:ligatures w14:val="none"/>
-        </w:rPr>
-      </w:pPr>
-      <w:r>
-        <w:rPr>
-          <w:rFonts w:ascii="Times New Roman" w:eastAsia="Times New Roman" w:hAnsi="Times New Roman" w:cs="Times New Roman"/>
-          <w:kern w:val="0"/>
-          <w14:ligatures w14:val="none"/>
-        </w:rPr>
-        <w:t xml:space="preserve">Current contract compared with Marriott’s request. </w:t>
-      </w:r>
-    </w:p>
-    <w:p>
-      <w:pPr>
-        <w:numPr>
-          <w:ilvl w:val="0"/>
-          <w:numId w:val="18"/>
-        </w:numPr>
-        <w:spacing w:before="100" w:beforeAutospacing="1" w:after="100" w:afterAutospacing="1" w:line="240" w:lineRule="auto"/>
-        <w:rPr>
-          <w:rFonts w:ascii="Times New Roman" w:eastAsia="Times New Roman" w:hAnsi="Times New Roman" w:cs="Times New Roman"/>
-          <w:kern w:val="0"/>
-          <w14:ligatures w14:val="none"/>
-        </w:rPr>
-      </w:pPr>
-      <w:r>
-        <w:rPr>
-          <w:rFonts w:ascii="Times New Roman" w:eastAsia="Times New Roman" w:hAnsi="Times New Roman" w:cs="Times New Roman"/>
-          <w:kern w:val="0"/>
-          <w14:ligatures w14:val="none"/>
-        </w:rPr>
-        <w:t xml:space="preserve">Opening, target, acceptable, and minimum positions. </w:t>
-      </w:r>
-    </w:p>
-    <w:p>
-      <w:pPr>
-        <w:numPr>
-          <w:ilvl w:val="0"/>
-          <w:numId w:val="18"/>
-        </w:numPr>
-        <w:spacing w:before="100" w:beforeAutospacing="1" w:after="100" w:afterAutospacing="1" w:line="240" w:lineRule="auto"/>
-        <w:rPr>
-          <w:rFonts w:ascii="Times New Roman" w:eastAsia="Times New Roman" w:hAnsi="Times New Roman" w:cs="Times New Roman"/>
-          <w:kern w:val="0"/>
-          <w14:ligatures w14:val="none"/>
-        </w:rPr>
-      </w:pPr>
-      <w:r>
-        <w:rPr>
-          <w:rFonts w:ascii="Times New Roman" w:eastAsia="Times New Roman" w:hAnsi="Times New Roman" w:cs="Times New Roman"/>
-          <w:kern w:val="0"/>
-          <w14:ligatures w14:val="none"/>
-        </w:rPr>
-        <w:t xml:space="preserve">Confirmed and inferred customer interests. </w:t>
-      </w:r>
-    </w:p>
-    <w:p>
-      <w:pPr>
-        <w:numPr>
-          <w:ilvl w:val="0"/>
-          <w:numId w:val="18"/>
-        </w:numPr>
-        <w:spacing w:before="100" w:beforeAutospacing="1" w:after="100" w:afterAutospacing="1" w:line="240" w:lineRule="auto"/>
-        <w:rPr>
-          <w:rFonts w:ascii="Times New Roman" w:eastAsia="Times New Roman" w:hAnsi="Times New Roman" w:cs="Times New Roman"/>
-          <w:kern w:val="0"/>
-          <w14:ligatures w14:val="none"/>
-        </w:rPr>
-      </w:pPr>
-      <w:r>
-        <w:rPr>
-          <w:rFonts w:ascii="Times New Roman" w:eastAsia="Times New Roman" w:hAnsi="Times New Roman" w:cs="Times New Roman"/>
-          <w:kern w:val="0"/>
-          <w14:ligatures w14:val="none"/>
-        </w:rPr>
-        <w:t xml:space="preserve">Salesforce’s interests. </w:t>
-      </w:r>
-    </w:p>
-    <w:p>
-      <w:pPr>
-        <w:numPr>
-          <w:ilvl w:val="0"/>
-          <w:numId w:val="18"/>
-        </w:numPr>
-        <w:spacing w:before="100" w:beforeAutospacing="1" w:after="100" w:afterAutospacing="1" w:line="240" w:lineRule="auto"/>
-        <w:rPr>
-          <w:rFonts w:ascii="Times New Roman" w:eastAsia="Times New Roman" w:hAnsi="Times New Roman" w:cs="Times New Roman"/>
-          <w:kern w:val="0"/>
-          <w14:ligatures w14:val="none"/>
-        </w:rPr>
-      </w:pPr>
-      <w:r>
-        <w:rPr>
-          <w:rFonts w:ascii="Times New Roman" w:eastAsia="Times New Roman" w:hAnsi="Times New Roman" w:cs="Times New Roman"/>
-          <w:kern w:val="0"/>
-          <w14:ligatures w14:val="none"/>
-        </w:rPr>
-        <w:t xml:space="preserve">Leverage and measurable customer results. </w:t>
-      </w:r>
-    </w:p>
-    <w:p>
-      <w:pPr>
-        <w:numPr>
-          <w:ilvl w:val="0"/>
-          <w:numId w:val="18"/>
-        </w:numPr>
-        <w:spacing w:before="100" w:beforeAutospacing="1" w:after="100" w:afterAutospacing="1" w:line="240" w:lineRule="auto"/>
-        <w:rPr>
-          <w:rFonts w:ascii="Times New Roman" w:eastAsia="Times New Roman" w:hAnsi="Times New Roman" w:cs="Times New Roman"/>
-          <w:kern w:val="0"/>
-          <w14:ligatures w14:val="none"/>
-        </w:rPr>
-      </w:pPr>
-      <w:r>
-        <w:rPr>
-          <w:rFonts w:ascii="Times New Roman" w:eastAsia="Times New Roman" w:hAnsi="Times New Roman" w:cs="Times New Roman"/>
-          <w:kern w:val="0"/>
-          <w14:ligatures w14:val="none"/>
-        </w:rPr>
-        <w:t xml:space="preserve">Salesforce and Marriott alternatives. </w:t>
-      </w:r>
-    </w:p>
-    <w:p>
-      <w:pPr>
-        <w:numPr>
-          <w:ilvl w:val="0"/>
-          <w:numId w:val="18"/>
-        </w:numPr>
-        <w:spacing w:before="100" w:beforeAutospacing="1" w:after="100" w:afterAutospacing="1" w:line="240" w:lineRule="auto"/>
-        <w:rPr>
-          <w:rFonts w:ascii="Times New Roman" w:eastAsia="Times New Roman" w:hAnsi="Times New Roman" w:cs="Times New Roman"/>
-          <w:kern w:val="0"/>
-          <w14:ligatures w14:val="none"/>
-        </w:rPr>
-      </w:pPr>
-      <w:r>
-        <w:rPr>
-          <w:rFonts w:ascii="Times New Roman" w:eastAsia="Times New Roman" w:hAnsi="Times New Roman" w:cs="Times New Roman"/>
-          <w:kern w:val="0"/>
-          <w14:ligatures w14:val="none"/>
-        </w:rPr>
-        <w:t xml:space="preserve">Suggested opening statement. </w:t>
-      </w:r>
-    </w:p>
-    <w:p>
-      <w:pPr>
-        <w:numPr>
-          <w:ilvl w:val="0"/>
-          <w:numId w:val="18"/>
-        </w:numPr>
-        <w:spacing w:before="100" w:beforeAutospacing="1" w:after="100" w:afterAutospacing="1" w:line="240" w:lineRule="auto"/>
-        <w:rPr>
-          <w:rFonts w:ascii="Times New Roman" w:eastAsia="Times New Roman" w:hAnsi="Times New Roman" w:cs="Times New Roman"/>
-          <w:kern w:val="0"/>
-          <w14:ligatures w14:val="none"/>
-        </w:rPr>
-      </w:pPr>
-      <w:r>
-        <w:rPr>
-          <w:rFonts w:ascii="Times New Roman" w:eastAsia="Times New Roman" w:hAnsi="Times New Roman" w:cs="Times New Roman"/>
-          <w:kern w:val="0"/>
-          <w14:ligatures w14:val="none"/>
-        </w:rPr>
-        <w:t xml:space="preserve">Concession ladder. </w:t>
-      </w:r>
-    </w:p>
-    <w:p>
-      <w:pPr>
-        <w:numPr>
-          <w:ilvl w:val="0"/>
-          <w:numId w:val="18"/>
-        </w:numPr>
-        <w:spacing w:before="100" w:beforeAutospacing="1" w:after="100" w:afterAutospacing="1" w:line="240" w:lineRule="auto"/>
-        <w:rPr>
-          <w:rFonts w:ascii="Times New Roman" w:eastAsia="Times New Roman" w:hAnsi="Times New Roman" w:cs="Times New Roman"/>
-          <w:kern w:val="0"/>
-          <w14:ligatures w14:val="none"/>
-        </w:rPr>
-      </w:pPr>
-      <w:r>
-        <w:rPr>
-          <w:rFonts w:ascii="Times New Roman" w:eastAsia="Times New Roman" w:hAnsi="Times New Roman" w:cs="Times New Roman"/>
-          <w:kern w:val="0"/>
-          <w14:ligatures w14:val="none"/>
-        </w:rPr>
-        <w:t xml:space="preserve">Likely objections and possible responses. </w:t>
-      </w:r>
-    </w:p>
-    <w:p>
-      <w:pPr>
-        <w:numPr>
-          <w:ilvl w:val="0"/>
-          <w:numId w:val="18"/>
-        </w:numPr>
-        <w:spacing w:before="100" w:beforeAutospacing="1" w:after="100" w:afterAutospacing="1" w:line="240" w:lineRule="auto"/>
-        <w:rPr>
-          <w:rFonts w:ascii="Times New Roman" w:eastAsia="Times New Roman" w:hAnsi="Times New Roman" w:cs="Times New Roman"/>
-          <w:kern w:val="0"/>
-          <w14:ligatures w14:val="none"/>
-        </w:rPr>
-      </w:pPr>
-      <w:r>
-        <w:rPr>
-          <w:rFonts w:ascii="Times New Roman" w:eastAsia="Times New Roman" w:hAnsi="Times New Roman" w:cs="Times New Roman"/>
-          <w:kern w:val="0"/>
-          <w14:ligatures w14:val="none"/>
-        </w:rPr>
-        <w:t xml:space="preserve">Questions to ask during the meeting. </w:t>
-      </w:r>
-    </w:p>
-    <w:p>
-      <w:pPr>
-        <w:numPr>
-          <w:ilvl w:val="0"/>
-          <w:numId w:val="18"/>
-        </w:numPr>
-        <w:spacing w:before="100" w:beforeAutospacing="1" w:after="100" w:afterAutospacing="1" w:line="240" w:lineRule="auto"/>
-        <w:rPr>
-          <w:rFonts w:ascii="Times New Roman" w:eastAsia="Times New Roman" w:hAnsi="Times New Roman" w:cs="Times New Roman"/>
-          <w:kern w:val="0"/>
-          <w14:ligatures w14:val="none"/>
-        </w:rPr>
-      </w:pPr>
-      <w:r>
-        <w:rPr>
-          <w:rFonts w:ascii="Times New Roman" w:eastAsia="Times New Roman" w:hAnsi="Times New Roman" w:cs="Times New Roman"/>
-          <w:kern w:val="0"/>
-          <w14:ligatures w14:val="none"/>
-        </w:rPr>
-        <w:t xml:space="preserve">Missing information and warning signs. </w:t>
-      </w:r>
-    </w:p>
-    <w:p>
-      <w:pPr>
-        <w:numPr>
-          <w:ilvl w:val="0"/>
-          <w:numId w:val="18"/>
-        </w:numPr>
-        <w:spacing w:before="100" w:beforeAutospacing="1" w:after="100" w:afterAutospacing="1" w:line="240" w:lineRule="auto"/>
-        <w:rPr>
-          <w:rFonts w:ascii="Times New Roman" w:eastAsia="Times New Roman" w:hAnsi="Times New Roman" w:cs="Times New Roman"/>
-          <w:kern w:val="0"/>
-          <w14:ligatures w14:val="none"/>
-        </w:rPr>
-      </w:pPr>
-      <w:r>
-        <w:rPr>
-          <w:rFonts w:ascii="Times New Roman" w:eastAsia="Times New Roman" w:hAnsi="Times New Roman" w:cs="Times New Roman"/>
-          <w:kern w:val="0"/>
-          <w14:ligatures w14:val="none"/>
-        </w:rPr>
-        <w:t xml:space="preserve">Suggested meeting agenda. </w:t>
-      </w:r>
-    </w:p>
-    <w:p>
-      <w:pPr>
-        <w:numPr>
-          <w:ilvl w:val="0"/>
-          <w:numId w:val="18"/>
-        </w:numPr>
-        <w:spacing w:before="100" w:beforeAutospacing="1" w:after="100" w:afterAutospacing="1" w:line="240" w:lineRule="auto"/>
-        <w:rPr>
-          <w:rFonts w:ascii="Times New Roman" w:eastAsia="Times New Roman" w:hAnsi="Times New Roman" w:cs="Times New Roman"/>
-          <w:kern w:val="0"/>
-          <w14:ligatures w14:val="none"/>
-        </w:rPr>
-      </w:pPr>
-      <w:r>
-        <w:rPr>
-          <w:rFonts w:ascii="Times New Roman" w:eastAsia="Times New Roman" w:hAnsi="Times New Roman" w:cs="Times New Roman"/>
-          <w:kern w:val="0"/>
-          <w14:ligatures w14:val="none"/>
-        </w:rPr>
-        <w:t xml:space="preserve">Thirty-second pre-meeting summary. </w:t>
-      </w:r>
-    </w:p>
-    <w:p>
-      <w:pPr>
-        <w:spacing w:before="100" w:beforeAutospacing="1" w:after="100" w:afterAutospacing="1" w:line="240" w:lineRule="auto"/>
-        <w:rPr>
-          <w:rFonts w:ascii="Times New Roman" w:eastAsia="Times New Roman" w:hAnsi="Times New Roman" w:cs="Times New Roman"/>
-          <w:kern w:val="0"/>
-          <w14:ligatures w14:val="none"/>
-        </w:rPr>
-      </w:pPr>
-      <w:r>
-        <w:rPr>
-          <w:rFonts w:ascii="Times New Roman" w:eastAsia="Times New Roman" w:hAnsi="Times New Roman" w:cs="Times New Roman"/>
-          <w:kern w:val="0"/>
-          <w14:ligatures w14:val="none"/>
-        </w:rPr>
-        <w:t>The output will use U.S. dollar formatting, percentages, tables, labels, and warning banners where appropriate.</w:t>
-      </w:r>
-    </w:p>
-    <w:p>
-      <w:pPr>
-        <w:spacing w:after="0" w:line="240" w:lineRule="auto"/>
-        <w:rPr>
-          <w:rFonts w:ascii="Times New Roman" w:eastAsia="Times New Roman" w:hAnsi="Times New Roman" w:cs="Times New Roman"/>
-          <w:kern w:val="0"/>
-          <w14:ligatures w14:val="none"/>
-        </w:rPr>
-      </w:pPr>
-      <w:r>
-        <w:rPr>
-          <w:rFonts w:ascii="Times New Roman" w:eastAsia="Times New Roman" w:hAnsi="Times New Roman" w:cs="Times New Roman"/>
-          <w:kern w:val="0"/>
-          <w14:ligatures w14:val="none"/>
-        </w:rPr>
-        <w:pict w14:anchorId="6A202D10">
-          <v:rect id="_x0000_i1026" style="width:0;height:1.5pt" o:hralign="center" o:hrstd="t" o:hr="t" fillcolor="#a0a0a0" stroked="f"/>
-        </w:pict>
-      </w:r>
-    </w:p>
-    <w:p>
-      <w:pPr>
-        <w:spacing w:before="100" w:beforeAutospacing="1" w:after="100" w:afterAutospacing="1" w:line="240" w:lineRule="auto"/>
-        <w:outlineLvl w:val="2"/>
-        <w:rPr>
-          <w:rFonts w:ascii="Times New Roman" w:eastAsia="Times New Roman" w:hAnsi="Times New Roman" w:cs="Times New Roman"/>
-          <w:b/>
-          <w:bCs/>
-          <w:kern w:val="0"/>
-          <w:sz w:val="27"/>
-          <w:szCs w:val="27"/>
-          <w14:ligatures w14:val="none"/>
-        </w:rPr>
-      </w:pPr>
-      <w:r>
-        <w:rPr>
-          <w:rFonts w:ascii="Times New Roman" w:eastAsia="Times New Roman" w:hAnsi="Times New Roman" w:cs="Times New Roman"/>
-          <w:b/>
-          <w:bCs/>
-          <w:kern w:val="0"/>
-          <w:sz w:val="27"/>
-          <w:szCs w:val="27"/>
-          <w14:ligatures w14:val="none"/>
-        </w:rPr>
-        <w:t>Autonomy limits</w:t>
-      </w:r>
-    </w:p>
-    <w:p>
-      <w:pPr>
-        <w:spacing w:before="100" w:beforeAutospacing="1" w:after="100" w:afterAutospacing="1" w:line="240" w:lineRule="auto"/>
-        <w:rPr>
-          <w:rFonts w:ascii="Times New Roman" w:eastAsia="Times New Roman" w:hAnsi="Times New Roman" w:cs="Times New Roman"/>
-          <w:kern w:val="0"/>
-          <w14:ligatures w14:val="none"/>
-        </w:rPr>
-      </w:pPr>
-      <w:r>
-        <w:rPr>
-          <w:rFonts w:ascii="Times New Roman" w:eastAsia="Times New Roman" w:hAnsi="Times New Roman" w:cs="Times New Roman"/>
-          <w:kern w:val="0"/>
-          <w14:ligatures w14:val="none"/>
-        </w:rPr>
-        <w:t>The tool may:</w:t>
-      </w:r>
-    </w:p>
-    <w:p>
-      <w:pPr>
-        <w:numPr>
-          <w:ilvl w:val="0"/>
-          <w:numId w:val="19"/>
-        </w:numPr>
-        <w:spacing w:before="100" w:beforeAutospacing="1" w:after="100" w:afterAutospacing="1" w:line="240" w:lineRule="auto"/>
-        <w:rPr>
-          <w:rFonts w:ascii="Times New Roman" w:eastAsia="Times New Roman" w:hAnsi="Times New Roman" w:cs="Times New Roman"/>
-          <w:kern w:val="0"/>
-          <w14:ligatures w14:val="none"/>
-        </w:rPr>
-      </w:pPr>
-      <w:r>
-        <w:rPr>
-          <w:rFonts w:ascii="Times New Roman" w:eastAsia="Times New Roman" w:hAnsi="Times New Roman" w:cs="Times New Roman"/>
-          <w:kern w:val="0"/>
-          <w14:ligatures w14:val="none"/>
-        </w:rPr>
-        <w:t xml:space="preserve">Load and organize the Stage 1 JSON data. </w:t>
-      </w:r>
-    </w:p>
-    <w:p>
-      <w:pPr>
-        <w:numPr>
-          <w:ilvl w:val="0"/>
-          <w:numId w:val="19"/>
-        </w:numPr>
-        <w:spacing w:before="100" w:beforeAutospacing="1" w:after="100" w:afterAutospacing="1" w:line="240" w:lineRule="auto"/>
-        <w:rPr>
-          <w:rFonts w:ascii="Times New Roman" w:eastAsia="Times New Roman" w:hAnsi="Times New Roman" w:cs="Times New Roman"/>
-          <w:kern w:val="0"/>
-          <w14:ligatures w14:val="none"/>
-        </w:rPr>
-      </w:pPr>
-      <w:r>
-        <w:rPr>
-          <w:rFonts w:ascii="Times New Roman" w:eastAsia="Times New Roman" w:hAnsi="Times New Roman" w:cs="Times New Roman"/>
-          <w:kern w:val="0"/>
-          <w14:ligatures w14:val="none"/>
-        </w:rPr>
-        <w:t xml:space="preserve">Allow the user to edit loaded information. </w:t>
-      </w:r>
-    </w:p>
-    <w:p>
-      <w:pPr>
-        <w:numPr>
-          <w:ilvl w:val="0"/>
-          <w:numId w:val="19"/>
-        </w:numPr>
-        <w:spacing w:before="100" w:beforeAutospacing="1" w:after="100" w:afterAutospacing="1" w:line="240" w:lineRule="auto"/>
-        <w:rPr>
-          <w:rFonts w:ascii="Times New Roman" w:eastAsia="Times New Roman" w:hAnsi="Times New Roman" w:cs="Times New Roman"/>
-          <w:kern w:val="0"/>
-          <w14:ligatures w14:val="none"/>
-        </w:rPr>
-      </w:pPr>
-      <w:r>
-        <w:rPr>
-          <w:rFonts w:ascii="Times New Roman" w:eastAsia="Times New Roman" w:hAnsi="Times New Roman" w:cs="Times New Roman"/>
-          <w:kern w:val="0"/>
-          <w14:ligatures w14:val="none"/>
-        </w:rPr>
-        <w:t xml:space="preserve">Format numerical values as U.S. currency or percentages. </w:t>
-      </w:r>
-    </w:p>
-    <w:p>
-      <w:pPr>
-        <w:numPr>
-          <w:ilvl w:val="0"/>
-          <w:numId w:val="19"/>
-        </w:numPr>
-        <w:spacing w:before="100" w:beforeAutospacing="1" w:after="100" w:afterAutospacing="1" w:line="240" w:lineRule="auto"/>
-        <w:rPr>
-          <w:rFonts w:ascii="Times New Roman" w:eastAsia="Times New Roman" w:hAnsi="Times New Roman" w:cs="Times New Roman"/>
-          <w:kern w:val="0"/>
-          <w14:ligatures w14:val="none"/>
-        </w:rPr>
-      </w:pPr>
-      <w:r>
-        <w:rPr>
-          <w:rFonts w:ascii="Times New Roman" w:eastAsia="Times New Roman" w:hAnsi="Times New Roman" w:cs="Times New Roman"/>
-          <w:kern w:val="0"/>
-          <w14:ligatures w14:val="none"/>
-        </w:rPr>
-        <w:t xml:space="preserve">Compare the current price, customer budget, target price, and minimum price. </w:t>
-      </w:r>
-    </w:p>
-    <w:p>
-      <w:pPr>
-        <w:numPr>
-          <w:ilvl w:val="0"/>
-          <w:numId w:val="19"/>
-        </w:numPr>
-        <w:spacing w:before="100" w:beforeAutospacing="1" w:after="100" w:afterAutospacing="1" w:line="240" w:lineRule="auto"/>
-        <w:rPr>
-          <w:rFonts w:ascii="Times New Roman" w:eastAsia="Times New Roman" w:hAnsi="Times New Roman" w:cs="Times New Roman"/>
-          <w:kern w:val="0"/>
-          <w14:ligatures w14:val="none"/>
-        </w:rPr>
-      </w:pPr>
-      <w:r>
-        <w:rPr>
-          <w:rFonts w:ascii="Times New Roman" w:eastAsia="Times New Roman" w:hAnsi="Times New Roman" w:cs="Times New Roman"/>
-          <w:kern w:val="0"/>
-          <w14:ligatures w14:val="none"/>
-        </w:rPr>
-        <w:t xml:space="preserve">Calculate </w:t>
-      </w:r>
-      <w:proofErr w:type="gramStart"/>
-      <w:r>
-        <w:rPr>
-          <w:rFonts w:ascii="Times New Roman" w:eastAsia="Times New Roman" w:hAnsi="Times New Roman" w:cs="Times New Roman"/>
-          <w:kern w:val="0"/>
-          <w14:ligatures w14:val="none"/>
-        </w:rPr>
-        <w:t>dollar</w:t>
-      </w:r>
-      <w:proofErr w:type="gramEnd"/>
-      <w:r>
-        <w:rPr>
-          <w:rFonts w:ascii="Times New Roman" w:eastAsia="Times New Roman" w:hAnsi="Times New Roman" w:cs="Times New Roman"/>
-          <w:kern w:val="0"/>
-          <w14:ligatures w14:val="none"/>
-        </w:rPr>
-        <w:t xml:space="preserve"> and percentage differences. </w:t>
-      </w:r>
-    </w:p>
-    <w:p>
-      <w:pPr>
-        <w:numPr>
-          <w:ilvl w:val="0"/>
-          <w:numId w:val="19"/>
-        </w:numPr>
-        <w:spacing w:before="100" w:beforeAutospacing="1" w:after="100" w:afterAutospacing="1" w:line="240" w:lineRule="auto"/>
-        <w:rPr>
-          <w:rFonts w:ascii="Times New Roman" w:eastAsia="Times New Roman" w:hAnsi="Times New Roman" w:cs="Times New Roman"/>
-          <w:kern w:val="0"/>
-          <w14:ligatures w14:val="none"/>
-        </w:rPr>
-      </w:pPr>
-      <w:r>
-        <w:rPr>
-          <w:rFonts w:ascii="Times New Roman" w:eastAsia="Times New Roman" w:hAnsi="Times New Roman" w:cs="Times New Roman"/>
-          <w:kern w:val="0"/>
-          <w14:ligatures w14:val="none"/>
-        </w:rPr>
-        <w:t xml:space="preserve">Clearly separate confirmed interests from inferred interests. </w:t>
-      </w:r>
-    </w:p>
-    <w:p>
-      <w:pPr>
-        <w:numPr>
-          <w:ilvl w:val="0"/>
-          <w:numId w:val="19"/>
-        </w:numPr>
-        <w:spacing w:before="100" w:beforeAutospacing="1" w:after="100" w:afterAutospacing="1" w:line="240" w:lineRule="auto"/>
-        <w:rPr>
-          <w:rFonts w:ascii="Times New Roman" w:eastAsia="Times New Roman" w:hAnsi="Times New Roman" w:cs="Times New Roman"/>
-          <w:kern w:val="0"/>
-          <w14:ligatures w14:val="none"/>
-        </w:rPr>
-      </w:pPr>
-      <w:r>
-        <w:rPr>
-          <w:rFonts w:ascii="Times New Roman" w:eastAsia="Times New Roman" w:hAnsi="Times New Roman" w:cs="Times New Roman"/>
-          <w:kern w:val="0"/>
-          <w14:ligatures w14:val="none"/>
-        </w:rPr>
-        <w:t xml:space="preserve">Display the confidence assigned to each inference. </w:t>
-      </w:r>
-    </w:p>
-    <w:p>
-      <w:pPr>
-        <w:numPr>
-          <w:ilvl w:val="0"/>
-          <w:numId w:val="19"/>
-        </w:numPr>
-        <w:spacing w:before="100" w:beforeAutospacing="1" w:after="100" w:afterAutospacing="1" w:line="240" w:lineRule="auto"/>
-        <w:rPr>
-          <w:rFonts w:ascii="Times New Roman" w:eastAsia="Times New Roman" w:hAnsi="Times New Roman" w:cs="Times New Roman"/>
-          <w:kern w:val="0"/>
-          <w14:ligatures w14:val="none"/>
-        </w:rPr>
-      </w:pPr>
-      <w:r>
-        <w:rPr>
-          <w:rFonts w:ascii="Times New Roman" w:eastAsia="Times New Roman" w:hAnsi="Times New Roman" w:cs="Times New Roman"/>
-          <w:kern w:val="0"/>
-          <w14:ligatures w14:val="none"/>
-        </w:rPr>
-        <w:t xml:space="preserve">Use predefined templates to create an opening statement and suggested objection responses. </w:t>
-      </w:r>
-    </w:p>
-    <w:p>
-      <w:pPr>
-        <w:numPr>
-          <w:ilvl w:val="0"/>
-          <w:numId w:val="19"/>
-        </w:numPr>
-        <w:spacing w:before="100" w:beforeAutospacing="1" w:after="100" w:afterAutospacing="1" w:line="240" w:lineRule="auto"/>
-        <w:rPr>
-          <w:rFonts w:ascii="Times New Roman" w:eastAsia="Times New Roman" w:hAnsi="Times New Roman" w:cs="Times New Roman"/>
-          <w:kern w:val="0"/>
-          <w14:ligatures w14:val="none"/>
-        </w:rPr>
-      </w:pPr>
-      <w:r>
-        <w:rPr>
-          <w:rFonts w:ascii="Times New Roman" w:eastAsia="Times New Roman" w:hAnsi="Times New Roman" w:cs="Times New Roman"/>
-          <w:kern w:val="0"/>
-          <w14:ligatures w14:val="none"/>
-        </w:rPr>
-        <w:t xml:space="preserve">Flag missing or invalid fields. </w:t>
-      </w:r>
-    </w:p>
-    <w:p>
-      <w:pPr>
-        <w:numPr>
-          <w:ilvl w:val="0"/>
-          <w:numId w:val="19"/>
-        </w:numPr>
-        <w:spacing w:before="100" w:beforeAutospacing="1" w:after="100" w:afterAutospacing="1" w:line="240" w:lineRule="auto"/>
-        <w:rPr>
-          <w:rFonts w:ascii="Times New Roman" w:eastAsia="Times New Roman" w:hAnsi="Times New Roman" w:cs="Times New Roman"/>
-          <w:kern w:val="0"/>
-          <w14:ligatures w14:val="none"/>
-        </w:rPr>
-      </w:pPr>
-      <w:r>
-        <w:rPr>
-          <w:rFonts w:ascii="Times New Roman" w:eastAsia="Times New Roman" w:hAnsi="Times New Roman" w:cs="Times New Roman"/>
-          <w:kern w:val="0"/>
-          <w14:ligatures w14:val="none"/>
-        </w:rPr>
-        <w:t xml:space="preserve">Warn when </w:t>
-      </w:r>
-      <w:proofErr w:type="gramStart"/>
-      <w:r>
-        <w:rPr>
-          <w:rFonts w:ascii="Times New Roman" w:eastAsia="Times New Roman" w:hAnsi="Times New Roman" w:cs="Times New Roman"/>
-          <w:kern w:val="0"/>
-          <w14:ligatures w14:val="none"/>
-        </w:rPr>
-        <w:t>a proposed</w:t>
-      </w:r>
-      <w:proofErr w:type="gramEnd"/>
-      <w:r>
-        <w:rPr>
-          <w:rFonts w:ascii="Times New Roman" w:eastAsia="Times New Roman" w:hAnsi="Times New Roman" w:cs="Times New Roman"/>
-          <w:kern w:val="0"/>
-          <w14:ligatures w14:val="none"/>
-        </w:rPr>
-        <w:t xml:space="preserve"> price falls below the minimum. </w:t>
-      </w:r>
-    </w:p>
-    <w:p>
-      <w:pPr>
-        <w:numPr>
-          <w:ilvl w:val="0"/>
-          <w:numId w:val="19"/>
-        </w:numPr>
-        <w:spacing w:before="100" w:beforeAutospacing="1" w:after="100" w:afterAutospacing="1" w:line="240" w:lineRule="auto"/>
-        <w:rPr>
-          <w:rFonts w:ascii="Times New Roman" w:eastAsia="Times New Roman" w:hAnsi="Times New Roman" w:cs="Times New Roman"/>
-          <w:kern w:val="0"/>
-          <w14:ligatures w14:val="none"/>
-        </w:rPr>
-      </w:pPr>
-      <w:r>
-        <w:rPr>
-          <w:rFonts w:ascii="Times New Roman" w:eastAsia="Times New Roman" w:hAnsi="Times New Roman" w:cs="Times New Roman"/>
-          <w:kern w:val="0"/>
-          <w14:ligatures w14:val="none"/>
-        </w:rPr>
-        <w:t xml:space="preserve">Organize concessions into a logical ladder. </w:t>
-      </w:r>
-    </w:p>
-    <w:p>
-      <w:pPr>
-        <w:numPr>
-          <w:ilvl w:val="0"/>
-          <w:numId w:val="19"/>
-        </w:numPr>
-        <w:spacing w:before="100" w:beforeAutospacing="1" w:after="100" w:afterAutospacing="1" w:line="240" w:lineRule="auto"/>
-        <w:rPr>
-          <w:rFonts w:ascii="Times New Roman" w:eastAsia="Times New Roman" w:hAnsi="Times New Roman" w:cs="Times New Roman"/>
-          <w:kern w:val="0"/>
-          <w14:ligatures w14:val="none"/>
-        </w:rPr>
-      </w:pPr>
-      <w:r>
-        <w:rPr>
-          <w:rFonts w:ascii="Times New Roman" w:eastAsia="Times New Roman" w:hAnsi="Times New Roman" w:cs="Times New Roman"/>
-          <w:kern w:val="0"/>
-          <w14:ligatures w14:val="none"/>
-        </w:rPr>
-        <w:t xml:space="preserve">Generate a printable and copyable preparation draft. </w:t>
-      </w:r>
-    </w:p>
-    <w:p>
-      <w:pPr>
-        <w:spacing w:before="100" w:beforeAutospacing="1" w:after="100" w:afterAutospacing="1" w:line="240" w:lineRule="auto"/>
-        <w:rPr>
-          <w:rFonts w:ascii="Times New Roman" w:eastAsia="Times New Roman" w:hAnsi="Times New Roman" w:cs="Times New Roman"/>
-          <w:kern w:val="0"/>
-          <w14:ligatures w14:val="none"/>
-        </w:rPr>
-      </w:pPr>
-      <w:r>
-        <w:rPr>
-          <w:rFonts w:ascii="Times New Roman" w:eastAsia="Times New Roman" w:hAnsi="Times New Roman" w:cs="Times New Roman"/>
-          <w:kern w:val="0"/>
-          <w14:ligatures w14:val="none"/>
-        </w:rPr>
-        <w:t>The tool may not:</w:t>
-      </w:r>
-    </w:p>
-    <w:p>
-      <w:pPr>
-        <w:numPr>
-          <w:ilvl w:val="0"/>
-          <w:numId w:val="20"/>
-        </w:numPr>
-        <w:spacing w:before="100" w:beforeAutospacing="1" w:after="100" w:afterAutospacing="1" w:line="240" w:lineRule="auto"/>
-        <w:rPr>
-          <w:rFonts w:ascii="Times New Roman" w:eastAsia="Times New Roman" w:hAnsi="Times New Roman" w:cs="Times New Roman"/>
-          <w:kern w:val="0"/>
-          <w14:ligatures w14:val="none"/>
-        </w:rPr>
-      </w:pPr>
-      <w:r>
-        <w:rPr>
-          <w:rFonts w:ascii="Times New Roman" w:eastAsia="Times New Roman" w:hAnsi="Times New Roman" w:cs="Times New Roman"/>
-          <w:kern w:val="0"/>
-          <w14:ligatures w14:val="none"/>
-        </w:rPr>
-        <w:t xml:space="preserve">Search for real Salesforce or Marriott information. </w:t>
-      </w:r>
-    </w:p>
-    <w:p>
-      <w:pPr>
-        <w:numPr>
-          <w:ilvl w:val="0"/>
-          <w:numId w:val="20"/>
-        </w:numPr>
-        <w:spacing w:before="100" w:beforeAutospacing="1" w:after="100" w:afterAutospacing="1" w:line="240" w:lineRule="auto"/>
-        <w:rPr>
-          <w:rFonts w:ascii="Times New Roman" w:eastAsia="Times New Roman" w:hAnsi="Times New Roman" w:cs="Times New Roman"/>
-          <w:kern w:val="0"/>
-          <w14:ligatures w14:val="none"/>
-        </w:rPr>
-      </w:pPr>
-      <w:r>
-        <w:rPr>
-          <w:rFonts w:ascii="Times New Roman" w:eastAsia="Times New Roman" w:hAnsi="Times New Roman" w:cs="Times New Roman"/>
-          <w:kern w:val="0"/>
-          <w14:ligatures w14:val="none"/>
-        </w:rPr>
-        <w:t xml:space="preserve">Add real company data that was not included in the fictional dataset. </w:t>
-      </w:r>
-    </w:p>
-    <w:p>
-      <w:pPr>
-        <w:numPr>
-          <w:ilvl w:val="0"/>
-          <w:numId w:val="20"/>
-        </w:numPr>
-        <w:spacing w:before="100" w:beforeAutospacing="1" w:after="100" w:afterAutospacing="1" w:line="240" w:lineRule="auto"/>
-        <w:rPr>
-          <w:rFonts w:ascii="Times New Roman" w:eastAsia="Times New Roman" w:hAnsi="Times New Roman" w:cs="Times New Roman"/>
-          <w:kern w:val="0"/>
-          <w14:ligatures w14:val="none"/>
-        </w:rPr>
-      </w:pPr>
-      <w:r>
-        <w:rPr>
-          <w:rFonts w:ascii="Times New Roman" w:eastAsia="Times New Roman" w:hAnsi="Times New Roman" w:cs="Times New Roman"/>
-          <w:kern w:val="0"/>
-          <w14:ligatures w14:val="none"/>
-        </w:rPr>
-        <w:t xml:space="preserve">Invent missing prices, terms, stakeholders, metrics, or customer priorities. </w:t>
-      </w:r>
-    </w:p>
-    <w:p>
-      <w:pPr>
-        <w:numPr>
-          <w:ilvl w:val="0"/>
-          <w:numId w:val="20"/>
-        </w:numPr>
-        <w:spacing w:before="100" w:beforeAutospacing="1" w:after="100" w:afterAutospacing="1" w:line="240" w:lineRule="auto"/>
-        <w:rPr>
-          <w:rFonts w:ascii="Times New Roman" w:eastAsia="Times New Roman" w:hAnsi="Times New Roman" w:cs="Times New Roman"/>
-          <w:kern w:val="0"/>
-          <w14:ligatures w14:val="none"/>
-        </w:rPr>
-      </w:pPr>
-      <w:r>
-        <w:rPr>
-          <w:rFonts w:ascii="Times New Roman" w:eastAsia="Times New Roman" w:hAnsi="Times New Roman" w:cs="Times New Roman"/>
-          <w:kern w:val="0"/>
-          <w14:ligatures w14:val="none"/>
-        </w:rPr>
-        <w:t xml:space="preserve">Present an inferred interest as confirmed. </w:t>
-      </w:r>
-    </w:p>
-    <w:p>
-      <w:pPr>
-        <w:numPr>
-          <w:ilvl w:val="0"/>
-          <w:numId w:val="20"/>
-        </w:numPr>
-        <w:spacing w:before="100" w:beforeAutospacing="1" w:after="100" w:afterAutospacing="1" w:line="240" w:lineRule="auto"/>
-        <w:rPr>
-          <w:rFonts w:ascii="Times New Roman" w:eastAsia="Times New Roman" w:hAnsi="Times New Roman" w:cs="Times New Roman"/>
-          <w:kern w:val="0"/>
-          <w14:ligatures w14:val="none"/>
-        </w:rPr>
-      </w:pPr>
-      <w:r>
-        <w:rPr>
-          <w:rFonts w:ascii="Times New Roman" w:eastAsia="Times New Roman" w:hAnsi="Times New Roman" w:cs="Times New Roman"/>
-          <w:kern w:val="0"/>
-          <w14:ligatures w14:val="none"/>
-        </w:rPr>
-        <w:t xml:space="preserve">Change Salesforce’s opening, target, or minimum price. </w:t>
-      </w:r>
-    </w:p>
-    <w:p>
-      <w:pPr>
-        <w:numPr>
-          <w:ilvl w:val="0"/>
-          <w:numId w:val="20"/>
-        </w:numPr>
-        <w:spacing w:before="100" w:beforeAutospacing="1" w:after="100" w:afterAutospacing="1" w:line="240" w:lineRule="auto"/>
-        <w:rPr>
-          <w:rFonts w:ascii="Times New Roman" w:eastAsia="Times New Roman" w:hAnsi="Times New Roman" w:cs="Times New Roman"/>
-          <w:kern w:val="0"/>
-          <w14:ligatures w14:val="none"/>
-        </w:rPr>
-      </w:pPr>
-      <w:r>
-        <w:rPr>
-          <w:rFonts w:ascii="Times New Roman" w:eastAsia="Times New Roman" w:hAnsi="Times New Roman" w:cs="Times New Roman"/>
-          <w:kern w:val="0"/>
-          <w14:ligatures w14:val="none"/>
-        </w:rPr>
-        <w:lastRenderedPageBreak/>
-        <w:t xml:space="preserve">Recommend accepting an offer below the minimum price. </w:t>
-      </w:r>
-    </w:p>
-    <w:p>
-      <w:pPr>
-        <w:numPr>
-          <w:ilvl w:val="0"/>
-          <w:numId w:val="20"/>
-        </w:numPr>
-        <w:spacing w:before="100" w:beforeAutospacing="1" w:after="100" w:afterAutospacing="1" w:line="240" w:lineRule="auto"/>
-        <w:rPr>
-          <w:rFonts w:ascii="Times New Roman" w:eastAsia="Times New Roman" w:hAnsi="Times New Roman" w:cs="Times New Roman"/>
-          <w:kern w:val="0"/>
-          <w14:ligatures w14:val="none"/>
-        </w:rPr>
-      </w:pPr>
-      <w:r>
-        <w:rPr>
-          <w:rFonts w:ascii="Times New Roman" w:eastAsia="Times New Roman" w:hAnsi="Times New Roman" w:cs="Times New Roman"/>
-          <w:kern w:val="0"/>
-          <w14:ligatures w14:val="none"/>
-        </w:rPr>
-        <w:t xml:space="preserve">Recommend a concession without showing the required customer exchange. </w:t>
-      </w:r>
-    </w:p>
-    <w:p>
-      <w:pPr>
-        <w:numPr>
-          <w:ilvl w:val="0"/>
-          <w:numId w:val="20"/>
-        </w:numPr>
-        <w:spacing w:before="100" w:beforeAutospacing="1" w:after="100" w:afterAutospacing="1" w:line="240" w:lineRule="auto"/>
-        <w:rPr>
-          <w:rFonts w:ascii="Times New Roman" w:eastAsia="Times New Roman" w:hAnsi="Times New Roman" w:cs="Times New Roman"/>
-          <w:kern w:val="0"/>
-          <w14:ligatures w14:val="none"/>
-        </w:rPr>
-      </w:pPr>
-      <w:r>
-        <w:rPr>
-          <w:rFonts w:ascii="Times New Roman" w:eastAsia="Times New Roman" w:hAnsi="Times New Roman" w:cs="Times New Roman"/>
-          <w:kern w:val="0"/>
-          <w14:ligatures w14:val="none"/>
-        </w:rPr>
-        <w:t xml:space="preserve">Offer all concessions at once. </w:t>
-      </w:r>
-    </w:p>
-    <w:p>
-      <w:pPr>
-        <w:numPr>
-          <w:ilvl w:val="0"/>
-          <w:numId w:val="20"/>
-        </w:numPr>
-        <w:spacing w:before="100" w:beforeAutospacing="1" w:after="100" w:afterAutospacing="1" w:line="240" w:lineRule="auto"/>
-        <w:rPr>
-          <w:rFonts w:ascii="Times New Roman" w:eastAsia="Times New Roman" w:hAnsi="Times New Roman" w:cs="Times New Roman"/>
-          <w:kern w:val="0"/>
-          <w14:ligatures w14:val="none"/>
-        </w:rPr>
-      </w:pPr>
-      <w:r>
-        <w:rPr>
-          <w:rFonts w:ascii="Times New Roman" w:eastAsia="Times New Roman" w:hAnsi="Times New Roman" w:cs="Times New Roman"/>
-          <w:kern w:val="0"/>
-          <w14:ligatures w14:val="none"/>
-        </w:rPr>
-        <w:t xml:space="preserve">make promises or contractual commitments for Salesforce. </w:t>
-      </w:r>
-    </w:p>
-    <w:p>
-      <w:pPr>
-        <w:numPr>
-          <w:ilvl w:val="0"/>
-          <w:numId w:val="20"/>
-        </w:numPr>
-        <w:spacing w:before="100" w:beforeAutospacing="1" w:after="100" w:afterAutospacing="1" w:line="240" w:lineRule="auto"/>
-        <w:rPr>
-          <w:rFonts w:ascii="Times New Roman" w:eastAsia="Times New Roman" w:hAnsi="Times New Roman" w:cs="Times New Roman"/>
-          <w:kern w:val="0"/>
-          <w14:ligatures w14:val="none"/>
-        </w:rPr>
-      </w:pPr>
-      <w:r>
-        <w:rPr>
-          <w:rFonts w:ascii="Times New Roman" w:eastAsia="Times New Roman" w:hAnsi="Times New Roman" w:cs="Times New Roman"/>
-          <w:kern w:val="0"/>
-          <w14:ligatures w14:val="none"/>
-        </w:rPr>
-        <w:t xml:space="preserve">Send, publish, or permanently store any information. </w:t>
-      </w:r>
-    </w:p>
-    <w:p>
-      <w:pPr>
-        <w:numPr>
-          <w:ilvl w:val="0"/>
-          <w:numId w:val="20"/>
-        </w:numPr>
-        <w:spacing w:before="100" w:beforeAutospacing="1" w:after="100" w:afterAutospacing="1" w:line="240" w:lineRule="auto"/>
-        <w:rPr>
-          <w:rFonts w:ascii="Times New Roman" w:eastAsia="Times New Roman" w:hAnsi="Times New Roman" w:cs="Times New Roman"/>
-          <w:kern w:val="0"/>
-          <w14:ligatures w14:val="none"/>
-        </w:rPr>
-      </w:pPr>
-      <w:r>
-        <w:rPr>
-          <w:rFonts w:ascii="Times New Roman" w:eastAsia="Times New Roman" w:hAnsi="Times New Roman" w:cs="Times New Roman"/>
-          <w:kern w:val="0"/>
-          <w14:ligatures w14:val="none"/>
-        </w:rPr>
-        <w:t xml:space="preserve">Treat the generated briefing as formally approved. </w:t>
-      </w:r>
-    </w:p>
-    <w:p>
-      <w:pPr>
-        <w:spacing w:before="100" w:beforeAutospacing="1" w:after="100" w:afterAutospacing="1" w:line="240" w:lineRule="auto"/>
-        <w:rPr>
-          <w:rFonts w:ascii="Times New Roman" w:eastAsia="Times New Roman" w:hAnsi="Times New Roman" w:cs="Times New Roman"/>
-          <w:kern w:val="0"/>
-          <w14:ligatures w14:val="none"/>
-        </w:rPr>
-      </w:pPr>
-      <w:r>
-        <w:rPr>
-          <w:rFonts w:ascii="Times New Roman" w:eastAsia="Times New Roman" w:hAnsi="Times New Roman" w:cs="Times New Roman"/>
-          <w:kern w:val="0"/>
-          <w14:ligatures w14:val="none"/>
-        </w:rPr>
-        <w:t xml:space="preserve">When information is missing, the tool will display </w:t>
-      </w:r>
-      <w:r>
-        <w:rPr>
-          <w:rFonts w:ascii="Times New Roman" w:eastAsia="Times New Roman" w:hAnsi="Times New Roman" w:cs="Times New Roman"/>
-          <w:b/>
-          <w:bCs/>
-          <w:kern w:val="0"/>
-          <w14:ligatures w14:val="none"/>
-        </w:rPr>
-        <w:t>“Not provided”</w:t>
-      </w:r>
-      <w:r>
-        <w:rPr>
-          <w:rFonts w:ascii="Times New Roman" w:eastAsia="Times New Roman" w:hAnsi="Times New Roman" w:cs="Times New Roman"/>
-          <w:kern w:val="0"/>
-          <w14:ligatures w14:val="none"/>
-        </w:rPr>
-        <w:t xml:space="preserve"> rather than filling in an assumed value.</w:t>
-      </w:r>
-    </w:p>
-    <w:p>
-      <w:pPr>
-        <w:spacing w:after="0" w:line="240" w:lineRule="auto"/>
-        <w:rPr>
-          <w:rFonts w:ascii="Times New Roman" w:eastAsia="Times New Roman" w:hAnsi="Times New Roman" w:cs="Times New Roman"/>
-          <w:kern w:val="0"/>
-          <w14:ligatures w14:val="none"/>
-        </w:rPr>
-      </w:pPr>
-      <w:r>
-        <w:rPr>
-          <w:rFonts w:ascii="Times New Roman" w:eastAsia="Times New Roman" w:hAnsi="Times New Roman" w:cs="Times New Roman"/>
-          <w:kern w:val="0"/>
-          <w14:ligatures w14:val="none"/>
-        </w:rPr>
-        <w:pict w14:anchorId="6F6DB98B">
-          <v:rect id="_x0000_i1027" style="width:0;height:1.5pt" o:hralign="center" o:hrstd="t" o:hr="t" fillcolor="#a0a0a0" stroked="f"/>
-        </w:pict>
-      </w:r>
-    </w:p>
-    <w:p>
-      <w:pPr>
-        <w:spacing w:before="100" w:beforeAutospacing="1" w:after="100" w:afterAutospacing="1" w:line="240" w:lineRule="auto"/>
-        <w:outlineLvl w:val="2"/>
-        <w:rPr>
-          <w:rFonts w:ascii="Times New Roman" w:eastAsia="Times New Roman" w:hAnsi="Times New Roman" w:cs="Times New Roman"/>
-          <w:b/>
-          <w:bCs/>
-          <w:kern w:val="0"/>
-          <w:sz w:val="27"/>
-          <w:szCs w:val="27"/>
-          <w14:ligatures w14:val="none"/>
-        </w:rPr>
-      </w:pPr>
-      <w:r>
-        <w:rPr>
-          <w:rFonts w:ascii="Times New Roman" w:eastAsia="Times New Roman" w:hAnsi="Times New Roman" w:cs="Times New Roman"/>
-          <w:b/>
-          <w:bCs/>
-          <w:kern w:val="0"/>
-          <w:sz w:val="27"/>
-          <w:szCs w:val="27"/>
-          <w14:ligatures w14:val="none"/>
-        </w:rPr>
-        <w:t>Sign-off point</w:t>
-      </w:r>
-    </w:p>
-    <w:p>
-      <w:pPr>
-        <w:spacing w:before="100" w:beforeAutospacing="1" w:after="100" w:afterAutospacing="1" w:line="240" w:lineRule="auto"/>
-        <w:rPr>
-          <w:rFonts w:ascii="Times New Roman" w:eastAsia="Times New Roman" w:hAnsi="Times New Roman" w:cs="Times New Roman"/>
-          <w:kern w:val="0"/>
-          <w14:ligatures w14:val="none"/>
-        </w:rPr>
-      </w:pPr>
-      <w:r>
-        <w:rPr>
-          <w:rFonts w:ascii="Times New Roman" w:eastAsia="Times New Roman" w:hAnsi="Times New Roman" w:cs="Times New Roman"/>
-          <w:kern w:val="0"/>
-          <w14:ligatures w14:val="none"/>
-        </w:rPr>
-        <w:t>The generated briefing will display the following notice prominently:</w:t>
-      </w:r>
-    </w:p>
-    <w:p>
-      <w:pPr>
-        <w:spacing w:before="100" w:beforeAutospacing="1" w:after="100" w:afterAutospacing="1" w:line="240" w:lineRule="auto"/>
-        <w:rPr>
-          <w:rFonts w:ascii="Times New Roman" w:eastAsia="Times New Roman" w:hAnsi="Times New Roman" w:cs="Times New Roman"/>
-          <w:kern w:val="0"/>
-          <w14:ligatures w14:val="none"/>
-        </w:rPr>
-      </w:pPr>
-      <w:r>
-        <w:rPr>
-          <w:rFonts w:ascii="Times New Roman" w:eastAsia="Times New Roman" w:hAnsi="Times New Roman" w:cs="Times New Roman"/>
-          <w:b/>
-          <w:bCs/>
-          <w:kern w:val="0"/>
-          <w14:ligatures w14:val="none"/>
-        </w:rPr>
-        <w:t>Preparation draft — review and approve before use.</w:t>
-      </w:r>
-    </w:p>
-    <w:p>
-      <w:pPr>
-        <w:spacing w:before="100" w:beforeAutospacing="1" w:after="100" w:afterAutospacing="1" w:line="240" w:lineRule="auto"/>
-        <w:rPr>
-          <w:rFonts w:ascii="Times New Roman" w:eastAsia="Times New Roman" w:hAnsi="Times New Roman" w:cs="Times New Roman"/>
-          <w:kern w:val="0"/>
-          <w14:ligatures w14:val="none"/>
-        </w:rPr>
-      </w:pPr>
-      <w:r>
-        <w:rPr>
-          <w:rFonts w:ascii="Times New Roman" w:eastAsia="Times New Roman" w:hAnsi="Times New Roman" w:cs="Times New Roman"/>
-          <w:kern w:val="0"/>
-          <w14:ligatures w14:val="none"/>
-        </w:rPr>
-        <w:t>Before using the briefing in the fictional negotiation, I will personally review:</w:t>
-      </w:r>
-    </w:p>
-    <w:p>
-      <w:pPr>
-        <w:numPr>
-          <w:ilvl w:val="0"/>
-          <w:numId w:val="21"/>
-        </w:numPr>
-        <w:spacing w:before="100" w:beforeAutospacing="1" w:after="100" w:afterAutospacing="1" w:line="240" w:lineRule="auto"/>
-        <w:rPr>
-          <w:rFonts w:ascii="Times New Roman" w:eastAsia="Times New Roman" w:hAnsi="Times New Roman" w:cs="Times New Roman"/>
-          <w:kern w:val="0"/>
-          <w14:ligatures w14:val="none"/>
-        </w:rPr>
-      </w:pPr>
-      <w:r>
-        <w:rPr>
-          <w:rFonts w:ascii="Times New Roman" w:eastAsia="Times New Roman" w:hAnsi="Times New Roman" w:cs="Times New Roman"/>
-          <w:kern w:val="0"/>
-          <w14:ligatures w14:val="none"/>
-        </w:rPr>
-        <w:t xml:space="preserve">The customer and meeting information. </w:t>
-      </w:r>
-    </w:p>
-    <w:p>
-      <w:pPr>
-        <w:numPr>
-          <w:ilvl w:val="0"/>
-          <w:numId w:val="21"/>
-        </w:numPr>
-        <w:spacing w:before="100" w:beforeAutospacing="1" w:after="100" w:afterAutospacing="1" w:line="240" w:lineRule="auto"/>
-        <w:rPr>
-          <w:rFonts w:ascii="Times New Roman" w:eastAsia="Times New Roman" w:hAnsi="Times New Roman" w:cs="Times New Roman"/>
-          <w:kern w:val="0"/>
-          <w14:ligatures w14:val="none"/>
-        </w:rPr>
-      </w:pPr>
-      <w:r>
-        <w:rPr>
-          <w:rFonts w:ascii="Times New Roman" w:eastAsia="Times New Roman" w:hAnsi="Times New Roman" w:cs="Times New Roman"/>
-          <w:kern w:val="0"/>
-          <w14:ligatures w14:val="none"/>
-        </w:rPr>
-        <w:t xml:space="preserve">Current contract terms. </w:t>
-      </w:r>
-    </w:p>
-    <w:p>
-      <w:pPr>
-        <w:numPr>
-          <w:ilvl w:val="0"/>
-          <w:numId w:val="21"/>
-        </w:numPr>
-        <w:spacing w:before="100" w:beforeAutospacing="1" w:after="100" w:afterAutospacing="1" w:line="240" w:lineRule="auto"/>
-        <w:rPr>
-          <w:rFonts w:ascii="Times New Roman" w:eastAsia="Times New Roman" w:hAnsi="Times New Roman" w:cs="Times New Roman"/>
-          <w:kern w:val="0"/>
-          <w14:ligatures w14:val="none"/>
-        </w:rPr>
-      </w:pPr>
-      <w:r>
-        <w:rPr>
-          <w:rFonts w:ascii="Times New Roman" w:eastAsia="Times New Roman" w:hAnsi="Times New Roman" w:cs="Times New Roman"/>
-          <w:kern w:val="0"/>
-          <w14:ligatures w14:val="none"/>
-        </w:rPr>
-        <w:t xml:space="preserve">Marriott’s requested terms. </w:t>
-      </w:r>
-    </w:p>
-    <w:p>
-      <w:pPr>
-        <w:numPr>
-          <w:ilvl w:val="0"/>
-          <w:numId w:val="21"/>
-        </w:numPr>
-        <w:spacing w:before="100" w:beforeAutospacing="1" w:after="100" w:afterAutospacing="1" w:line="240" w:lineRule="auto"/>
-        <w:rPr>
-          <w:rFonts w:ascii="Times New Roman" w:eastAsia="Times New Roman" w:hAnsi="Times New Roman" w:cs="Times New Roman"/>
-          <w:kern w:val="0"/>
-          <w14:ligatures w14:val="none"/>
-        </w:rPr>
-      </w:pPr>
-      <w:r>
-        <w:rPr>
-          <w:rFonts w:ascii="Times New Roman" w:eastAsia="Times New Roman" w:hAnsi="Times New Roman" w:cs="Times New Roman"/>
-          <w:kern w:val="0"/>
-          <w14:ligatures w14:val="none"/>
-        </w:rPr>
-        <w:t xml:space="preserve">Salesforce’s opening, target, acceptable, and minimum positions. </w:t>
-      </w:r>
-    </w:p>
-    <w:p>
-      <w:pPr>
-        <w:numPr>
-          <w:ilvl w:val="0"/>
-          <w:numId w:val="21"/>
-        </w:numPr>
-        <w:spacing w:before="100" w:beforeAutospacing="1" w:after="100" w:afterAutospacing="1" w:line="240" w:lineRule="auto"/>
-        <w:rPr>
-          <w:rFonts w:ascii="Times New Roman" w:eastAsia="Times New Roman" w:hAnsi="Times New Roman" w:cs="Times New Roman"/>
-          <w:kern w:val="0"/>
-          <w14:ligatures w14:val="none"/>
-        </w:rPr>
-      </w:pPr>
-      <w:r>
-        <w:rPr>
-          <w:rFonts w:ascii="Times New Roman" w:eastAsia="Times New Roman" w:hAnsi="Times New Roman" w:cs="Times New Roman"/>
-          <w:kern w:val="0"/>
-          <w14:ligatures w14:val="none"/>
-        </w:rPr>
-        <w:t xml:space="preserve">All mathematical calculations. </w:t>
-      </w:r>
-    </w:p>
-    <w:p>
-      <w:pPr>
-        <w:numPr>
-          <w:ilvl w:val="0"/>
-          <w:numId w:val="21"/>
-        </w:numPr>
-        <w:spacing w:before="100" w:beforeAutospacing="1" w:after="100" w:afterAutospacing="1" w:line="240" w:lineRule="auto"/>
-        <w:rPr>
-          <w:rFonts w:ascii="Times New Roman" w:eastAsia="Times New Roman" w:hAnsi="Times New Roman" w:cs="Times New Roman"/>
-          <w:kern w:val="0"/>
-          <w14:ligatures w14:val="none"/>
-        </w:rPr>
-      </w:pPr>
-      <w:r>
-        <w:rPr>
-          <w:rFonts w:ascii="Times New Roman" w:eastAsia="Times New Roman" w:hAnsi="Times New Roman" w:cs="Times New Roman"/>
-          <w:kern w:val="0"/>
-          <w14:ligatures w14:val="none"/>
-        </w:rPr>
-        <w:t xml:space="preserve">Confirmed and inferred interest labels. </w:t>
-      </w:r>
-    </w:p>
-    <w:p>
-      <w:pPr>
-        <w:numPr>
-          <w:ilvl w:val="0"/>
-          <w:numId w:val="21"/>
-        </w:numPr>
-        <w:spacing w:before="100" w:beforeAutospacing="1" w:after="100" w:afterAutospacing="1" w:line="240" w:lineRule="auto"/>
-        <w:rPr>
-          <w:rFonts w:ascii="Times New Roman" w:eastAsia="Times New Roman" w:hAnsi="Times New Roman" w:cs="Times New Roman"/>
-          <w:kern w:val="0"/>
-          <w14:ligatures w14:val="none"/>
-        </w:rPr>
-      </w:pPr>
-      <w:r>
-        <w:rPr>
-          <w:rFonts w:ascii="Times New Roman" w:eastAsia="Times New Roman" w:hAnsi="Times New Roman" w:cs="Times New Roman"/>
-          <w:kern w:val="0"/>
-          <w14:ligatures w14:val="none"/>
-        </w:rPr>
-        <w:t xml:space="preserve">BATNAs and competitive information. </w:t>
-      </w:r>
-    </w:p>
-    <w:p>
-      <w:pPr>
-        <w:numPr>
-          <w:ilvl w:val="0"/>
-          <w:numId w:val="21"/>
-        </w:numPr>
-        <w:spacing w:before="100" w:beforeAutospacing="1" w:after="100" w:afterAutospacing="1" w:line="240" w:lineRule="auto"/>
-        <w:rPr>
-          <w:rFonts w:ascii="Times New Roman" w:eastAsia="Times New Roman" w:hAnsi="Times New Roman" w:cs="Times New Roman"/>
-          <w:kern w:val="0"/>
-          <w14:ligatures w14:val="none"/>
-        </w:rPr>
-      </w:pPr>
-      <w:r>
-        <w:rPr>
-          <w:rFonts w:ascii="Times New Roman" w:eastAsia="Times New Roman" w:hAnsi="Times New Roman" w:cs="Times New Roman"/>
-          <w:kern w:val="0"/>
-          <w14:ligatures w14:val="none"/>
-        </w:rPr>
-        <w:t xml:space="preserve">Concessions and required exchanges. </w:t>
-      </w:r>
-    </w:p>
-    <w:p>
-      <w:pPr>
-        <w:numPr>
-          <w:ilvl w:val="0"/>
-          <w:numId w:val="21"/>
-        </w:numPr>
-        <w:spacing w:before="100" w:beforeAutospacing="1" w:after="100" w:afterAutospacing="1" w:line="240" w:lineRule="auto"/>
-        <w:rPr>
-          <w:rFonts w:ascii="Times New Roman" w:eastAsia="Times New Roman" w:hAnsi="Times New Roman" w:cs="Times New Roman"/>
-          <w:kern w:val="0"/>
-          <w14:ligatures w14:val="none"/>
-        </w:rPr>
-      </w:pPr>
-      <w:r>
-        <w:rPr>
-          <w:rFonts w:ascii="Times New Roman" w:eastAsia="Times New Roman" w:hAnsi="Times New Roman" w:cs="Times New Roman"/>
-          <w:kern w:val="0"/>
-          <w14:ligatures w14:val="none"/>
-        </w:rPr>
-        <w:t xml:space="preserve">Suggested objection responses. </w:t>
-      </w:r>
-    </w:p>
-    <w:p>
-      <w:pPr>
-        <w:numPr>
-          <w:ilvl w:val="0"/>
-          <w:numId w:val="21"/>
-        </w:numPr>
-        <w:spacing w:before="100" w:beforeAutospacing="1" w:after="100" w:afterAutospacing="1" w:line="240" w:lineRule="auto"/>
-        <w:rPr>
-          <w:rFonts w:ascii="Times New Roman" w:eastAsia="Times New Roman" w:hAnsi="Times New Roman" w:cs="Times New Roman"/>
-          <w:kern w:val="0"/>
-          <w14:ligatures w14:val="none"/>
-        </w:rPr>
-      </w:pPr>
-      <w:r>
-        <w:rPr>
-          <w:rFonts w:ascii="Times New Roman" w:eastAsia="Times New Roman" w:hAnsi="Times New Roman" w:cs="Times New Roman"/>
-          <w:kern w:val="0"/>
-          <w14:ligatures w14:val="none"/>
-        </w:rPr>
-        <w:t xml:space="preserve">Missing-information warnings. </w:t>
-      </w:r>
-    </w:p>
-    <w:p>
-      <w:pPr>
-        <w:numPr>
-          <w:ilvl w:val="0"/>
-          <w:numId w:val="21"/>
-        </w:numPr>
-        <w:spacing w:before="100" w:beforeAutospacing="1" w:after="100" w:afterAutospacing="1" w:line="240" w:lineRule="auto"/>
-        <w:rPr>
-          <w:rFonts w:ascii="Times New Roman" w:eastAsia="Times New Roman" w:hAnsi="Times New Roman" w:cs="Times New Roman"/>
-          <w:kern w:val="0"/>
-          <w14:ligatures w14:val="none"/>
-        </w:rPr>
-      </w:pPr>
-      <w:r>
-        <w:rPr>
-          <w:rFonts w:ascii="Times New Roman" w:eastAsia="Times New Roman" w:hAnsi="Times New Roman" w:cs="Times New Roman"/>
-          <w:kern w:val="0"/>
-          <w14:ligatures w14:val="none"/>
-        </w:rPr>
-        <w:t xml:space="preserve">The final opening statement and meeting summary. </w:t>
-      </w:r>
-    </w:p>
-    <w:p>
-      <w:pPr>
-        <w:spacing w:before="100" w:beforeAutospacing="1" w:after="100" w:afterAutospacing="1" w:line="240" w:lineRule="auto"/>
-        <w:rPr>
-          <w:rFonts w:ascii="Times New Roman" w:eastAsia="Times New Roman" w:hAnsi="Times New Roman" w:cs="Times New Roman"/>
-          <w:kern w:val="0"/>
-          <w14:ligatures w14:val="none"/>
-        </w:rPr>
-      </w:pPr>
-      <w:r>
-        <w:rPr>
-          <w:rFonts w:ascii="Times New Roman" w:eastAsia="Times New Roman" w:hAnsi="Times New Roman" w:cs="Times New Roman"/>
-          <w:kern w:val="0"/>
-          <w14:ligatures w14:val="none"/>
-        </w:rPr>
-        <w:t xml:space="preserve">The briefing will not be treated as final until I confirm that it matches the approved Stage 1 </w:t>
-      </w:r>
-      <w:proofErr w:type="gramStart"/>
-      <w:r>
-        <w:rPr>
-          <w:rFonts w:ascii="Times New Roman" w:eastAsia="Times New Roman" w:hAnsi="Times New Roman" w:cs="Times New Roman"/>
-          <w:kern w:val="0"/>
-          <w14:ligatures w14:val="none"/>
-        </w:rPr>
-        <w:t>dataset</w:t>
-      </w:r>
-      <w:proofErr w:type="gramEnd"/>
-      <w:r>
-        <w:rPr>
-          <w:rFonts w:ascii="Times New Roman" w:eastAsia="Times New Roman" w:hAnsi="Times New Roman" w:cs="Times New Roman"/>
-          <w:kern w:val="0"/>
-          <w14:ligatures w14:val="none"/>
-        </w:rPr>
-        <w:t xml:space="preserve"> and does not contain unsupported claims.</w:t>
-      </w:r>
-    </w:p>
-    <w:p>
-      <w:pPr>
-        <w:spacing w:after="0" w:line="240" w:lineRule="auto"/>
-        <w:rPr>
-          <w:rFonts w:ascii="Times New Roman" w:eastAsia="Times New Roman" w:hAnsi="Times New Roman" w:cs="Times New Roman"/>
-          <w:kern w:val="0"/>
-          <w14:ligatures w14:val="none"/>
-        </w:rPr>
-      </w:pPr>
-      <w:r>
-        <w:rPr>
-          <w:rFonts w:ascii="Times New Roman" w:eastAsia="Times New Roman" w:hAnsi="Times New Roman" w:cs="Times New Roman"/>
-          <w:kern w:val="0"/>
-          <w14:ligatures w14:val="none"/>
-        </w:rPr>
-        <w:pict w14:anchorId="5F73F790">
-          <v:rect id="_x0000_i1028" style="width:0;height:1.5pt" o:hralign="center" o:hrstd="t" o:hr="t" fillcolor="#a0a0a0" stroked="f"/>
-        </w:pict>
-      </w:r>
-    </w:p>
-    <w:p>
-      <w:pPr>
-        <w:spacing w:before="100" w:beforeAutospacing="1" w:after="100" w:afterAutospacing="1" w:line="240" w:lineRule="auto"/>
-        <w:outlineLvl w:val="2"/>
-        <w:rPr>
-          <w:rFonts w:ascii="Times New Roman" w:eastAsia="Times New Roman" w:hAnsi="Times New Roman" w:cs="Times New Roman"/>
-          <w:b/>
-          <w:bCs/>
-          <w:kern w:val="0"/>
-          <w:sz w:val="27"/>
-          <w:szCs w:val="27"/>
-          <w14:ligatures w14:val="none"/>
-        </w:rPr>
-      </w:pPr>
-      <w:r>
-        <w:rPr>
-          <w:rFonts w:ascii="Times New Roman" w:eastAsia="Times New Roman" w:hAnsi="Times New Roman" w:cs="Times New Roman"/>
-          <w:b/>
-          <w:bCs/>
-          <w:kern w:val="0"/>
-          <w:sz w:val="27"/>
-          <w:szCs w:val="27"/>
-          <w14:ligatures w14:val="none"/>
-        </w:rPr>
-        <w:t>Proof</w:t>
-      </w:r>
-    </w:p>
-    <w:p>
-      <w:pPr>
-        <w:spacing w:before="100" w:beforeAutospacing="1" w:after="100" w:afterAutospacing="1" w:line="240" w:lineRule="auto"/>
-        <w:rPr>
-          <w:rFonts w:ascii="Times New Roman" w:eastAsia="Times New Roman" w:hAnsi="Times New Roman" w:cs="Times New Roman"/>
-          <w:kern w:val="0"/>
-          <w14:ligatures w14:val="none"/>
-        </w:rPr>
-      </w:pPr>
-      <w:r>
-        <w:rPr>
-          <w:rFonts w:ascii="Times New Roman" w:eastAsia="Times New Roman" w:hAnsi="Times New Roman" w:cs="Times New Roman"/>
-          <w:kern w:val="0"/>
-          <w14:ligatures w14:val="none"/>
-        </w:rPr>
-        <w:t xml:space="preserve">I will test the application using multiple datasets and record the expected and actual </w:t>
-      </w:r>
-      <w:proofErr w:type="gramStart"/>
-      <w:r>
-        <w:rPr>
-          <w:rFonts w:ascii="Times New Roman" w:eastAsia="Times New Roman" w:hAnsi="Times New Roman" w:cs="Times New Roman"/>
-          <w:kern w:val="0"/>
-          <w14:ligatures w14:val="none"/>
-        </w:rPr>
-        <w:t>result</w:t>
-      </w:r>
-      <w:proofErr w:type="gramEnd"/>
-      <w:r>
-        <w:rPr>
-          <w:rFonts w:ascii="Times New Roman" w:eastAsia="Times New Roman" w:hAnsi="Times New Roman" w:cs="Times New Roman"/>
-          <w:kern w:val="0"/>
-          <w14:ligatures w14:val="none"/>
-        </w:rPr>
-        <w:t xml:space="preserve"> for each test.</w:t>
-      </w:r>
-    </w:p>
-    <w:p>
-      <w:pPr>
-        <w:spacing w:before="100" w:beforeAutospacing="1" w:after="100" w:afterAutospacing="1" w:line="240" w:lineRule="auto"/>
-        <w:outlineLvl w:val="3"/>
-        <w:rPr>
-          <w:rFonts w:ascii="Times New Roman" w:eastAsia="Times New Roman" w:hAnsi="Times New Roman" w:cs="Times New Roman"/>
-          <w:b/>
-          <w:bCs/>
-          <w:kern w:val="0"/>
-          <w14:ligatures w14:val="none"/>
-        </w:rPr>
-      </w:pPr>
-      <w:r>
-        <w:rPr>
-          <w:rFonts w:ascii="Times New Roman" w:eastAsia="Times New Roman" w:hAnsi="Times New Roman" w:cs="Times New Roman"/>
-          <w:b/>
-          <w:bCs/>
-          <w:kern w:val="0"/>
-          <w14:ligatures w14:val="none"/>
-        </w:rPr>
-        <w:t>Test 1: Complete Salesforce–Marriott dataset</w:t>
-      </w:r>
-    </w:p>
-    <w:p>
-      <w:pPr>
-        <w:spacing w:before="100" w:beforeAutospacing="1" w:after="100" w:afterAutospacing="1" w:line="240" w:lineRule="auto"/>
-        <w:rPr>
-          <w:rFonts w:ascii="Times New Roman" w:eastAsia="Times New Roman" w:hAnsi="Times New Roman" w:cs="Times New Roman"/>
-          <w:kern w:val="0"/>
-          <w14:ligatures w14:val="none"/>
-        </w:rPr>
-      </w:pPr>
-      <w:r>
-        <w:rPr>
-          <w:rFonts w:ascii="Times New Roman" w:eastAsia="Times New Roman" w:hAnsi="Times New Roman" w:cs="Times New Roman"/>
-          <w:b/>
-          <w:bCs/>
-          <w:kern w:val="0"/>
-          <w14:ligatures w14:val="none"/>
-        </w:rPr>
-        <w:t>Input:</w:t>
-      </w:r>
-      <w:r>
-        <w:rPr>
-          <w:rFonts w:ascii="Times New Roman" w:eastAsia="Times New Roman" w:hAnsi="Times New Roman" w:cs="Times New Roman"/>
-          <w:kern w:val="0"/>
-          <w14:ligatures w14:val="none"/>
-        </w:rPr>
-        <w:t xml:space="preserve"> All required fields are populated with </w:t>
-      </w:r>
-      <w:proofErr w:type="gramStart"/>
-      <w:r>
-        <w:rPr>
-          <w:rFonts w:ascii="Times New Roman" w:eastAsia="Times New Roman" w:hAnsi="Times New Roman" w:cs="Times New Roman"/>
-          <w:kern w:val="0"/>
-          <w14:ligatures w14:val="none"/>
-        </w:rPr>
-        <w:t>the fictional</w:t>
-      </w:r>
-      <w:proofErr w:type="gramEnd"/>
-      <w:r>
-        <w:rPr>
-          <w:rFonts w:ascii="Times New Roman" w:eastAsia="Times New Roman" w:hAnsi="Times New Roman" w:cs="Times New Roman"/>
-          <w:kern w:val="0"/>
-          <w14:ligatures w14:val="none"/>
-        </w:rPr>
-        <w:t xml:space="preserve"> scenario data.</w:t>
-      </w:r>
-    </w:p>
-    <w:p>
-      <w:pPr>
-        <w:spacing w:before="100" w:beforeAutospacing="1" w:after="100" w:afterAutospacing="1" w:line="240" w:lineRule="auto"/>
-        <w:rPr>
-          <w:rFonts w:ascii="Times New Roman" w:eastAsia="Times New Roman" w:hAnsi="Times New Roman" w:cs="Times New Roman"/>
-          <w:kern w:val="0"/>
-          <w14:ligatures w14:val="none"/>
-        </w:rPr>
-      </w:pPr>
-      <w:r>
-        <w:rPr>
-          <w:rFonts w:ascii="Times New Roman" w:eastAsia="Times New Roman" w:hAnsi="Times New Roman" w:cs="Times New Roman"/>
-          <w:b/>
-          <w:bCs/>
-          <w:kern w:val="0"/>
-          <w14:ligatures w14:val="none"/>
-        </w:rPr>
-        <w:lastRenderedPageBreak/>
-        <w:t>Expected result:</w:t>
-      </w:r>
-    </w:p>
-    <w:p>
-      <w:pPr>
-        <w:numPr>
-          <w:ilvl w:val="0"/>
-          <w:numId w:val="22"/>
-        </w:numPr>
-        <w:spacing w:before="100" w:beforeAutospacing="1" w:after="100" w:afterAutospacing="1" w:line="240" w:lineRule="auto"/>
-        <w:rPr>
-          <w:rFonts w:ascii="Times New Roman" w:eastAsia="Times New Roman" w:hAnsi="Times New Roman" w:cs="Times New Roman"/>
-          <w:kern w:val="0"/>
-          <w14:ligatures w14:val="none"/>
-        </w:rPr>
-      </w:pPr>
-      <w:r>
-        <w:rPr>
-          <w:rFonts w:ascii="Times New Roman" w:eastAsia="Times New Roman" w:hAnsi="Times New Roman" w:cs="Times New Roman"/>
-          <w:kern w:val="0"/>
-          <w14:ligatures w14:val="none"/>
-        </w:rPr>
-        <w:t xml:space="preserve">Every briefing section appears. </w:t>
-      </w:r>
-    </w:p>
-    <w:p>
-      <w:pPr>
-        <w:numPr>
-          <w:ilvl w:val="0"/>
-          <w:numId w:val="22"/>
-        </w:numPr>
-        <w:spacing w:before="100" w:beforeAutospacing="1" w:after="100" w:afterAutospacing="1" w:line="240" w:lineRule="auto"/>
-        <w:rPr>
-          <w:rFonts w:ascii="Times New Roman" w:eastAsia="Times New Roman" w:hAnsi="Times New Roman" w:cs="Times New Roman"/>
-          <w:kern w:val="0"/>
-          <w14:ligatures w14:val="none"/>
-        </w:rPr>
-      </w:pPr>
-      <w:r>
-        <w:rPr>
-          <w:rFonts w:ascii="Times New Roman" w:eastAsia="Times New Roman" w:hAnsi="Times New Roman" w:cs="Times New Roman"/>
-          <w:kern w:val="0"/>
-          <w14:ligatures w14:val="none"/>
-        </w:rPr>
-        <w:t xml:space="preserve">Currency and percentages are formatted correctly. </w:t>
-      </w:r>
-    </w:p>
-    <w:p>
-      <w:pPr>
-        <w:numPr>
-          <w:ilvl w:val="0"/>
-          <w:numId w:val="22"/>
-        </w:numPr>
-        <w:spacing w:before="100" w:beforeAutospacing="1" w:after="100" w:afterAutospacing="1" w:line="240" w:lineRule="auto"/>
-        <w:rPr>
-          <w:rFonts w:ascii="Times New Roman" w:eastAsia="Times New Roman" w:hAnsi="Times New Roman" w:cs="Times New Roman"/>
-          <w:kern w:val="0"/>
-          <w14:ligatures w14:val="none"/>
-        </w:rPr>
-      </w:pPr>
-      <w:r>
-        <w:rPr>
-          <w:rFonts w:ascii="Times New Roman" w:eastAsia="Times New Roman" w:hAnsi="Times New Roman" w:cs="Times New Roman"/>
-          <w:kern w:val="0"/>
-          <w14:ligatures w14:val="none"/>
-        </w:rPr>
-        <w:t xml:space="preserve">The opening statement includes one available customer result. </w:t>
-      </w:r>
-    </w:p>
-    <w:p>
-      <w:pPr>
-        <w:numPr>
-          <w:ilvl w:val="0"/>
-          <w:numId w:val="22"/>
-        </w:numPr>
-        <w:spacing w:before="100" w:beforeAutospacing="1" w:after="100" w:afterAutospacing="1" w:line="240" w:lineRule="auto"/>
-        <w:rPr>
-          <w:rFonts w:ascii="Times New Roman" w:eastAsia="Times New Roman" w:hAnsi="Times New Roman" w:cs="Times New Roman"/>
-          <w:kern w:val="0"/>
-          <w14:ligatures w14:val="none"/>
-        </w:rPr>
-      </w:pPr>
-      <w:r>
-        <w:rPr>
-          <w:rFonts w:ascii="Times New Roman" w:eastAsia="Times New Roman" w:hAnsi="Times New Roman" w:cs="Times New Roman"/>
-          <w:kern w:val="0"/>
-          <w14:ligatures w14:val="none"/>
-        </w:rPr>
-        <w:t xml:space="preserve">The concession ladder shows both the concession and required exchange. </w:t>
-      </w:r>
-    </w:p>
-    <w:p>
-      <w:pPr>
-        <w:numPr>
-          <w:ilvl w:val="0"/>
-          <w:numId w:val="22"/>
-        </w:numPr>
-        <w:spacing w:before="100" w:beforeAutospacing="1" w:after="100" w:afterAutospacing="1" w:line="240" w:lineRule="auto"/>
-        <w:rPr>
-          <w:rFonts w:ascii="Times New Roman" w:eastAsia="Times New Roman" w:hAnsi="Times New Roman" w:cs="Times New Roman"/>
-          <w:kern w:val="0"/>
-          <w14:ligatures w14:val="none"/>
-        </w:rPr>
-      </w:pPr>
-      <w:r>
-        <w:rPr>
-          <w:rFonts w:ascii="Times New Roman" w:eastAsia="Times New Roman" w:hAnsi="Times New Roman" w:cs="Times New Roman"/>
-          <w:kern w:val="0"/>
-          <w14:ligatures w14:val="none"/>
-        </w:rPr>
-        <w:t xml:space="preserve">No </w:t>
-      </w:r>
-      <w:proofErr w:type="gramStart"/>
-      <w:r>
-        <w:rPr>
-          <w:rFonts w:ascii="Times New Roman" w:eastAsia="Times New Roman" w:hAnsi="Times New Roman" w:cs="Times New Roman"/>
-          <w:kern w:val="0"/>
-          <w14:ligatures w14:val="none"/>
-        </w:rPr>
-        <w:t>missing-information</w:t>
-      </w:r>
-      <w:proofErr w:type="gramEnd"/>
-      <w:r>
-        <w:rPr>
-          <w:rFonts w:ascii="Times New Roman" w:eastAsia="Times New Roman" w:hAnsi="Times New Roman" w:cs="Times New Roman"/>
-          <w:kern w:val="0"/>
-          <w14:ligatures w14:val="none"/>
-        </w:rPr>
-        <w:t xml:space="preserve"> warning appears for completed fields. </w:t>
-      </w:r>
-    </w:p>
-    <w:p>
-      <w:pPr>
-        <w:spacing w:before="100" w:beforeAutospacing="1" w:after="100" w:afterAutospacing="1" w:line="240" w:lineRule="auto"/>
-        <w:outlineLvl w:val="3"/>
-        <w:rPr>
-          <w:rFonts w:ascii="Times New Roman" w:eastAsia="Times New Roman" w:hAnsi="Times New Roman" w:cs="Times New Roman"/>
-          <w:b/>
-          <w:bCs/>
-          <w:kern w:val="0"/>
-          <w14:ligatures w14:val="none"/>
-        </w:rPr>
-      </w:pPr>
-      <w:r>
-        <w:rPr>
-          <w:rFonts w:ascii="Times New Roman" w:eastAsia="Times New Roman" w:hAnsi="Times New Roman" w:cs="Times New Roman"/>
-          <w:b/>
-          <w:bCs/>
-          <w:kern w:val="0"/>
-          <w14:ligatures w14:val="none"/>
-        </w:rPr>
-        <w:t>Test 2: Missing stakeholder and competitor information</w:t>
-      </w:r>
-    </w:p>
-    <w:p>
-      <w:pPr>
-        <w:spacing w:before="100" w:beforeAutospacing="1" w:after="100" w:afterAutospacing="1" w:line="240" w:lineRule="auto"/>
-        <w:rPr>
-          <w:rFonts w:ascii="Times New Roman" w:eastAsia="Times New Roman" w:hAnsi="Times New Roman" w:cs="Times New Roman"/>
-          <w:kern w:val="0"/>
-          <w14:ligatures w14:val="none"/>
-        </w:rPr>
-      </w:pPr>
-      <w:r>
-        <w:rPr>
-          <w:rFonts w:ascii="Times New Roman" w:eastAsia="Times New Roman" w:hAnsi="Times New Roman" w:cs="Times New Roman"/>
-          <w:b/>
-          <w:bCs/>
-          <w:kern w:val="0"/>
-          <w14:ligatures w14:val="none"/>
-        </w:rPr>
-        <w:t>Input:</w:t>
-      </w:r>
-      <w:r>
-        <w:rPr>
-          <w:rFonts w:ascii="Times New Roman" w:eastAsia="Times New Roman" w:hAnsi="Times New Roman" w:cs="Times New Roman"/>
-          <w:kern w:val="0"/>
-          <w14:ligatures w14:val="none"/>
-        </w:rPr>
-        <w:t xml:space="preserve"> Stakeholder authority and competitor price are removed.</w:t>
-      </w:r>
-    </w:p>
-    <w:p>
-      <w:pPr>
-        <w:spacing w:before="100" w:beforeAutospacing="1" w:after="100" w:afterAutospacing="1" w:line="240" w:lineRule="auto"/>
-        <w:rPr>
-          <w:rFonts w:ascii="Times New Roman" w:eastAsia="Times New Roman" w:hAnsi="Times New Roman" w:cs="Times New Roman"/>
-          <w:kern w:val="0"/>
-          <w14:ligatures w14:val="none"/>
-        </w:rPr>
-      </w:pPr>
-      <w:r>
-        <w:rPr>
-          <w:rFonts w:ascii="Times New Roman" w:eastAsia="Times New Roman" w:hAnsi="Times New Roman" w:cs="Times New Roman"/>
-          <w:b/>
-          <w:bCs/>
-          <w:kern w:val="0"/>
-          <w14:ligatures w14:val="none"/>
-        </w:rPr>
-        <w:t>Expected result:</w:t>
-      </w:r>
-    </w:p>
-    <w:p>
-      <w:pPr>
-        <w:numPr>
-          <w:ilvl w:val="0"/>
-          <w:numId w:val="23"/>
-        </w:numPr>
-        <w:spacing w:before="100" w:beforeAutospacing="1" w:after="100" w:afterAutospacing="1" w:line="240" w:lineRule="auto"/>
-        <w:rPr>
-          <w:rFonts w:ascii="Times New Roman" w:eastAsia="Times New Roman" w:hAnsi="Times New Roman" w:cs="Times New Roman"/>
-          <w:kern w:val="0"/>
-          <w14:ligatures w14:val="none"/>
-        </w:rPr>
-      </w:pPr>
-      <w:r>
-        <w:rPr>
-          <w:rFonts w:ascii="Times New Roman" w:eastAsia="Times New Roman" w:hAnsi="Times New Roman" w:cs="Times New Roman"/>
-          <w:kern w:val="0"/>
-          <w14:ligatures w14:val="none"/>
-        </w:rPr>
-        <w:t xml:space="preserve">The tool displays “Not provided.” </w:t>
-      </w:r>
-    </w:p>
-    <w:p>
-      <w:pPr>
-        <w:numPr>
-          <w:ilvl w:val="0"/>
-          <w:numId w:val="23"/>
-        </w:numPr>
-        <w:spacing w:before="100" w:beforeAutospacing="1" w:after="100" w:afterAutospacing="1" w:line="240" w:lineRule="auto"/>
-        <w:rPr>
-          <w:rFonts w:ascii="Times New Roman" w:eastAsia="Times New Roman" w:hAnsi="Times New Roman" w:cs="Times New Roman"/>
-          <w:kern w:val="0"/>
-          <w14:ligatures w14:val="none"/>
-        </w:rPr>
-      </w:pPr>
-      <w:r>
-        <w:rPr>
-          <w:rFonts w:ascii="Times New Roman" w:eastAsia="Times New Roman" w:hAnsi="Times New Roman" w:cs="Times New Roman"/>
-          <w:kern w:val="0"/>
-          <w14:ligatures w14:val="none"/>
-        </w:rPr>
-        <w:t xml:space="preserve">Both items appear in the </w:t>
-      </w:r>
-      <w:proofErr w:type="gramStart"/>
-      <w:r>
-        <w:rPr>
-          <w:rFonts w:ascii="Times New Roman" w:eastAsia="Times New Roman" w:hAnsi="Times New Roman" w:cs="Times New Roman"/>
-          <w:kern w:val="0"/>
-          <w14:ligatures w14:val="none"/>
-        </w:rPr>
-        <w:t>missing-information</w:t>
-      </w:r>
-      <w:proofErr w:type="gramEnd"/>
-      <w:r>
-        <w:rPr>
-          <w:rFonts w:ascii="Times New Roman" w:eastAsia="Times New Roman" w:hAnsi="Times New Roman" w:cs="Times New Roman"/>
-          <w:kern w:val="0"/>
-          <w14:ligatures w14:val="none"/>
-        </w:rPr>
-        <w:t xml:space="preserve"> section. </w:t>
-      </w:r>
-    </w:p>
-    <w:p>
-      <w:pPr>
-        <w:numPr>
-          <w:ilvl w:val="0"/>
-          <w:numId w:val="23"/>
-        </w:numPr>
-        <w:spacing w:before="100" w:beforeAutospacing="1" w:after="100" w:afterAutospacing="1" w:line="240" w:lineRule="auto"/>
-        <w:rPr>
-          <w:rFonts w:ascii="Times New Roman" w:eastAsia="Times New Roman" w:hAnsi="Times New Roman" w:cs="Times New Roman"/>
-          <w:kern w:val="0"/>
-          <w14:ligatures w14:val="none"/>
-        </w:rPr>
-      </w:pPr>
-      <w:r>
-        <w:rPr>
-          <w:rFonts w:ascii="Times New Roman" w:eastAsia="Times New Roman" w:hAnsi="Times New Roman" w:cs="Times New Roman"/>
-          <w:kern w:val="0"/>
-          <w14:ligatures w14:val="none"/>
-        </w:rPr>
-        <w:t xml:space="preserve">The tool does not invent names, authority levels, or competitor information. </w:t>
-      </w:r>
-    </w:p>
-    <w:p>
-      <w:pPr>
-        <w:numPr>
-          <w:ilvl w:val="0"/>
-          <w:numId w:val="23"/>
-        </w:numPr>
-        <w:spacing w:before="100" w:beforeAutospacing="1" w:after="100" w:afterAutospacing="1" w:line="240" w:lineRule="auto"/>
-        <w:rPr>
-          <w:rFonts w:ascii="Times New Roman" w:eastAsia="Times New Roman" w:hAnsi="Times New Roman" w:cs="Times New Roman"/>
-          <w:kern w:val="0"/>
-          <w14:ligatures w14:val="none"/>
-        </w:rPr>
-      </w:pPr>
-      <w:r>
-        <w:rPr>
-          <w:rFonts w:ascii="Times New Roman" w:eastAsia="Times New Roman" w:hAnsi="Times New Roman" w:cs="Times New Roman"/>
-          <w:kern w:val="0"/>
-          <w14:ligatures w14:val="none"/>
-        </w:rPr>
-        <w:t xml:space="preserve">The rest of the briefing still generates. </w:t>
-      </w:r>
-    </w:p>
-    <w:p>
-      <w:pPr>
-        <w:spacing w:before="100" w:beforeAutospacing="1" w:after="100" w:afterAutospacing="1" w:line="240" w:lineRule="auto"/>
-        <w:outlineLvl w:val="3"/>
-        <w:rPr>
-          <w:rFonts w:ascii="Times New Roman" w:eastAsia="Times New Roman" w:hAnsi="Times New Roman" w:cs="Times New Roman"/>
-          <w:b/>
-          <w:bCs/>
-          <w:kern w:val="0"/>
-          <w14:ligatures w14:val="none"/>
-        </w:rPr>
-      </w:pPr>
-      <w:r>
-        <w:rPr>
-          <w:rFonts w:ascii="Times New Roman" w:eastAsia="Times New Roman" w:hAnsi="Times New Roman" w:cs="Times New Roman"/>
-          <w:b/>
-          <w:bCs/>
-          <w:kern w:val="0"/>
-          <w14:ligatures w14:val="none"/>
-        </w:rPr>
-        <w:t>Test 3: Proposed price below the minimum</w:t>
-      </w:r>
-    </w:p>
-    <w:p>
-      <w:pPr>
-        <w:spacing w:before="100" w:beforeAutospacing="1" w:after="100" w:afterAutospacing="1" w:line="240" w:lineRule="auto"/>
-        <w:rPr>
-          <w:rFonts w:ascii="Times New Roman" w:eastAsia="Times New Roman" w:hAnsi="Times New Roman" w:cs="Times New Roman"/>
-          <w:kern w:val="0"/>
-          <w14:ligatures w14:val="none"/>
-        </w:rPr>
-      </w:pPr>
-      <w:r>
-        <w:rPr>
-          <w:rFonts w:ascii="Times New Roman" w:eastAsia="Times New Roman" w:hAnsi="Times New Roman" w:cs="Times New Roman"/>
-          <w:b/>
-          <w:bCs/>
-          <w:kern w:val="0"/>
-          <w14:ligatures w14:val="none"/>
-        </w:rPr>
-        <w:t>Input:</w:t>
-      </w:r>
-      <w:r>
-        <w:rPr>
-          <w:rFonts w:ascii="Times New Roman" w:eastAsia="Times New Roman" w:hAnsi="Times New Roman" w:cs="Times New Roman"/>
-          <w:kern w:val="0"/>
-          <w14:ligatures w14:val="none"/>
-        </w:rPr>
-        <w:t xml:space="preserve"> Proposed price of $68,000 when the minimum is $70,000.</w:t>
-      </w:r>
-    </w:p>
-    <w:p>
-      <w:pPr>
-        <w:spacing w:before="100" w:beforeAutospacing="1" w:after="100" w:afterAutospacing="1" w:line="240" w:lineRule="auto"/>
-        <w:rPr>
-          <w:rFonts w:ascii="Times New Roman" w:eastAsia="Times New Roman" w:hAnsi="Times New Roman" w:cs="Times New Roman"/>
-          <w:kern w:val="0"/>
-          <w14:ligatures w14:val="none"/>
-        </w:rPr>
-      </w:pPr>
-      <w:r>
-        <w:rPr>
-          <w:rFonts w:ascii="Times New Roman" w:eastAsia="Times New Roman" w:hAnsi="Times New Roman" w:cs="Times New Roman"/>
-          <w:b/>
-          <w:bCs/>
-          <w:kern w:val="0"/>
-          <w14:ligatures w14:val="none"/>
-        </w:rPr>
-        <w:t>Expected result:</w:t>
-      </w:r>
-    </w:p>
-    <w:p>
-      <w:pPr>
-        <w:numPr>
-          <w:ilvl w:val="0"/>
-          <w:numId w:val="24"/>
-        </w:numPr>
-        <w:spacing w:before="100" w:beforeAutospacing="1" w:after="100" w:afterAutospacing="1" w:line="240" w:lineRule="auto"/>
-        <w:rPr>
-          <w:rFonts w:ascii="Times New Roman" w:eastAsia="Times New Roman" w:hAnsi="Times New Roman" w:cs="Times New Roman"/>
-          <w:kern w:val="0"/>
-          <w14:ligatures w14:val="none"/>
-        </w:rPr>
-      </w:pPr>
-      <w:r>
-        <w:rPr>
-          <w:rFonts w:ascii="Times New Roman" w:eastAsia="Times New Roman" w:hAnsi="Times New Roman" w:cs="Times New Roman"/>
-          <w:kern w:val="0"/>
-          <w14:ligatures w14:val="none"/>
-        </w:rPr>
-        <w:t xml:space="preserve">A prominent warning identifies that the proposal is $2,000 below the minimum. </w:t>
-      </w:r>
-    </w:p>
-    <w:p>
-      <w:pPr>
-        <w:numPr>
-          <w:ilvl w:val="0"/>
-          <w:numId w:val="24"/>
-        </w:numPr>
-        <w:spacing w:before="100" w:beforeAutospacing="1" w:after="100" w:afterAutospacing="1" w:line="240" w:lineRule="auto"/>
-        <w:rPr>
-          <w:rFonts w:ascii="Times New Roman" w:eastAsia="Times New Roman" w:hAnsi="Times New Roman" w:cs="Times New Roman"/>
-          <w:kern w:val="0"/>
-          <w14:ligatures w14:val="none"/>
-        </w:rPr>
-      </w:pPr>
-      <w:r>
-        <w:rPr>
-          <w:rFonts w:ascii="Times New Roman" w:eastAsia="Times New Roman" w:hAnsi="Times New Roman" w:cs="Times New Roman"/>
-          <w:kern w:val="0"/>
-          <w14:ligatures w14:val="none"/>
-        </w:rPr>
-        <w:t xml:space="preserve">The proposal is not labeled acceptable. </w:t>
-      </w:r>
-    </w:p>
-    <w:p>
-      <w:pPr>
-        <w:numPr>
-          <w:ilvl w:val="0"/>
-          <w:numId w:val="24"/>
-        </w:numPr>
-        <w:spacing w:before="100" w:beforeAutospacing="1" w:after="100" w:afterAutospacing="1" w:line="240" w:lineRule="auto"/>
-        <w:rPr>
-          <w:rFonts w:ascii="Times New Roman" w:eastAsia="Times New Roman" w:hAnsi="Times New Roman" w:cs="Times New Roman"/>
-          <w:kern w:val="0"/>
-          <w14:ligatures w14:val="none"/>
-        </w:rPr>
-      </w:pPr>
-      <w:r>
-        <w:rPr>
-          <w:rFonts w:ascii="Times New Roman" w:eastAsia="Times New Roman" w:hAnsi="Times New Roman" w:cs="Times New Roman"/>
-          <w:kern w:val="0"/>
-          <w14:ligatures w14:val="none"/>
-        </w:rPr>
-        <w:t xml:space="preserve">The tool does not recommend accepting it. </w:t>
-      </w:r>
-    </w:p>
-    <w:p>
-      <w:pPr>
-        <w:spacing w:before="100" w:beforeAutospacing="1" w:after="100" w:afterAutospacing="1" w:line="240" w:lineRule="auto"/>
-        <w:outlineLvl w:val="3"/>
-        <w:rPr>
-          <w:rFonts w:ascii="Times New Roman" w:eastAsia="Times New Roman" w:hAnsi="Times New Roman" w:cs="Times New Roman"/>
-          <w:b/>
-          <w:bCs/>
-          <w:kern w:val="0"/>
-          <w14:ligatures w14:val="none"/>
-        </w:rPr>
-      </w:pPr>
-      <w:r>
-        <w:rPr>
-          <w:rFonts w:ascii="Times New Roman" w:eastAsia="Times New Roman" w:hAnsi="Times New Roman" w:cs="Times New Roman"/>
-          <w:b/>
-          <w:bCs/>
-          <w:kern w:val="0"/>
-          <w14:ligatures w14:val="none"/>
-        </w:rPr>
-        <w:t>Test 4: Proposed price equal to the minimum</w:t>
-      </w:r>
-    </w:p>
-    <w:p>
-      <w:pPr>
-        <w:spacing w:before="100" w:beforeAutospacing="1" w:after="100" w:afterAutospacing="1" w:line="240" w:lineRule="auto"/>
-        <w:rPr>
-          <w:rFonts w:ascii="Times New Roman" w:eastAsia="Times New Roman" w:hAnsi="Times New Roman" w:cs="Times New Roman"/>
-          <w:kern w:val="0"/>
-          <w14:ligatures w14:val="none"/>
-        </w:rPr>
-      </w:pPr>
-      <w:r>
-        <w:rPr>
-          <w:rFonts w:ascii="Times New Roman" w:eastAsia="Times New Roman" w:hAnsi="Times New Roman" w:cs="Times New Roman"/>
-          <w:b/>
-          <w:bCs/>
-          <w:kern w:val="0"/>
-          <w14:ligatures w14:val="none"/>
-        </w:rPr>
-        <w:t>Input:</w:t>
-      </w:r>
-      <w:r>
-        <w:rPr>
-          <w:rFonts w:ascii="Times New Roman" w:eastAsia="Times New Roman" w:hAnsi="Times New Roman" w:cs="Times New Roman"/>
-          <w:kern w:val="0"/>
-          <w14:ligatures w14:val="none"/>
-        </w:rPr>
-        <w:t xml:space="preserve"> Proposed price of $70,000 and minimum price of $70,000.</w:t>
-      </w:r>
-    </w:p>
-    <w:p>
-      <w:pPr>
-        <w:spacing w:before="100" w:beforeAutospacing="1" w:after="100" w:afterAutospacing="1" w:line="240" w:lineRule="auto"/>
-        <w:rPr>
-          <w:rFonts w:ascii="Times New Roman" w:eastAsia="Times New Roman" w:hAnsi="Times New Roman" w:cs="Times New Roman"/>
-          <w:kern w:val="0"/>
-          <w14:ligatures w14:val="none"/>
-        </w:rPr>
-      </w:pPr>
-      <w:r>
-        <w:rPr>
-          <w:rFonts w:ascii="Times New Roman" w:eastAsia="Times New Roman" w:hAnsi="Times New Roman" w:cs="Times New Roman"/>
-          <w:b/>
-          <w:bCs/>
-          <w:kern w:val="0"/>
-          <w14:ligatures w14:val="none"/>
-        </w:rPr>
-        <w:t>Expected result:</w:t>
-      </w:r>
-    </w:p>
-    <w:p>
-      <w:pPr>
-        <w:numPr>
-          <w:ilvl w:val="0"/>
-          <w:numId w:val="25"/>
-        </w:numPr>
-        <w:spacing w:before="100" w:beforeAutospacing="1" w:after="100" w:afterAutospacing="1" w:line="240" w:lineRule="auto"/>
-        <w:rPr>
-          <w:rFonts w:ascii="Times New Roman" w:eastAsia="Times New Roman" w:hAnsi="Times New Roman" w:cs="Times New Roman"/>
-          <w:kern w:val="0"/>
-          <w14:ligatures w14:val="none"/>
-        </w:rPr>
-      </w:pPr>
-      <w:r>
-        <w:rPr>
-          <w:rFonts w:ascii="Times New Roman" w:eastAsia="Times New Roman" w:hAnsi="Times New Roman" w:cs="Times New Roman"/>
-          <w:kern w:val="0"/>
-          <w14:ligatures w14:val="none"/>
-        </w:rPr>
-        <w:t xml:space="preserve">The tool labels it </w:t>
-      </w:r>
-      <w:r>
-        <w:rPr>
-          <w:rFonts w:ascii="Times New Roman" w:eastAsia="Times New Roman" w:hAnsi="Times New Roman" w:cs="Times New Roman"/>
-          <w:b/>
-          <w:bCs/>
-          <w:kern w:val="0"/>
-          <w14:ligatures w14:val="none"/>
-        </w:rPr>
-        <w:t>“Minimum acceptable.”</w:t>
-      </w:r>
-      <w:r>
-        <w:rPr>
-          <w:rFonts w:ascii="Times New Roman" w:eastAsia="Times New Roman" w:hAnsi="Times New Roman" w:cs="Times New Roman"/>
-          <w:kern w:val="0"/>
-          <w14:ligatures w14:val="none"/>
-        </w:rPr>
-        <w:t xml:space="preserve"> </w:t>
-      </w:r>
-    </w:p>
-    <w:p>
-      <w:pPr>
-        <w:numPr>
-          <w:ilvl w:val="0"/>
-          <w:numId w:val="25"/>
-        </w:numPr>
-        <w:spacing w:before="100" w:beforeAutospacing="1" w:after="100" w:afterAutospacing="1" w:line="240" w:lineRule="auto"/>
-        <w:rPr>
-          <w:rFonts w:ascii="Times New Roman" w:eastAsia="Times New Roman" w:hAnsi="Times New Roman" w:cs="Times New Roman"/>
-          <w:kern w:val="0"/>
-          <w14:ligatures w14:val="none"/>
-        </w:rPr>
-      </w:pPr>
-      <w:r>
-        <w:rPr>
-          <w:rFonts w:ascii="Times New Roman" w:eastAsia="Times New Roman" w:hAnsi="Times New Roman" w:cs="Times New Roman"/>
-          <w:kern w:val="0"/>
-          <w14:ligatures w14:val="none"/>
-        </w:rPr>
-        <w:t xml:space="preserve">No below-minimum warning appears. </w:t>
-      </w:r>
-    </w:p>
-    <w:p>
-      <w:pPr>
-        <w:numPr>
-          <w:ilvl w:val="0"/>
-          <w:numId w:val="25"/>
-        </w:numPr>
-        <w:spacing w:before="100" w:beforeAutospacing="1" w:after="100" w:afterAutospacing="1" w:line="240" w:lineRule="auto"/>
-        <w:rPr>
-          <w:rFonts w:ascii="Times New Roman" w:eastAsia="Times New Roman" w:hAnsi="Times New Roman" w:cs="Times New Roman"/>
-          <w:kern w:val="0"/>
-          <w14:ligatures w14:val="none"/>
-        </w:rPr>
-      </w:pPr>
-      <w:r>
-        <w:rPr>
-          <w:rFonts w:ascii="Times New Roman" w:eastAsia="Times New Roman" w:hAnsi="Times New Roman" w:cs="Times New Roman"/>
-          <w:kern w:val="0"/>
-          <w14:ligatures w14:val="none"/>
-        </w:rPr>
-        <w:t xml:space="preserve">The output explains that further concessions would require review. </w:t>
-      </w:r>
-    </w:p>
-    <w:p>
-      <w:pPr>
-        <w:spacing w:before="100" w:beforeAutospacing="1" w:after="100" w:afterAutospacing="1" w:line="240" w:lineRule="auto"/>
-        <w:outlineLvl w:val="3"/>
-        <w:rPr>
-          <w:rFonts w:ascii="Times New Roman" w:eastAsia="Times New Roman" w:hAnsi="Times New Roman" w:cs="Times New Roman"/>
-          <w:b/>
-          <w:bCs/>
-          <w:kern w:val="0"/>
-          <w14:ligatures w14:val="none"/>
-        </w:rPr>
-      </w:pPr>
-      <w:r>
-        <w:rPr>
-          <w:rFonts w:ascii="Times New Roman" w:eastAsia="Times New Roman" w:hAnsi="Times New Roman" w:cs="Times New Roman"/>
-          <w:b/>
-          <w:bCs/>
-          <w:kern w:val="0"/>
-          <w14:ligatures w14:val="none"/>
-        </w:rPr>
-        <w:t>Test 5: Confirmed and inferred customer interests</w:t>
-      </w:r>
-    </w:p>
-    <w:p>
-      <w:pPr>
-        <w:spacing w:before="100" w:beforeAutospacing="1" w:after="100" w:afterAutospacing="1" w:line="240" w:lineRule="auto"/>
-        <w:rPr>
-          <w:rFonts w:ascii="Times New Roman" w:eastAsia="Times New Roman" w:hAnsi="Times New Roman" w:cs="Times New Roman"/>
-          <w:kern w:val="0"/>
-          <w14:ligatures w14:val="none"/>
-        </w:rPr>
-      </w:pPr>
-      <w:r>
-        <w:rPr>
-          <w:rFonts w:ascii="Times New Roman" w:eastAsia="Times New Roman" w:hAnsi="Times New Roman" w:cs="Times New Roman"/>
-          <w:b/>
-          <w:bCs/>
-          <w:kern w:val="0"/>
-          <w14:ligatures w14:val="none"/>
-        </w:rPr>
-        <w:t>Input:</w:t>
-      </w:r>
-      <w:r>
-        <w:rPr>
-          <w:rFonts w:ascii="Times New Roman" w:eastAsia="Times New Roman" w:hAnsi="Times New Roman" w:cs="Times New Roman"/>
-          <w:kern w:val="0"/>
-          <w14:ligatures w14:val="none"/>
-        </w:rPr>
-        <w:t xml:space="preserve"> One confirmed interest and several inferred interests with different confidence levels.</w:t>
-      </w:r>
-    </w:p>
-    <w:p>
-      <w:pPr>
-        <w:spacing w:before="100" w:beforeAutospacing="1" w:after="100" w:afterAutospacing="1" w:line="240" w:lineRule="auto"/>
-        <w:rPr>
-          <w:rFonts w:ascii="Times New Roman" w:eastAsia="Times New Roman" w:hAnsi="Times New Roman" w:cs="Times New Roman"/>
-          <w:kern w:val="0"/>
-          <w14:ligatures w14:val="none"/>
-        </w:rPr>
-      </w:pPr>
-      <w:r>
-        <w:rPr>
-          <w:rFonts w:ascii="Times New Roman" w:eastAsia="Times New Roman" w:hAnsi="Times New Roman" w:cs="Times New Roman"/>
-          <w:b/>
-          <w:bCs/>
-          <w:kern w:val="0"/>
-          <w14:ligatures w14:val="none"/>
-        </w:rPr>
-        <w:t>Expected result:</w:t>
-      </w:r>
-    </w:p>
-    <w:p>
-      <w:pPr>
-        <w:numPr>
-          <w:ilvl w:val="0"/>
-          <w:numId w:val="26"/>
-        </w:numPr>
-        <w:spacing w:before="100" w:beforeAutospacing="1" w:after="100" w:afterAutospacing="1" w:line="240" w:lineRule="auto"/>
-        <w:rPr>
-          <w:rFonts w:ascii="Times New Roman" w:eastAsia="Times New Roman" w:hAnsi="Times New Roman" w:cs="Times New Roman"/>
-          <w:kern w:val="0"/>
-          <w14:ligatures w14:val="none"/>
-        </w:rPr>
-      </w:pPr>
-      <w:r>
-        <w:rPr>
-          <w:rFonts w:ascii="Times New Roman" w:eastAsia="Times New Roman" w:hAnsi="Times New Roman" w:cs="Times New Roman"/>
-          <w:kern w:val="0"/>
-          <w14:ligatures w14:val="none"/>
-        </w:rPr>
-        <w:t xml:space="preserve">Confirmed interests appear under a confirmed heading. </w:t>
-      </w:r>
-    </w:p>
-    <w:p>
-      <w:pPr>
-        <w:numPr>
-          <w:ilvl w:val="0"/>
-          <w:numId w:val="26"/>
-        </w:numPr>
-        <w:spacing w:before="100" w:beforeAutospacing="1" w:after="100" w:afterAutospacing="1" w:line="240" w:lineRule="auto"/>
-        <w:rPr>
-          <w:rFonts w:ascii="Times New Roman" w:eastAsia="Times New Roman" w:hAnsi="Times New Roman" w:cs="Times New Roman"/>
-          <w:kern w:val="0"/>
-          <w14:ligatures w14:val="none"/>
-        </w:rPr>
-      </w:pPr>
-      <w:r>
-        <w:rPr>
-          <w:rFonts w:ascii="Times New Roman" w:eastAsia="Times New Roman" w:hAnsi="Times New Roman" w:cs="Times New Roman"/>
-          <w:kern w:val="0"/>
-          <w14:ligatures w14:val="none"/>
-        </w:rPr>
-        <w:lastRenderedPageBreak/>
-        <w:t xml:space="preserve">Inferred interests display their confidence levels. </w:t>
-      </w:r>
-    </w:p>
-    <w:p>
-      <w:pPr>
-        <w:numPr>
-          <w:ilvl w:val="0"/>
-          <w:numId w:val="26"/>
-        </w:numPr>
-        <w:spacing w:before="100" w:beforeAutospacing="1" w:after="100" w:afterAutospacing="1" w:line="240" w:lineRule="auto"/>
-        <w:rPr>
-          <w:rFonts w:ascii="Times New Roman" w:eastAsia="Times New Roman" w:hAnsi="Times New Roman" w:cs="Times New Roman"/>
-          <w:kern w:val="0"/>
-          <w14:ligatures w14:val="none"/>
-        </w:rPr>
-      </w:pPr>
-      <w:r>
-        <w:rPr>
-          <w:rFonts w:ascii="Times New Roman" w:eastAsia="Times New Roman" w:hAnsi="Times New Roman" w:cs="Times New Roman"/>
-          <w:kern w:val="0"/>
-          <w14:ligatures w14:val="none"/>
-        </w:rPr>
-        <w:t xml:space="preserve">No inferred interest is described as a customer fact. </w:t>
-      </w:r>
-    </w:p>
-    <w:p>
-      <w:pPr>
-        <w:spacing w:before="100" w:beforeAutospacing="1" w:after="100" w:afterAutospacing="1" w:line="240" w:lineRule="auto"/>
-        <w:outlineLvl w:val="3"/>
-        <w:rPr>
-          <w:rFonts w:ascii="Times New Roman" w:eastAsia="Times New Roman" w:hAnsi="Times New Roman" w:cs="Times New Roman"/>
-          <w:b/>
-          <w:bCs/>
-          <w:kern w:val="0"/>
-          <w14:ligatures w14:val="none"/>
-        </w:rPr>
-      </w:pPr>
-      <w:r>
-        <w:rPr>
-          <w:rFonts w:ascii="Times New Roman" w:eastAsia="Times New Roman" w:hAnsi="Times New Roman" w:cs="Times New Roman"/>
-          <w:b/>
-          <w:bCs/>
-          <w:kern w:val="0"/>
-          <w14:ligatures w14:val="none"/>
-        </w:rPr>
-        <w:t>Test 6: Concession with no customer exchange</w:t>
-      </w:r>
-    </w:p>
-    <w:p>
-      <w:pPr>
-        <w:spacing w:before="100" w:beforeAutospacing="1" w:after="100" w:afterAutospacing="1" w:line="240" w:lineRule="auto"/>
-        <w:rPr>
-          <w:rFonts w:ascii="Times New Roman" w:eastAsia="Times New Roman" w:hAnsi="Times New Roman" w:cs="Times New Roman"/>
-          <w:kern w:val="0"/>
-          <w14:ligatures w14:val="none"/>
-        </w:rPr>
-      </w:pPr>
-      <w:r>
-        <w:rPr>
-          <w:rFonts w:ascii="Times New Roman" w:eastAsia="Times New Roman" w:hAnsi="Times New Roman" w:cs="Times New Roman"/>
-          <w:b/>
-          <w:bCs/>
-          <w:kern w:val="0"/>
-          <w14:ligatures w14:val="none"/>
-        </w:rPr>
-        <w:t>Input:</w:t>
-      </w:r>
-      <w:r>
-        <w:rPr>
-          <w:rFonts w:ascii="Times New Roman" w:eastAsia="Times New Roman" w:hAnsi="Times New Roman" w:cs="Times New Roman"/>
-          <w:kern w:val="0"/>
-          <w14:ligatures w14:val="none"/>
-        </w:rPr>
-        <w:t xml:space="preserve"> A training concession with a blank required-exchange field.</w:t>
-      </w:r>
-    </w:p>
-    <w:p>
-      <w:pPr>
-        <w:spacing w:before="100" w:beforeAutospacing="1" w:after="100" w:afterAutospacing="1" w:line="240" w:lineRule="auto"/>
-        <w:rPr>
-          <w:rFonts w:ascii="Times New Roman" w:eastAsia="Times New Roman" w:hAnsi="Times New Roman" w:cs="Times New Roman"/>
-          <w:kern w:val="0"/>
-          <w14:ligatures w14:val="none"/>
-        </w:rPr>
-      </w:pPr>
-      <w:r>
-        <w:rPr>
-          <w:rFonts w:ascii="Times New Roman" w:eastAsia="Times New Roman" w:hAnsi="Times New Roman" w:cs="Times New Roman"/>
-          <w:b/>
-          <w:bCs/>
-          <w:kern w:val="0"/>
-          <w14:ligatures w14:val="none"/>
-        </w:rPr>
-        <w:t>Expected result:</w:t>
-      </w:r>
-    </w:p>
-    <w:p>
-      <w:pPr>
-        <w:numPr>
-          <w:ilvl w:val="0"/>
-          <w:numId w:val="27"/>
-        </w:numPr>
-        <w:spacing w:before="100" w:beforeAutospacing="1" w:after="100" w:afterAutospacing="1" w:line="240" w:lineRule="auto"/>
-        <w:rPr>
-          <w:rFonts w:ascii="Times New Roman" w:eastAsia="Times New Roman" w:hAnsi="Times New Roman" w:cs="Times New Roman"/>
-          <w:kern w:val="0"/>
-          <w14:ligatures w14:val="none"/>
-        </w:rPr>
-      </w:pPr>
-      <w:r>
-        <w:rPr>
-          <w:rFonts w:ascii="Times New Roman" w:eastAsia="Times New Roman" w:hAnsi="Times New Roman" w:cs="Times New Roman"/>
-          <w:kern w:val="0"/>
-          <w14:ligatures w14:val="none"/>
-        </w:rPr>
-        <w:t xml:space="preserve">The concession is flagged. </w:t>
-      </w:r>
-    </w:p>
-    <w:p>
-      <w:pPr>
-        <w:numPr>
-          <w:ilvl w:val="0"/>
-          <w:numId w:val="27"/>
-        </w:numPr>
-        <w:spacing w:before="100" w:beforeAutospacing="1" w:after="100" w:afterAutospacing="1" w:line="240" w:lineRule="auto"/>
-        <w:rPr>
-          <w:rFonts w:ascii="Times New Roman" w:eastAsia="Times New Roman" w:hAnsi="Times New Roman" w:cs="Times New Roman"/>
-          <w:kern w:val="0"/>
-          <w14:ligatures w14:val="none"/>
-        </w:rPr>
-      </w:pPr>
-      <w:r>
-        <w:rPr>
-          <w:rFonts w:ascii="Times New Roman" w:eastAsia="Times New Roman" w:hAnsi="Times New Roman" w:cs="Times New Roman"/>
-          <w:kern w:val="0"/>
-          <w14:ligatures w14:val="none"/>
-        </w:rPr>
-        <w:t xml:space="preserve">The tool warns that no reciprocal customer action has been identified. </w:t>
-      </w:r>
-    </w:p>
-    <w:p>
-      <w:pPr>
-        <w:numPr>
-          <w:ilvl w:val="0"/>
-          <w:numId w:val="27"/>
-        </w:numPr>
-        <w:spacing w:before="100" w:beforeAutospacing="1" w:after="100" w:afterAutospacing="1" w:line="240" w:lineRule="auto"/>
-        <w:rPr>
-          <w:rFonts w:ascii="Times New Roman" w:eastAsia="Times New Roman" w:hAnsi="Times New Roman" w:cs="Times New Roman"/>
-          <w:kern w:val="0"/>
-          <w14:ligatures w14:val="none"/>
-        </w:rPr>
-      </w:pPr>
-      <w:r>
-        <w:rPr>
-          <w:rFonts w:ascii="Times New Roman" w:eastAsia="Times New Roman" w:hAnsi="Times New Roman" w:cs="Times New Roman"/>
-          <w:kern w:val="0"/>
-          <w14:ligatures w14:val="none"/>
-        </w:rPr>
-        <w:t xml:space="preserve">The concession is not presented as ready to offer. </w:t>
-      </w:r>
-    </w:p>
-    <w:p>
-      <w:pPr>
-        <w:spacing w:before="100" w:beforeAutospacing="1" w:after="100" w:afterAutospacing="1" w:line="240" w:lineRule="auto"/>
-        <w:outlineLvl w:val="3"/>
-        <w:rPr>
-          <w:rFonts w:ascii="Times New Roman" w:eastAsia="Times New Roman" w:hAnsi="Times New Roman" w:cs="Times New Roman"/>
-          <w:b/>
-          <w:bCs/>
-          <w:kern w:val="0"/>
-          <w14:ligatures w14:val="none"/>
-        </w:rPr>
-      </w:pPr>
-      <w:r>
-        <w:rPr>
-          <w:rFonts w:ascii="Times New Roman" w:eastAsia="Times New Roman" w:hAnsi="Times New Roman" w:cs="Times New Roman"/>
-          <w:b/>
-          <w:bCs/>
-          <w:kern w:val="0"/>
-          <w14:ligatures w14:val="none"/>
-        </w:rPr>
-        <w:t>Test 7: Invalid numerical input</w:t>
-      </w:r>
-    </w:p>
-    <w:p>
-      <w:pPr>
-        <w:spacing w:before="100" w:beforeAutospacing="1" w:after="100" w:afterAutospacing="1" w:line="240" w:lineRule="auto"/>
-        <w:rPr>
-          <w:rFonts w:ascii="Times New Roman" w:eastAsia="Times New Roman" w:hAnsi="Times New Roman" w:cs="Times New Roman"/>
-          <w:kern w:val="0"/>
-          <w14:ligatures w14:val="none"/>
-        </w:rPr>
-      </w:pPr>
-      <w:r>
-        <w:rPr>
-          <w:rFonts w:ascii="Times New Roman" w:eastAsia="Times New Roman" w:hAnsi="Times New Roman" w:cs="Times New Roman"/>
-          <w:b/>
-          <w:bCs/>
-          <w:kern w:val="0"/>
-          <w14:ligatures w14:val="none"/>
-        </w:rPr>
-        <w:t>Input:</w:t>
-      </w:r>
-      <w:r>
-        <w:rPr>
-          <w:rFonts w:ascii="Times New Roman" w:eastAsia="Times New Roman" w:hAnsi="Times New Roman" w:cs="Times New Roman"/>
-          <w:kern w:val="0"/>
-          <w14:ligatures w14:val="none"/>
-        </w:rPr>
-        <w:t xml:space="preserve"> A negative price, text entered in a price field, or a decimal entered for the number of users.</w:t>
-      </w:r>
-    </w:p>
-    <w:p>
-      <w:pPr>
-        <w:spacing w:before="100" w:beforeAutospacing="1" w:after="100" w:afterAutospacing="1" w:line="240" w:lineRule="auto"/>
-        <w:rPr>
-          <w:rFonts w:ascii="Times New Roman" w:eastAsia="Times New Roman" w:hAnsi="Times New Roman" w:cs="Times New Roman"/>
-          <w:kern w:val="0"/>
-          <w14:ligatures w14:val="none"/>
-        </w:rPr>
-      </w:pPr>
-      <w:r>
-        <w:rPr>
-          <w:rFonts w:ascii="Times New Roman" w:eastAsia="Times New Roman" w:hAnsi="Times New Roman" w:cs="Times New Roman"/>
-          <w:b/>
-          <w:bCs/>
-          <w:kern w:val="0"/>
-          <w14:ligatures w14:val="none"/>
-        </w:rPr>
-        <w:t>Expected result:</w:t>
-      </w:r>
-    </w:p>
-    <w:p>
-      <w:pPr>
-        <w:numPr>
-          <w:ilvl w:val="0"/>
-          <w:numId w:val="28"/>
-        </w:numPr>
-        <w:spacing w:before="100" w:beforeAutospacing="1" w:after="100" w:afterAutospacing="1" w:line="240" w:lineRule="auto"/>
-        <w:rPr>
-          <w:rFonts w:ascii="Times New Roman" w:eastAsia="Times New Roman" w:hAnsi="Times New Roman" w:cs="Times New Roman"/>
-          <w:kern w:val="0"/>
-          <w14:ligatures w14:val="none"/>
-        </w:rPr>
-      </w:pPr>
-      <w:r>
-        <w:rPr>
-          <w:rFonts w:ascii="Times New Roman" w:eastAsia="Times New Roman" w:hAnsi="Times New Roman" w:cs="Times New Roman"/>
-          <w:kern w:val="0"/>
-          <w14:ligatures w14:val="none"/>
-        </w:rPr>
-        <w:t xml:space="preserve">The tool displays a validation message. </w:t>
-      </w:r>
-    </w:p>
-    <w:p>
-      <w:pPr>
-        <w:numPr>
-          <w:ilvl w:val="0"/>
-          <w:numId w:val="28"/>
-        </w:numPr>
-        <w:spacing w:before="100" w:beforeAutospacing="1" w:after="100" w:afterAutospacing="1" w:line="240" w:lineRule="auto"/>
-        <w:rPr>
-          <w:rFonts w:ascii="Times New Roman" w:eastAsia="Times New Roman" w:hAnsi="Times New Roman" w:cs="Times New Roman"/>
-          <w:kern w:val="0"/>
-          <w14:ligatures w14:val="none"/>
-        </w:rPr>
-      </w:pPr>
-      <w:r>
-        <w:rPr>
-          <w:rFonts w:ascii="Times New Roman" w:eastAsia="Times New Roman" w:hAnsi="Times New Roman" w:cs="Times New Roman"/>
-          <w:kern w:val="0"/>
-          <w14:ligatures w14:val="none"/>
-        </w:rPr>
-        <w:t xml:space="preserve">The invalid field is identified. </w:t>
-      </w:r>
-    </w:p>
-    <w:p>
-      <w:pPr>
-        <w:numPr>
-          <w:ilvl w:val="0"/>
-          <w:numId w:val="28"/>
-        </w:numPr>
-        <w:spacing w:before="100" w:beforeAutospacing="1" w:after="100" w:afterAutospacing="1" w:line="240" w:lineRule="auto"/>
-        <w:rPr>
-          <w:rFonts w:ascii="Times New Roman" w:eastAsia="Times New Roman" w:hAnsi="Times New Roman" w:cs="Times New Roman"/>
-          <w:kern w:val="0"/>
-          <w14:ligatures w14:val="none"/>
-        </w:rPr>
-      </w:pPr>
-      <w:r>
-        <w:rPr>
-          <w:rFonts w:ascii="Times New Roman" w:eastAsia="Times New Roman" w:hAnsi="Times New Roman" w:cs="Times New Roman"/>
-          <w:kern w:val="0"/>
-          <w14:ligatures w14:val="none"/>
-        </w:rPr>
-        <w:t xml:space="preserve">Calculations using the invalid value do not run. </w:t>
-      </w:r>
-    </w:p>
-    <w:p>
-      <w:pPr>
-        <w:numPr>
-          <w:ilvl w:val="0"/>
-          <w:numId w:val="28"/>
-        </w:numPr>
-        <w:spacing w:before="100" w:beforeAutospacing="1" w:after="100" w:afterAutospacing="1" w:line="240" w:lineRule="auto"/>
-        <w:rPr>
-          <w:rFonts w:ascii="Times New Roman" w:eastAsia="Times New Roman" w:hAnsi="Times New Roman" w:cs="Times New Roman"/>
-          <w:kern w:val="0"/>
-          <w14:ligatures w14:val="none"/>
-        </w:rPr>
-      </w:pPr>
-      <w:r>
-        <w:rPr>
-          <w:rFonts w:ascii="Times New Roman" w:eastAsia="Times New Roman" w:hAnsi="Times New Roman" w:cs="Times New Roman"/>
-          <w:kern w:val="0"/>
-          <w14:ligatures w14:val="none"/>
-        </w:rPr>
-        <w:t xml:space="preserve">The briefing is not presented as complete until the field is corrected. </w:t>
-      </w:r>
-    </w:p>
-    <w:p>
-      <w:pPr>
-        <w:spacing w:before="100" w:beforeAutospacing="1" w:after="100" w:afterAutospacing="1" w:line="240" w:lineRule="auto"/>
-        <w:outlineLvl w:val="3"/>
-        <w:rPr>
-          <w:rFonts w:ascii="Times New Roman" w:eastAsia="Times New Roman" w:hAnsi="Times New Roman" w:cs="Times New Roman"/>
-          <w:b/>
-          <w:bCs/>
-          <w:kern w:val="0"/>
-          <w14:ligatures w14:val="none"/>
-        </w:rPr>
-      </w:pPr>
-      <w:r>
-        <w:rPr>
-          <w:rFonts w:ascii="Times New Roman" w:eastAsia="Times New Roman" w:hAnsi="Times New Roman" w:cs="Times New Roman"/>
-          <w:b/>
-          <w:bCs/>
-          <w:kern w:val="0"/>
-          <w14:ligatures w14:val="none"/>
-        </w:rPr>
-        <w:t>Test 8: Invalid JSON file</w:t>
-      </w:r>
-    </w:p>
-    <w:p>
-      <w:pPr>
-        <w:spacing w:before="100" w:beforeAutospacing="1" w:after="100" w:afterAutospacing="1" w:line="240" w:lineRule="auto"/>
-        <w:rPr>
-          <w:rFonts w:ascii="Times New Roman" w:eastAsia="Times New Roman" w:hAnsi="Times New Roman" w:cs="Times New Roman"/>
-          <w:kern w:val="0"/>
-          <w14:ligatures w14:val="none"/>
-        </w:rPr>
-      </w:pPr>
-      <w:r>
-        <w:rPr>
-          <w:rFonts w:ascii="Times New Roman" w:eastAsia="Times New Roman" w:hAnsi="Times New Roman" w:cs="Times New Roman"/>
-          <w:b/>
-          <w:bCs/>
-          <w:kern w:val="0"/>
-          <w14:ligatures w14:val="none"/>
-        </w:rPr>
-        <w:t>Input:</w:t>
-      </w:r>
-      <w:r>
-        <w:rPr>
-          <w:rFonts w:ascii="Times New Roman" w:eastAsia="Times New Roman" w:hAnsi="Times New Roman" w:cs="Times New Roman"/>
-          <w:kern w:val="0"/>
-          <w14:ligatures w14:val="none"/>
-        </w:rPr>
-        <w:t xml:space="preserve"> A damaged file or a file that does not use the expected structure.</w:t>
-      </w:r>
-    </w:p>
-    <w:p>
-      <w:pPr>
-        <w:spacing w:before="100" w:beforeAutospacing="1" w:after="100" w:afterAutospacing="1" w:line="240" w:lineRule="auto"/>
-        <w:rPr>
-          <w:rFonts w:ascii="Times New Roman" w:eastAsia="Times New Roman" w:hAnsi="Times New Roman" w:cs="Times New Roman"/>
-          <w:kern w:val="0"/>
-          <w14:ligatures w14:val="none"/>
-        </w:rPr>
-      </w:pPr>
-      <w:r>
-        <w:rPr>
-          <w:rFonts w:ascii="Times New Roman" w:eastAsia="Times New Roman" w:hAnsi="Times New Roman" w:cs="Times New Roman"/>
-          <w:b/>
-          <w:bCs/>
-          <w:kern w:val="0"/>
-          <w14:ligatures w14:val="none"/>
-        </w:rPr>
-        <w:t>Expected result:</w:t>
-      </w:r>
-    </w:p>
-    <w:p>
-      <w:pPr>
-        <w:numPr>
-          <w:ilvl w:val="0"/>
-          <w:numId w:val="29"/>
-        </w:numPr>
-        <w:spacing w:before="100" w:beforeAutospacing="1" w:after="100" w:afterAutospacing="1" w:line="240" w:lineRule="auto"/>
-        <w:rPr>
-          <w:rFonts w:ascii="Times New Roman" w:eastAsia="Times New Roman" w:hAnsi="Times New Roman" w:cs="Times New Roman"/>
-          <w:kern w:val="0"/>
-          <w14:ligatures w14:val="none"/>
-        </w:rPr>
-      </w:pPr>
-      <w:r>
-        <w:rPr>
-          <w:rFonts w:ascii="Times New Roman" w:eastAsia="Times New Roman" w:hAnsi="Times New Roman" w:cs="Times New Roman"/>
-          <w:kern w:val="0"/>
-          <w14:ligatures w14:val="none"/>
-        </w:rPr>
-        <w:t xml:space="preserve">The application displays a readable upload error. </w:t>
-      </w:r>
-    </w:p>
-    <w:p>
-      <w:pPr>
-        <w:numPr>
-          <w:ilvl w:val="0"/>
-          <w:numId w:val="29"/>
-        </w:numPr>
-        <w:spacing w:before="100" w:beforeAutospacing="1" w:after="100" w:afterAutospacing="1" w:line="240" w:lineRule="auto"/>
-        <w:rPr>
-          <w:rFonts w:ascii="Times New Roman" w:eastAsia="Times New Roman" w:hAnsi="Times New Roman" w:cs="Times New Roman"/>
-          <w:kern w:val="0"/>
-          <w14:ligatures w14:val="none"/>
-        </w:rPr>
-      </w:pPr>
-      <w:r>
-        <w:rPr>
-          <w:rFonts w:ascii="Times New Roman" w:eastAsia="Times New Roman" w:hAnsi="Times New Roman" w:cs="Times New Roman"/>
-          <w:kern w:val="0"/>
-          <w14:ligatures w14:val="none"/>
-        </w:rPr>
-        <w:t xml:space="preserve">Existing data is not erased. </w:t>
-      </w:r>
-    </w:p>
-    <w:p>
-      <w:pPr>
-        <w:numPr>
-          <w:ilvl w:val="0"/>
-          <w:numId w:val="29"/>
-        </w:numPr>
-        <w:spacing w:before="100" w:beforeAutospacing="1" w:after="100" w:afterAutospacing="1" w:line="240" w:lineRule="auto"/>
-        <w:rPr>
-          <w:rFonts w:ascii="Times New Roman" w:eastAsia="Times New Roman" w:hAnsi="Times New Roman" w:cs="Times New Roman"/>
-          <w:kern w:val="0"/>
-          <w14:ligatures w14:val="none"/>
-        </w:rPr>
-      </w:pPr>
-      <w:r>
-        <w:rPr>
-          <w:rFonts w:ascii="Times New Roman" w:eastAsia="Times New Roman" w:hAnsi="Times New Roman" w:cs="Times New Roman"/>
-          <w:kern w:val="0"/>
-          <w14:ligatures w14:val="none"/>
-        </w:rPr>
-        <w:t xml:space="preserve">The application does not crash. </w:t>
-      </w:r>
-    </w:p>
-    <w:p>
-      <w:pPr>
-        <w:spacing w:before="100" w:beforeAutospacing="1" w:after="100" w:afterAutospacing="1" w:line="240" w:lineRule="auto"/>
-        <w:outlineLvl w:val="3"/>
-        <w:rPr>
-          <w:rFonts w:ascii="Times New Roman" w:eastAsia="Times New Roman" w:hAnsi="Times New Roman" w:cs="Times New Roman"/>
-          <w:b/>
-          <w:bCs/>
-          <w:kern w:val="0"/>
-          <w14:ligatures w14:val="none"/>
-        </w:rPr>
-      </w:pPr>
-      <w:r>
-        <w:rPr>
-          <w:rFonts w:ascii="Times New Roman" w:eastAsia="Times New Roman" w:hAnsi="Times New Roman" w:cs="Times New Roman"/>
-          <w:b/>
-          <w:bCs/>
-          <w:kern w:val="0"/>
-          <w14:ligatures w14:val="none"/>
-        </w:rPr>
-        <w:t>Test 9: Missing customer performance metric</w:t>
-      </w:r>
-    </w:p>
-    <w:p>
-      <w:pPr>
-        <w:spacing w:before="100" w:beforeAutospacing="1" w:after="100" w:afterAutospacing="1" w:line="240" w:lineRule="auto"/>
-        <w:rPr>
-          <w:rFonts w:ascii="Times New Roman" w:eastAsia="Times New Roman" w:hAnsi="Times New Roman" w:cs="Times New Roman"/>
-          <w:kern w:val="0"/>
-          <w14:ligatures w14:val="none"/>
-        </w:rPr>
-      </w:pPr>
-      <w:r>
-        <w:rPr>
-          <w:rFonts w:ascii="Times New Roman" w:eastAsia="Times New Roman" w:hAnsi="Times New Roman" w:cs="Times New Roman"/>
-          <w:b/>
-          <w:bCs/>
-          <w:kern w:val="0"/>
-          <w14:ligatures w14:val="none"/>
-        </w:rPr>
-        <w:t>Input:</w:t>
-      </w:r>
-      <w:r>
-        <w:rPr>
-          <w:rFonts w:ascii="Times New Roman" w:eastAsia="Times New Roman" w:hAnsi="Times New Roman" w:cs="Times New Roman"/>
-          <w:kern w:val="0"/>
-          <w14:ligatures w14:val="none"/>
-        </w:rPr>
-        <w:t xml:space="preserve"> All measurable usage results are removed.</w:t>
-      </w:r>
-    </w:p>
-    <w:p>
-      <w:pPr>
-        <w:spacing w:before="100" w:beforeAutospacing="1" w:after="100" w:afterAutospacing="1" w:line="240" w:lineRule="auto"/>
-        <w:rPr>
-          <w:rFonts w:ascii="Times New Roman" w:eastAsia="Times New Roman" w:hAnsi="Times New Roman" w:cs="Times New Roman"/>
-          <w:kern w:val="0"/>
-          <w14:ligatures w14:val="none"/>
-        </w:rPr>
-      </w:pPr>
-      <w:r>
-        <w:rPr>
-          <w:rFonts w:ascii="Times New Roman" w:eastAsia="Times New Roman" w:hAnsi="Times New Roman" w:cs="Times New Roman"/>
-          <w:b/>
-          <w:bCs/>
-          <w:kern w:val="0"/>
-          <w14:ligatures w14:val="none"/>
-        </w:rPr>
-        <w:t>Expected result:</w:t>
-      </w:r>
-    </w:p>
-    <w:p>
-      <w:pPr>
-        <w:numPr>
-          <w:ilvl w:val="0"/>
-          <w:numId w:val="30"/>
-        </w:numPr>
-        <w:spacing w:before="100" w:beforeAutospacing="1" w:after="100" w:afterAutospacing="1" w:line="240" w:lineRule="auto"/>
-        <w:rPr>
-          <w:rFonts w:ascii="Times New Roman" w:eastAsia="Times New Roman" w:hAnsi="Times New Roman" w:cs="Times New Roman"/>
-          <w:kern w:val="0"/>
-          <w14:ligatures w14:val="none"/>
-        </w:rPr>
-      </w:pPr>
-      <w:r>
-        <w:rPr>
-          <w:rFonts w:ascii="Times New Roman" w:eastAsia="Times New Roman" w:hAnsi="Times New Roman" w:cs="Times New Roman"/>
-          <w:kern w:val="0"/>
-          <w14:ligatures w14:val="none"/>
-        </w:rPr>
-        <w:t xml:space="preserve">The opening statement does not invent a result. </w:t>
-      </w:r>
-    </w:p>
-    <w:p>
-      <w:pPr>
-        <w:numPr>
-          <w:ilvl w:val="0"/>
-          <w:numId w:val="30"/>
-        </w:numPr>
-        <w:spacing w:before="100" w:beforeAutospacing="1" w:after="100" w:afterAutospacing="1" w:line="240" w:lineRule="auto"/>
-        <w:rPr>
-          <w:rFonts w:ascii="Times New Roman" w:eastAsia="Times New Roman" w:hAnsi="Times New Roman" w:cs="Times New Roman"/>
-          <w:kern w:val="0"/>
-          <w14:ligatures w14:val="none"/>
-        </w:rPr>
-      </w:pPr>
-      <w:r>
-        <w:rPr>
-          <w:rFonts w:ascii="Times New Roman" w:eastAsia="Times New Roman" w:hAnsi="Times New Roman" w:cs="Times New Roman"/>
-          <w:kern w:val="0"/>
-          <w14:ligatures w14:val="none"/>
-        </w:rPr>
-        <w:t xml:space="preserve">It uses neutral language about the relationship instead. </w:t>
-      </w:r>
-    </w:p>
-    <w:p>
-      <w:pPr>
-        <w:numPr>
-          <w:ilvl w:val="0"/>
-          <w:numId w:val="30"/>
-        </w:numPr>
-        <w:spacing w:before="100" w:beforeAutospacing="1" w:after="100" w:afterAutospacing="1" w:line="240" w:lineRule="auto"/>
-        <w:rPr>
-          <w:rFonts w:ascii="Times New Roman" w:eastAsia="Times New Roman" w:hAnsi="Times New Roman" w:cs="Times New Roman"/>
-          <w:kern w:val="0"/>
-          <w14:ligatures w14:val="none"/>
-        </w:rPr>
-      </w:pPr>
-      <w:r>
-        <w:rPr>
-          <w:rFonts w:ascii="Times New Roman" w:eastAsia="Times New Roman" w:hAnsi="Times New Roman" w:cs="Times New Roman"/>
-          <w:kern w:val="0"/>
-          <w14:ligatures w14:val="none"/>
-        </w:rPr>
-        <w:t xml:space="preserve">Missing performance evidence appears in the warning section. </w:t>
-      </w:r>
-    </w:p>
-    <w:p>
-      <w:pPr>
-        <w:spacing w:before="100" w:beforeAutospacing="1" w:after="100" w:afterAutospacing="1" w:line="240" w:lineRule="auto"/>
-        <w:outlineLvl w:val="3"/>
-        <w:rPr>
-          <w:rFonts w:ascii="Times New Roman" w:eastAsia="Times New Roman" w:hAnsi="Times New Roman" w:cs="Times New Roman"/>
-          <w:b/>
-          <w:bCs/>
-          <w:kern w:val="0"/>
-          <w14:ligatures w14:val="none"/>
-        </w:rPr>
-      </w:pPr>
-      <w:r>
-        <w:rPr>
-          <w:rFonts w:ascii="Times New Roman" w:eastAsia="Times New Roman" w:hAnsi="Times New Roman" w:cs="Times New Roman"/>
-          <w:b/>
-          <w:bCs/>
-          <w:kern w:val="0"/>
-          <w14:ligatures w14:val="none"/>
-        </w:rPr>
-        <w:t>Test 10: Copy and print functions</w:t>
-      </w:r>
-    </w:p>
-    <w:p>
-      <w:pPr>
-        <w:spacing w:before="100" w:beforeAutospacing="1" w:after="100" w:afterAutospacing="1" w:line="240" w:lineRule="auto"/>
-        <w:rPr>
-          <w:rFonts w:ascii="Times New Roman" w:eastAsia="Times New Roman" w:hAnsi="Times New Roman" w:cs="Times New Roman"/>
-          <w:kern w:val="0"/>
-          <w14:ligatures w14:val="none"/>
-        </w:rPr>
-      </w:pPr>
-      <w:r>
-        <w:rPr>
-          <w:rFonts w:ascii="Times New Roman" w:eastAsia="Times New Roman" w:hAnsi="Times New Roman" w:cs="Times New Roman"/>
-          <w:b/>
-          <w:bCs/>
-          <w:kern w:val="0"/>
-          <w14:ligatures w14:val="none"/>
-        </w:rPr>
-        <w:lastRenderedPageBreak/>
-        <w:t>Input:</w:t>
-      </w:r>
-      <w:r>
-        <w:rPr>
-          <w:rFonts w:ascii="Times New Roman" w:eastAsia="Times New Roman" w:hAnsi="Times New Roman" w:cs="Times New Roman"/>
-          <w:kern w:val="0"/>
-          <w14:ligatures w14:val="none"/>
-        </w:rPr>
-        <w:t xml:space="preserve"> Generate the complete briefing, then select copy and print.</w:t>
-      </w:r>
-    </w:p>
-    <w:p>
-      <w:pPr>
-        <w:spacing w:before="100" w:beforeAutospacing="1" w:after="100" w:afterAutospacing="1" w:line="240" w:lineRule="auto"/>
-        <w:rPr>
-          <w:rFonts w:ascii="Times New Roman" w:eastAsia="Times New Roman" w:hAnsi="Times New Roman" w:cs="Times New Roman"/>
-          <w:kern w:val="0"/>
-          <w14:ligatures w14:val="none"/>
-        </w:rPr>
-      </w:pPr>
-      <w:r>
-        <w:rPr>
-          <w:rFonts w:ascii="Times New Roman" w:eastAsia="Times New Roman" w:hAnsi="Times New Roman" w:cs="Times New Roman"/>
-          <w:b/>
-          <w:bCs/>
-          <w:kern w:val="0"/>
-          <w14:ligatures w14:val="none"/>
-        </w:rPr>
-        <w:t>Expected result:</w:t>
-      </w:r>
-    </w:p>
-    <w:p>
-      <w:pPr>
-        <w:numPr>
-          <w:ilvl w:val="0"/>
-          <w:numId w:val="31"/>
-        </w:numPr>
-        <w:spacing w:before="100" w:beforeAutospacing="1" w:after="100" w:afterAutospacing="1" w:line="240" w:lineRule="auto"/>
-        <w:rPr>
-          <w:rFonts w:ascii="Times New Roman" w:eastAsia="Times New Roman" w:hAnsi="Times New Roman" w:cs="Times New Roman"/>
-          <w:kern w:val="0"/>
-          <w14:ligatures w14:val="none"/>
-        </w:rPr>
-      </w:pPr>
-      <w:r>
-        <w:rPr>
-          <w:rFonts w:ascii="Times New Roman" w:eastAsia="Times New Roman" w:hAnsi="Times New Roman" w:cs="Times New Roman"/>
-          <w:kern w:val="0"/>
-          <w14:ligatures w14:val="none"/>
-        </w:rPr>
-        <w:t xml:space="preserve">The copy control places the briefing text on the clipboard. </w:t>
-      </w:r>
-    </w:p>
-    <w:p>
-      <w:pPr>
-        <w:numPr>
-          <w:ilvl w:val="0"/>
-          <w:numId w:val="31"/>
-        </w:numPr>
-        <w:spacing w:before="100" w:beforeAutospacing="1" w:after="100" w:afterAutospacing="1" w:line="240" w:lineRule="auto"/>
-        <w:rPr>
-          <w:rFonts w:ascii="Times New Roman" w:eastAsia="Times New Roman" w:hAnsi="Times New Roman" w:cs="Times New Roman"/>
-          <w:kern w:val="0"/>
-          <w14:ligatures w14:val="none"/>
-        </w:rPr>
-      </w:pPr>
-      <w:r>
-        <w:rPr>
-          <w:rFonts w:ascii="Times New Roman" w:eastAsia="Times New Roman" w:hAnsi="Times New Roman" w:cs="Times New Roman"/>
-          <w:kern w:val="0"/>
-          <w14:ligatures w14:val="none"/>
-        </w:rPr>
-        <w:t xml:space="preserve">The printed version removes unnecessary form controls. </w:t>
-      </w:r>
-    </w:p>
-    <w:p>
-      <w:pPr>
-        <w:numPr>
-          <w:ilvl w:val="0"/>
-          <w:numId w:val="31"/>
-        </w:numPr>
-        <w:spacing w:before="100" w:beforeAutospacing="1" w:after="100" w:afterAutospacing="1" w:line="240" w:lineRule="auto"/>
-        <w:rPr>
-          <w:rFonts w:ascii="Times New Roman" w:eastAsia="Times New Roman" w:hAnsi="Times New Roman" w:cs="Times New Roman"/>
-          <w:kern w:val="0"/>
-          <w14:ligatures w14:val="none"/>
-        </w:rPr>
-      </w:pPr>
-      <w:r>
-        <w:rPr>
-          <w:rFonts w:ascii="Times New Roman" w:eastAsia="Times New Roman" w:hAnsi="Times New Roman" w:cs="Times New Roman"/>
-          <w:kern w:val="0"/>
-          <w14:ligatures w14:val="none"/>
-        </w:rPr>
-        <w:t xml:space="preserve">Headings, tables, warnings, and page spacing remain legible. </w:t>
-      </w:r>
-    </w:p>
-    <w:p>
-      <w:pPr>
-        <w:spacing w:before="100" w:beforeAutospacing="1" w:after="100" w:afterAutospacing="1" w:line="240" w:lineRule="auto"/>
-        <w:rPr>
-          <w:rFonts w:ascii="Times New Roman" w:eastAsia="Times New Roman" w:hAnsi="Times New Roman" w:cs="Times New Roman"/>
-          <w:kern w:val="0"/>
-          <w14:ligatures w14:val="none"/>
-        </w:rPr>
-      </w:pPr>
-      <w:r>
-        <w:rPr>
-          <w:rFonts w:ascii="Times New Roman" w:eastAsia="Times New Roman" w:hAnsi="Times New Roman" w:cs="Times New Roman"/>
-          <w:kern w:val="0"/>
-          <w14:ligatures w14:val="none"/>
-        </w:rPr>
-        <w:t>Testing will be considered successful only when the expected and actual results match for all ten cases. Any failed test will be corrected and run again before the tool is submitted.</w:t>
+        <w:t>, which had become unreadable by name. This was corrected, and the fix was re-verified by fetching the live deployment directly and confirming the rendered focus-area options matched the corrected source.</w:t>
       </w:r>
     </w:p>
     <w:p/>
     <w:sectPr>
       <w:pgSz w:w="12240" w:h="15840"/>
-      <w:pgMar w:top="1440" w:right="1440" w:bottom="1440" w:left="1440" w:header="720" w:footer="720" w:gutter="0"/>
+      <w:pgMar w:top="1440" w:right="1440" w:bottom="1440" w:left="1440" w:header="708" w:footer="708" w:gutter="0"/>
       <w:cols w:space="720"/>
       <w:docGrid w:linePitch="360"/>
     </w:sectPr>
@@ -5907,6 +880,64 @@
     </w:lvl>
   </w:abstractNum>
   <w:abstractNum w:abstractNumId="2" w15:restartNumberingAfterBreak="0">
+    <w:nsid w:val="0AC55D30"/>
+    <w:multiLevelType w:val="hybridMultilevel"/>
+    <w:tmpl w:val="85D4BD2E"/>
+    <w:lvl w:ilvl="0" w:tplc="47C00D18">
+      <w:start w:val="1"/>
+      <w:numFmt w:val="bullet"/>
+      <w:lvlText w:val="•"/>
+      <w:lvlJc w:val="left"/>
+      <w:pPr>
+        <w:ind w:left="360" w:hanging="260"/>
+      </w:pPr>
+    </w:lvl>
+    <w:lvl w:ilvl="1" w:tplc="A85427AC">
+      <w:start w:val="1"/>
+      <w:numFmt w:val="bullet"/>
+      <w:lvlText w:val="◦"/>
+      <w:lvlJc w:val="left"/>
+      <w:pPr>
+        <w:ind w:left="720" w:hanging="260"/>
+      </w:pPr>
+    </w:lvl>
+    <w:lvl w:ilvl="2" w:tplc="57C224A2">
+      <w:numFmt w:val="decimal"/>
+      <w:lvlText w:val=""/>
+      <w:lvlJc w:val="left"/>
+    </w:lvl>
+    <w:lvl w:ilvl="3" w:tplc="9D66DC24">
+      <w:numFmt w:val="decimal"/>
+      <w:lvlText w:val=""/>
+      <w:lvlJc w:val="left"/>
+    </w:lvl>
+    <w:lvl w:ilvl="4" w:tplc="F768FAFE">
+      <w:numFmt w:val="decimal"/>
+      <w:lvlText w:val=""/>
+      <w:lvlJc w:val="left"/>
+    </w:lvl>
+    <w:lvl w:ilvl="5" w:tplc="6B1C6E5E">
+      <w:numFmt w:val="decimal"/>
+      <w:lvlText w:val=""/>
+      <w:lvlJc w:val="left"/>
+    </w:lvl>
+    <w:lvl w:ilvl="6" w:tplc="644291EC">
+      <w:numFmt w:val="decimal"/>
+      <w:lvlText w:val=""/>
+      <w:lvlJc w:val="left"/>
+    </w:lvl>
+    <w:lvl w:ilvl="7" w:tplc="7488FB70">
+      <w:numFmt w:val="decimal"/>
+      <w:lvlText w:val=""/>
+      <w:lvlJc w:val="left"/>
+    </w:lvl>
+    <w:lvl w:ilvl="8" w:tplc="85242BB6">
+      <w:numFmt w:val="decimal"/>
+      <w:lvlText w:val=""/>
+      <w:lvlJc w:val="left"/>
+    </w:lvl>
+  </w:abstractNum>
+  <w:abstractNum w:abstractNumId="3" w15:restartNumberingAfterBreak="0">
     <w:nsid w:val="12A02AFD"/>
     <w:multiLevelType w:val="multilevel"/>
     <w:tmpl w:val="E02CBC36"/>
@@ -6055,7 +1086,7 @@
       </w:rPr>
     </w:lvl>
   </w:abstractNum>
-  <w:abstractNum w:abstractNumId="3" w15:restartNumberingAfterBreak="0">
+  <w:abstractNum w:abstractNumId="4" w15:restartNumberingAfterBreak="0">
     <w:nsid w:val="15E06F3A"/>
     <w:multiLevelType w:val="multilevel"/>
     <w:tmpl w:val="9ED82C9C"/>
@@ -6204,7 +1235,7 @@
       </w:rPr>
     </w:lvl>
   </w:abstractNum>
-  <w:abstractNum w:abstractNumId="4" w15:restartNumberingAfterBreak="0">
+  <w:abstractNum w:abstractNumId="5" w15:restartNumberingAfterBreak="0">
     <w:nsid w:val="16D23180"/>
     <w:multiLevelType w:val="multilevel"/>
     <w:tmpl w:val="5A2A881A"/>
@@ -6353,7 +1384,7 @@
       </w:rPr>
     </w:lvl>
   </w:abstractNum>
-  <w:abstractNum w:abstractNumId="5" w15:restartNumberingAfterBreak="0">
+  <w:abstractNum w:abstractNumId="6" w15:restartNumberingAfterBreak="0">
     <w:nsid w:val="1CDD002E"/>
     <w:multiLevelType w:val="multilevel"/>
     <w:tmpl w:val="0464F056"/>
@@ -6502,7 +1533,7 @@
       </w:rPr>
     </w:lvl>
   </w:abstractNum>
-  <w:abstractNum w:abstractNumId="6" w15:restartNumberingAfterBreak="0">
+  <w:abstractNum w:abstractNumId="7" w15:restartNumberingAfterBreak="0">
     <w:nsid w:val="1E474530"/>
     <w:multiLevelType w:val="multilevel"/>
     <w:tmpl w:val="2E3865DC"/>
@@ -6651,7 +1682,7 @@
       </w:rPr>
     </w:lvl>
   </w:abstractNum>
-  <w:abstractNum w:abstractNumId="7" w15:restartNumberingAfterBreak="0">
+  <w:abstractNum w:abstractNumId="8" w15:restartNumberingAfterBreak="0">
     <w:nsid w:val="1ED576FB"/>
     <w:multiLevelType w:val="multilevel"/>
     <w:tmpl w:val="757EF386"/>
@@ -6800,7 +1831,7 @@
       </w:rPr>
     </w:lvl>
   </w:abstractNum>
-  <w:abstractNum w:abstractNumId="8" w15:restartNumberingAfterBreak="0">
+  <w:abstractNum w:abstractNumId="9" w15:restartNumberingAfterBreak="0">
     <w:nsid w:val="1F79144B"/>
     <w:multiLevelType w:val="multilevel"/>
     <w:tmpl w:val="6524A3CA"/>
@@ -6949,7 +1980,7 @@
       </w:rPr>
     </w:lvl>
   </w:abstractNum>
-  <w:abstractNum w:abstractNumId="9" w15:restartNumberingAfterBreak="0">
+  <w:abstractNum w:abstractNumId="10" w15:restartNumberingAfterBreak="0">
     <w:nsid w:val="25625BD7"/>
     <w:multiLevelType w:val="multilevel"/>
     <w:tmpl w:val="40C2CAB2"/>
@@ -7098,7 +2129,7 @@
       </w:rPr>
     </w:lvl>
   </w:abstractNum>
-  <w:abstractNum w:abstractNumId="10" w15:restartNumberingAfterBreak="0">
+  <w:abstractNum w:abstractNumId="11" w15:restartNumberingAfterBreak="0">
     <w:nsid w:val="274250A9"/>
     <w:multiLevelType w:val="multilevel"/>
     <w:tmpl w:val="6FB6170A"/>
@@ -7247,7 +2278,7 @@
       </w:rPr>
     </w:lvl>
   </w:abstractNum>
-  <w:abstractNum w:abstractNumId="11" w15:restartNumberingAfterBreak="0">
+  <w:abstractNum w:abstractNumId="12" w15:restartNumberingAfterBreak="0">
     <w:nsid w:val="27A35E0B"/>
     <w:multiLevelType w:val="multilevel"/>
     <w:tmpl w:val="42EA8318"/>
@@ -7396,7 +2427,7 @@
       </w:rPr>
     </w:lvl>
   </w:abstractNum>
-  <w:abstractNum w:abstractNumId="12" w15:restartNumberingAfterBreak="0">
+  <w:abstractNum w:abstractNumId="13" w15:restartNumberingAfterBreak="0">
     <w:nsid w:val="2814515C"/>
     <w:multiLevelType w:val="multilevel"/>
     <w:tmpl w:val="1EA05322"/>
@@ -7545,7 +2576,7 @@
       </w:rPr>
     </w:lvl>
   </w:abstractNum>
-  <w:abstractNum w:abstractNumId="13" w15:restartNumberingAfterBreak="0">
+  <w:abstractNum w:abstractNumId="14" w15:restartNumberingAfterBreak="0">
     <w:nsid w:val="2A680A18"/>
     <w:multiLevelType w:val="multilevel"/>
     <w:tmpl w:val="DE7A7430"/>
@@ -7694,7 +2725,7 @@
       </w:rPr>
     </w:lvl>
   </w:abstractNum>
-  <w:abstractNum w:abstractNumId="14" w15:restartNumberingAfterBreak="0">
+  <w:abstractNum w:abstractNumId="15" w15:restartNumberingAfterBreak="0">
     <w:nsid w:val="2C004148"/>
     <w:multiLevelType w:val="multilevel"/>
     <w:tmpl w:val="5B146EC8"/>
@@ -7843,7 +2874,7 @@
       </w:rPr>
     </w:lvl>
   </w:abstractNum>
-  <w:abstractNum w:abstractNumId="15" w15:restartNumberingAfterBreak="0">
+  <w:abstractNum w:abstractNumId="16" w15:restartNumberingAfterBreak="0">
     <w:nsid w:val="33FF0C93"/>
     <w:multiLevelType w:val="multilevel"/>
     <w:tmpl w:val="1A56C44C"/>
@@ -7992,7 +3023,7 @@
       </w:rPr>
     </w:lvl>
   </w:abstractNum>
-  <w:abstractNum w:abstractNumId="16" w15:restartNumberingAfterBreak="0">
+  <w:abstractNum w:abstractNumId="17" w15:restartNumberingAfterBreak="0">
     <w:nsid w:val="3676074C"/>
     <w:multiLevelType w:val="multilevel"/>
     <w:tmpl w:val="4A8415D2"/>
@@ -8141,7 +3172,7 @@
       </w:rPr>
     </w:lvl>
   </w:abstractNum>
-  <w:abstractNum w:abstractNumId="17" w15:restartNumberingAfterBreak="0">
+  <w:abstractNum w:abstractNumId="18" w15:restartNumberingAfterBreak="0">
     <w:nsid w:val="38AD15F8"/>
     <w:multiLevelType w:val="multilevel"/>
     <w:tmpl w:val="ECF87E0A"/>
@@ -8290,7 +3321,7 @@
       </w:rPr>
     </w:lvl>
   </w:abstractNum>
-  <w:abstractNum w:abstractNumId="18" w15:restartNumberingAfterBreak="0">
+  <w:abstractNum w:abstractNumId="19" w15:restartNumberingAfterBreak="0">
     <w:nsid w:val="39077F14"/>
     <w:multiLevelType w:val="multilevel"/>
     <w:tmpl w:val="DB46A0AC"/>
@@ -8439,7 +3470,7 @@
       </w:rPr>
     </w:lvl>
   </w:abstractNum>
-  <w:abstractNum w:abstractNumId="19" w15:restartNumberingAfterBreak="0">
+  <w:abstractNum w:abstractNumId="20" w15:restartNumberingAfterBreak="0">
     <w:nsid w:val="4071623E"/>
     <w:multiLevelType w:val="multilevel"/>
     <w:tmpl w:val="4CF8292A"/>
@@ -8588,7 +3619,7 @@
       </w:rPr>
     </w:lvl>
   </w:abstractNum>
-  <w:abstractNum w:abstractNumId="20" w15:restartNumberingAfterBreak="0">
+  <w:abstractNum w:abstractNumId="21" w15:restartNumberingAfterBreak="0">
     <w:nsid w:val="451D2E6C"/>
     <w:multiLevelType w:val="multilevel"/>
     <w:tmpl w:val="5C14BFA0"/>
@@ -8701,7 +3732,7 @@
       </w:pPr>
     </w:lvl>
   </w:abstractNum>
-  <w:abstractNum w:abstractNumId="21" w15:restartNumberingAfterBreak="0">
+  <w:abstractNum w:abstractNumId="22" w15:restartNumberingAfterBreak="0">
     <w:nsid w:val="47C80ADD"/>
     <w:multiLevelType w:val="multilevel"/>
     <w:tmpl w:val="0758FC58"/>
@@ -8850,7 +3881,7 @@
       </w:rPr>
     </w:lvl>
   </w:abstractNum>
-  <w:abstractNum w:abstractNumId="22" w15:restartNumberingAfterBreak="0">
+  <w:abstractNum w:abstractNumId="23" w15:restartNumberingAfterBreak="0">
     <w:nsid w:val="55015F9E"/>
     <w:multiLevelType w:val="multilevel"/>
     <w:tmpl w:val="132E3566"/>
@@ -8999,7 +4030,7 @@
       </w:rPr>
     </w:lvl>
   </w:abstractNum>
-  <w:abstractNum w:abstractNumId="23" w15:restartNumberingAfterBreak="0">
+  <w:abstractNum w:abstractNumId="24" w15:restartNumberingAfterBreak="0">
     <w:nsid w:val="59D75181"/>
     <w:multiLevelType w:val="multilevel"/>
     <w:tmpl w:val="06A095D4"/>
@@ -9148,7 +4179,7 @@
       </w:rPr>
     </w:lvl>
   </w:abstractNum>
-  <w:abstractNum w:abstractNumId="24" w15:restartNumberingAfterBreak="0">
+  <w:abstractNum w:abstractNumId="25" w15:restartNumberingAfterBreak="0">
     <w:nsid w:val="689C6C11"/>
     <w:multiLevelType w:val="multilevel"/>
     <w:tmpl w:val="4A3651CC"/>
@@ -9297,7 +4328,7 @@
       </w:rPr>
     </w:lvl>
   </w:abstractNum>
-  <w:abstractNum w:abstractNumId="25" w15:restartNumberingAfterBreak="0">
+  <w:abstractNum w:abstractNumId="26" w15:restartNumberingAfterBreak="0">
     <w:nsid w:val="6926198B"/>
     <w:multiLevelType w:val="multilevel"/>
     <w:tmpl w:val="48F65D1E"/>
@@ -9446,7 +4477,7 @@
       </w:rPr>
     </w:lvl>
   </w:abstractNum>
-  <w:abstractNum w:abstractNumId="26" w15:restartNumberingAfterBreak="0">
+  <w:abstractNum w:abstractNumId="27" w15:restartNumberingAfterBreak="0">
     <w:nsid w:val="6D5A6CDA"/>
     <w:multiLevelType w:val="multilevel"/>
     <w:tmpl w:val="76BA38FA"/>
@@ -9595,7 +4626,7 @@
       </w:rPr>
     </w:lvl>
   </w:abstractNum>
-  <w:abstractNum w:abstractNumId="27" w15:restartNumberingAfterBreak="0">
+  <w:abstractNum w:abstractNumId="28" w15:restartNumberingAfterBreak="0">
     <w:nsid w:val="7196687C"/>
     <w:multiLevelType w:val="multilevel"/>
     <w:tmpl w:val="67F6C918"/>
@@ -9744,7 +4775,7 @@
       </w:rPr>
     </w:lvl>
   </w:abstractNum>
-  <w:abstractNum w:abstractNumId="28" w15:restartNumberingAfterBreak="0">
+  <w:abstractNum w:abstractNumId="29" w15:restartNumberingAfterBreak="0">
     <w:nsid w:val="76376388"/>
     <w:multiLevelType w:val="multilevel"/>
     <w:tmpl w:val="5996352C"/>
@@ -9893,7 +4924,7 @@
       </w:rPr>
     </w:lvl>
   </w:abstractNum>
-  <w:abstractNum w:abstractNumId="29" w15:restartNumberingAfterBreak="0">
+  <w:abstractNum w:abstractNumId="30" w15:restartNumberingAfterBreak="0">
     <w:nsid w:val="7C575CDA"/>
     <w:multiLevelType w:val="multilevel"/>
     <w:tmpl w:val="C9C62DE6"/>
@@ -10042,7 +5073,7 @@
       </w:rPr>
     </w:lvl>
   </w:abstractNum>
-  <w:abstractNum w:abstractNumId="30" w15:restartNumberingAfterBreak="0">
+  <w:abstractNum w:abstractNumId="31" w15:restartNumberingAfterBreak="0">
     <w:nsid w:val="7CCA2F1F"/>
     <w:multiLevelType w:val="multilevel"/>
     <w:tmpl w:val="E284A3F6"/>
@@ -10192,97 +5223,103 @@
     </w:lvl>
   </w:abstractNum>
   <w:num w:numId="1" w16cid:durableId="2058428459">
-    <w:abstractNumId w:val="22"/>
+    <w:abstractNumId w:val="23"/>
   </w:num>
   <w:num w:numId="2" w16cid:durableId="1155877602">
+    <w:abstractNumId w:val="20"/>
+  </w:num>
+  <w:num w:numId="3" w16cid:durableId="1692610167">
+    <w:abstractNumId w:val="5"/>
+  </w:num>
+  <w:num w:numId="4" w16cid:durableId="840394674">
     <w:abstractNumId w:val="19"/>
   </w:num>
-  <w:num w:numId="3" w16cid:durableId="1692610167">
-    <w:abstractNumId w:val="4"/>
-  </w:num>
-  <w:num w:numId="4" w16cid:durableId="840394674">
-    <w:abstractNumId w:val="18"/>
-  </w:num>
   <w:num w:numId="5" w16cid:durableId="1921910871">
-    <w:abstractNumId w:val="25"/>
+    <w:abstractNumId w:val="26"/>
   </w:num>
   <w:num w:numId="6" w16cid:durableId="1990593860">
-    <w:abstractNumId w:val="8"/>
+    <w:abstractNumId w:val="9"/>
   </w:num>
   <w:num w:numId="7" w16cid:durableId="588348998">
-    <w:abstractNumId w:val="15"/>
+    <w:abstractNumId w:val="16"/>
   </w:num>
   <w:num w:numId="8" w16cid:durableId="191118490">
     <w:abstractNumId w:val="0"/>
   </w:num>
   <w:num w:numId="9" w16cid:durableId="570895633">
+    <w:abstractNumId w:val="11"/>
+  </w:num>
+  <w:num w:numId="10" w16cid:durableId="1619995357">
     <w:abstractNumId w:val="10"/>
   </w:num>
-  <w:num w:numId="10" w16cid:durableId="1619995357">
-    <w:abstractNumId w:val="9"/>
-  </w:num>
   <w:num w:numId="11" w16cid:durableId="2101560133">
-    <w:abstractNumId w:val="2"/>
+    <w:abstractNumId w:val="3"/>
   </w:num>
   <w:num w:numId="12" w16cid:durableId="373232665">
+    <w:abstractNumId w:val="29"/>
+  </w:num>
+  <w:num w:numId="13" w16cid:durableId="1796636098">
+    <w:abstractNumId w:val="13"/>
+  </w:num>
+  <w:num w:numId="14" w16cid:durableId="756168277">
+    <w:abstractNumId w:val="22"/>
+  </w:num>
+  <w:num w:numId="15" w16cid:durableId="1623488686">
+    <w:abstractNumId w:val="12"/>
+  </w:num>
+  <w:num w:numId="16" w16cid:durableId="194463952">
+    <w:abstractNumId w:val="30"/>
+  </w:num>
+  <w:num w:numId="17" w16cid:durableId="327557510">
+    <w:abstractNumId w:val="8"/>
+  </w:num>
+  <w:num w:numId="18" w16cid:durableId="2022662913">
+    <w:abstractNumId w:val="21"/>
+  </w:num>
+  <w:num w:numId="19" w16cid:durableId="1048410002">
+    <w:abstractNumId w:val="25"/>
+  </w:num>
+  <w:num w:numId="20" w16cid:durableId="225262142">
     <w:abstractNumId w:val="28"/>
   </w:num>
-  <w:num w:numId="13" w16cid:durableId="1796636098">
-    <w:abstractNumId w:val="12"/>
+  <w:num w:numId="21" w16cid:durableId="914973846">
+    <w:abstractNumId w:val="15"/>
   </w:num>
-  <w:num w:numId="14" w16cid:durableId="756168277">
-    <w:abstractNumId w:val="21"/>
+  <w:num w:numId="22" w16cid:durableId="2025744095">
+    <w:abstractNumId w:val="14"/>
   </w:num>
-  <w:num w:numId="15" w16cid:durableId="1623488686">
-    <w:abstractNumId w:val="11"/>
+  <w:num w:numId="23" w16cid:durableId="1889564807">
+    <w:abstractNumId w:val="18"/>
   </w:num>
-  <w:num w:numId="16" w16cid:durableId="194463952">
-    <w:abstractNumId w:val="29"/>
+  <w:num w:numId="24" w16cid:durableId="1760827241">
+    <w:abstractNumId w:val="6"/>
   </w:num>
-  <w:num w:numId="17" w16cid:durableId="327557510">
-    <w:abstractNumId w:val="7"/>
-  </w:num>
-  <w:num w:numId="18" w16cid:durableId="2022662913">
-    <w:abstractNumId w:val="20"/>
-  </w:num>
-  <w:num w:numId="19" w16cid:durableId="1048410002">
+  <w:num w:numId="25" w16cid:durableId="849182288">
     <w:abstractNumId w:val="24"/>
   </w:num>
-  <w:num w:numId="20" w16cid:durableId="225262142">
-    <w:abstractNumId w:val="27"/>
-  </w:num>
-  <w:num w:numId="21" w16cid:durableId="914973846">
-    <w:abstractNumId w:val="14"/>
-  </w:num>
-  <w:num w:numId="22" w16cid:durableId="2025744095">
-    <w:abstractNumId w:val="13"/>
-  </w:num>
-  <w:num w:numId="23" w16cid:durableId="1889564807">
-    <w:abstractNumId w:val="17"/>
-  </w:num>
-  <w:num w:numId="24" w16cid:durableId="1760827241">
-    <w:abstractNumId w:val="5"/>
-  </w:num>
-  <w:num w:numId="25" w16cid:durableId="849182288">
-    <w:abstractNumId w:val="23"/>
-  </w:num>
   <w:num w:numId="26" w16cid:durableId="1508011915">
-    <w:abstractNumId w:val="3"/>
+    <w:abstractNumId w:val="4"/>
   </w:num>
   <w:num w:numId="27" w16cid:durableId="1462386677">
     <w:abstractNumId w:val="1"/>
   </w:num>
   <w:num w:numId="28" w16cid:durableId="556475298">
-    <w:abstractNumId w:val="26"/>
+    <w:abstractNumId w:val="27"/>
   </w:num>
   <w:num w:numId="29" w16cid:durableId="744111635">
-    <w:abstractNumId w:val="16"/>
+    <w:abstractNumId w:val="17"/>
   </w:num>
   <w:num w:numId="30" w16cid:durableId="430710114">
-    <w:abstractNumId w:val="6"/>
+    <w:abstractNumId w:val="7"/>
   </w:num>
   <w:num w:numId="31" w16cid:durableId="1419715087">
-    <w:abstractNumId w:val="30"/>
+    <w:abstractNumId w:val="31"/>
+  </w:num>
+  <w:num w:numId="32" w16cid:durableId="787823552">
+    <w:abstractNumId w:val="2"/>
+    <w:lvlOverride w:ilvl="0">
+      <w:startOverride w:val="1"/>
+    </w:lvlOverride>
   </w:num>
 </w:numbering>
 </file>
@@ -10890,7 +5927,6 @@
   <w:style w:type="character" w:default="1" w:styleId="DefaultParagraphFont">
     <w:name w:val="Default Paragraph Font"/>
     <w:uiPriority w:val="1"/>
-    <w:semiHidden/>
     <w:unhideWhenUsed/>
   </w:style>
   <w:style w:type="table" w:default="1" w:styleId="TableNormal">
